--- a/EOI Intake Process_Business_Requiments.docx
+++ b/EOI Intake Process_Business_Requiments.docx
@@ -5,6 +5,7 @@
     <w:p>
       <w:pPr>
         <w:pStyle w:val="Normal"/>
+        <w:jc w:val="center"/>
       </w:pPr>
       <w:r>
         <w:rPr>
@@ -12,12 +13,27 @@
           <w:b w:val="1"/>
           <w:bCs w:val="1"/>
           <w:noProof w:val="0"/>
-          <w:sz w:val="24"/>
-          <w:szCs w:val="24"/>
+          <w:sz w:val="28"/>
+          <w:szCs w:val="28"/>
           <w:lang w:val="en-US"/>
         </w:rPr>
         <w:t>Business Reequipments and Analysis.</w:t>
       </w:r>
+    </w:p>
+    <w:p>
+      <w:pPr>
+        <w:pStyle w:val="Normal"/>
+        <w:jc w:val="center"/>
+        <w:rPr>
+          <w:rFonts w:ascii="Aptos" w:hAnsi="Aptos" w:eastAsia="Aptos" w:cs="Aptos"/>
+          <w:b w:val="1"/>
+          <w:bCs w:val="1"/>
+          <w:noProof w:val="0"/>
+          <w:sz w:val="28"/>
+          <w:szCs w:val="28"/>
+          <w:lang w:val="en-US"/>
+        </w:rPr>
+      </w:pPr>
     </w:p>
     <w:p>
       <w:pPr>
@@ -420,6 +436,18 @@
         </w:rPr>
         <w:t>Target Audience</w:t>
       </w:r>
+      <w:r>
+        <w:rPr>
+          <w:rFonts w:ascii="Aptos" w:hAnsi="Aptos" w:eastAsia="Aptos" w:cs="Aptos"/>
+          <w:b w:val="1"/>
+          <w:bCs w:val="1"/>
+          <w:noProof w:val="0"/>
+          <w:sz w:val="24"/>
+          <w:szCs w:val="24"/>
+          <w:lang w:val="en-US"/>
+        </w:rPr>
+        <w:t>:</w:t>
+      </w:r>
     </w:p>
     <w:p>
       <w:pPr>
@@ -880,20 +908,6 @@
         </w:rPr>
         <w:t xml:space="preserve"> issue. For high-risk products (critical illness, certain supplemental coverages), UHC must verify health status before approving the application.</w:t>
       </w:r>
-    </w:p>
-    <w:p>
-      <w:pPr>
-        <w:pStyle w:val="Normal"/>
-        <w:rPr>
-          <w:rFonts w:ascii="Aptos" w:hAnsi="Aptos" w:eastAsia="Aptos" w:cs="Aptos"/>
-          <w:b w:val="0"/>
-          <w:bCs w:val="0"/>
-          <w:noProof w:val="0"/>
-          <w:sz w:val="24"/>
-          <w:szCs w:val="24"/>
-          <w:lang w:val="en-US"/>
-        </w:rPr>
-      </w:pPr>
     </w:p>
     <w:p>
       <w:pPr>
@@ -1361,8 +1375,8 @@
           <mc:Choice xmlns:mc="http://schemas.openxmlformats.org/markup-compatibility/2006" Requires="wpg">
             <w:drawing xmlns:w="http://schemas.openxmlformats.org/wordprocessingml/2006/main">
               <wp:inline xmlns:wp14="http://schemas.microsoft.com/office/word/2010/wordprocessingDrawing" xmlns:wp="http://schemas.openxmlformats.org/drawingml/2006/wordprocessingDrawing" wp14:anchorId="489AA7DC" wp14:editId="0B6786B8">
-                <wp:extent xmlns:wp="http://schemas.openxmlformats.org/drawingml/2006/wordprocessingDrawing" cx="3771900" cy="2356487"/>
-                <wp:effectExtent xmlns:wp="http://schemas.openxmlformats.org/drawingml/2006/wordprocessingDrawing" l="0" t="0" r="19050" b="24765"/>
+                <wp:extent cx="3771900" cy="2092325"/>
+                <wp:effectExtent l="0" t="0" r="19050" b="22225"/>
                 <wp:docPr xmlns:wp="http://schemas.openxmlformats.org/drawingml/2006/wordprocessingDrawing" id="1411472524" name="drawing"/>
                 <wp:cNvGraphicFramePr xmlns:wp="http://schemas.openxmlformats.org/drawingml/2006/wordprocessingDrawing">
                   <a:graphicFrameLocks xmlns:a="http://schemas.openxmlformats.org/drawingml/2006/main"/>
@@ -1370,11 +1384,13 @@
                 <a:graphic xmlns:a="http://schemas.openxmlformats.org/drawingml/2006/main">
                   <a:graphicData uri="http://schemas.microsoft.com/office/word/2010/wordprocessingGroup">
                     <wpg:wgp xmlns:wpg="http://schemas.microsoft.com/office/word/2010/wordprocessingGroup">
-                      <wpg:cNvGrpSpPr/>
+                      <wpg:cNvGrpSpPr>
+                        <a:grpSpLocks/>
+                      </wpg:cNvGrpSpPr>
                       <wpg:grpSpPr>
                         <a:xfrm>
                           <a:off x="0" y="0"/>
-                          <a:ext cx="3771900" cy="2356487"/>
+                          <a:ext cx="3771900" cy="2092325"/>
                           <a:chOff x="0" y="0"/>
                           <a:chExt cx="3771900" cy="2356487"/>
                         </a:xfrm>
@@ -1414,7 +1430,7 @@
                           </a:fontRef>
                         </wps:style>
                         <wps:txbx>
-                          <w:txbxContent xmlns:w="http://schemas.openxmlformats.org/wordprocessingml/2006/main">
+                          <w:txbxContent>
                             <w:p>
                               <w:pPr>
                                 <w:spacing w:line="276" w:lineRule="auto"/>
@@ -1458,7 +1474,7 @@
                           </a:ln>
                         </wps:spPr>
                         <wps:txbx>
-                          <w:txbxContent xmlns:w="http://schemas.openxmlformats.org/wordprocessingml/2006/main">
+                          <w:txbxContent>
                             <w:p>
                               <w:pPr>
                                 <w:spacing w:line="276" w:lineRule="auto"/>
@@ -1502,7 +1518,7 @@
                           </a:ln>
                         </wps:spPr>
                         <wps:txbx>
-                          <w:txbxContent xmlns:w="http://schemas.openxmlformats.org/wordprocessingml/2006/main">
+                          <w:txbxContent>
                             <w:p>
                               <w:pPr>
                                 <w:spacing w:line="276" w:lineRule="auto"/>
@@ -1546,7 +1562,7 @@
                           </a:ln>
                         </wps:spPr>
                         <wps:txbx>
-                          <w:txbxContent xmlns:w="http://schemas.openxmlformats.org/wordprocessingml/2006/main">
+                          <w:txbxContent>
                             <w:p>
                               <w:pPr>
                                 <w:spacing w:line="276" w:lineRule="auto"/>
@@ -1668,28 +1684,9 @@
               </wp:inline>
             </w:drawing>
           </mc:Choice>
-          <mc:Fallback xmlns:mc="http://schemas.openxmlformats.org/markup-compatibility/2006"/>
+          <mc:Fallback xmlns:a="http://schemas.openxmlformats.org/drawingml/2006/main"/>
         </mc:AlternateContent>
       </w:r>
-    </w:p>
-    <w:p>
-      <w:pPr>
-        <w:pStyle w:val="Normal"/>
-        <w:suppressLineNumbers w:val="0"/>
-        <w:bidi w:val="0"/>
-        <w:spacing w:before="0" w:beforeAutospacing="off" w:after="160" w:afterAutospacing="off" w:line="279" w:lineRule="auto"/>
-        <w:ind w:left="0" w:right="0"/>
-        <w:jc w:val="left"/>
-        <w:rPr>
-          <w:rFonts w:ascii="Aptos" w:hAnsi="Aptos" w:eastAsia="Aptos" w:cs="Aptos"/>
-          <w:b w:val="0"/>
-          <w:bCs w:val="0"/>
-          <w:noProof w:val="0"/>
-          <w:sz w:val="24"/>
-          <w:szCs w:val="24"/>
-          <w:lang w:val="en-US"/>
-        </w:rPr>
-      </w:pPr>
     </w:p>
     <w:p>
       <w:pPr>
@@ -1947,24 +1944,6 @@
     </w:p>
     <w:p>
       <w:pPr>
-        <w:pStyle w:val="ListParagraph"/>
-        <w:bidi w:val="0"/>
-        <w:spacing w:before="0" w:beforeAutospacing="off" w:after="160" w:afterAutospacing="off" w:line="279" w:lineRule="auto"/>
-        <w:ind w:left="720" w:right="0"/>
-        <w:jc w:val="left"/>
-        <w:rPr>
-          <w:rFonts w:ascii="Aptos" w:hAnsi="Aptos" w:eastAsia="Aptos" w:cs="Aptos"/>
-          <w:b w:val="0"/>
-          <w:bCs w:val="0"/>
-          <w:noProof w:val="0"/>
-          <w:sz w:val="24"/>
-          <w:szCs w:val="24"/>
-          <w:lang w:val="en-US"/>
-        </w:rPr>
-      </w:pPr>
-    </w:p>
-    <w:p>
-      <w:pPr>
         <w:pStyle w:val="Normal"/>
         <w:spacing w:before="0" w:beforeAutospacing="off" w:after="160" w:afterAutospacing="off" w:line="279" w:lineRule="auto"/>
         <w:ind w:right="0"/>
@@ -2001,6 +1980,983 @@
           <w:lang w:val="en-US"/>
         </w:rPr>
         <w:t>: Mailed, faxed, or emailed as PDF/image attachments</w:t>
+      </w:r>
+    </w:p>
+    <w:p>
+      <w:pPr>
+        <w:pStyle w:val="Heading2"/>
+        <w:bidi w:val="0"/>
+        <w:spacing w:before="0" w:beforeAutospacing="off" w:after="160" w:afterAutospacing="off" w:line="279" w:lineRule="auto"/>
+        <w:ind w:right="0"/>
+        <w:jc w:val="left"/>
+        <w:rPr>
+          <w:rFonts w:ascii="Segoe UI" w:hAnsi="Segoe UI" w:eastAsia="Segoe UI" w:cs="Segoe UI"/>
+          <w:b w:val="0"/>
+          <w:bCs w:val="0"/>
+          <w:i w:val="0"/>
+          <w:iCs w:val="0"/>
+          <w:caps w:val="0"/>
+          <w:smallCaps w:val="0"/>
+          <w:noProof w:val="0"/>
+          <w:color w:val="auto"/>
+          <w:sz w:val="27"/>
+          <w:szCs w:val="27"/>
+          <w:highlight w:val="yellow"/>
+          <w:lang w:val="en-US"/>
+        </w:rPr>
+      </w:pPr>
+      <w:r>
+        <w:rPr>
+          <w:rFonts w:ascii="Segoe UI" w:hAnsi="Segoe UI" w:eastAsia="Segoe UI" w:cs="Segoe UI"/>
+          <w:b w:val="0"/>
+          <w:bCs w:val="0"/>
+          <w:i w:val="0"/>
+          <w:iCs w:val="0"/>
+          <w:caps w:val="0"/>
+          <w:smallCaps w:val="0"/>
+          <w:noProof w:val="0"/>
+          <w:color w:val="auto"/>
+          <w:sz w:val="30"/>
+          <w:szCs w:val="30"/>
+          <w:lang w:val="en-US"/>
+        </w:rPr>
+        <w:t>What Data is Collected During EOI Intake?</w:t>
+      </w:r>
+      <w:r>
+        <w:br/>
+      </w:r>
+      <w:r>
+        <w:rPr>
+          <w:rFonts w:ascii="Segoe UI" w:hAnsi="Segoe UI" w:eastAsia="Segoe UI" w:cs="Segoe UI"/>
+          <w:b w:val="1"/>
+          <w:bCs w:val="1"/>
+          <w:i w:val="0"/>
+          <w:iCs w:val="0"/>
+          <w:caps w:val="0"/>
+          <w:smallCaps w:val="0"/>
+          <w:noProof w:val="0"/>
+          <w:color w:val="auto"/>
+          <w:sz w:val="27"/>
+          <w:szCs w:val="27"/>
+          <w:lang w:val="en-US"/>
+        </w:rPr>
+        <w:t>Applicant Information</w:t>
+      </w:r>
+    </w:p>
+    <w:p>
+      <w:pPr>
+        <w:pStyle w:val="ListParagraph"/>
+        <w:numPr>
+          <w:ilvl w:val="0"/>
+          <w:numId w:val="18"/>
+        </w:numPr>
+        <w:shd w:val="clear" w:color="auto" w:fill="FFFFFF" w:themeFill="background1"/>
+        <w:bidi w:val="0"/>
+        <w:spacing w:before="0" w:beforeAutospacing="off" w:after="0" w:afterAutospacing="off" w:line="390" w:lineRule="auto"/>
+        <w:jc w:val="left"/>
+        <w:rPr>
+          <w:rFonts w:ascii="Segoe UI" w:hAnsi="Segoe UI" w:eastAsia="Segoe UI" w:cs="Segoe UI"/>
+          <w:b w:val="0"/>
+          <w:bCs w:val="0"/>
+          <w:i w:val="0"/>
+          <w:iCs w:val="0"/>
+          <w:caps w:val="0"/>
+          <w:smallCaps w:val="0"/>
+          <w:noProof w:val="0"/>
+          <w:sz w:val="24"/>
+          <w:szCs w:val="24"/>
+          <w:lang w:val="en-US"/>
+        </w:rPr>
+      </w:pPr>
+      <w:r>
+        <w:rPr>
+          <w:rFonts w:ascii="Segoe UI" w:hAnsi="Segoe UI" w:eastAsia="Segoe UI" w:cs="Segoe UI"/>
+          <w:b w:val="0"/>
+          <w:bCs w:val="0"/>
+          <w:i w:val="0"/>
+          <w:iCs w:val="0"/>
+          <w:caps w:val="0"/>
+          <w:smallCaps w:val="0"/>
+          <w:noProof w:val="0"/>
+          <w:sz w:val="24"/>
+          <w:szCs w:val="24"/>
+          <w:lang w:val="en-US"/>
+        </w:rPr>
+        <w:t>Group/Employer number</w:t>
+      </w:r>
+    </w:p>
+    <w:p>
+      <w:pPr>
+        <w:pStyle w:val="ListParagraph"/>
+        <w:numPr>
+          <w:ilvl w:val="0"/>
+          <w:numId w:val="18"/>
+        </w:numPr>
+        <w:shd w:val="clear" w:color="auto" w:fill="FFFFFF" w:themeFill="background1"/>
+        <w:bidi w:val="0"/>
+        <w:spacing w:before="0" w:beforeAutospacing="off" w:after="0" w:afterAutospacing="off" w:line="390" w:lineRule="auto"/>
+        <w:jc w:val="left"/>
+        <w:rPr>
+          <w:rFonts w:ascii="Segoe UI" w:hAnsi="Segoe UI" w:eastAsia="Segoe UI" w:cs="Segoe UI"/>
+          <w:b w:val="0"/>
+          <w:bCs w:val="0"/>
+          <w:i w:val="0"/>
+          <w:iCs w:val="0"/>
+          <w:caps w:val="0"/>
+          <w:smallCaps w:val="0"/>
+          <w:noProof w:val="0"/>
+          <w:sz w:val="24"/>
+          <w:szCs w:val="24"/>
+          <w:lang w:val="en-US"/>
+        </w:rPr>
+      </w:pPr>
+      <w:r>
+        <w:rPr>
+          <w:rFonts w:ascii="Segoe UI" w:hAnsi="Segoe UI" w:eastAsia="Segoe UI" w:cs="Segoe UI"/>
+          <w:b w:val="0"/>
+          <w:bCs w:val="0"/>
+          <w:i w:val="0"/>
+          <w:iCs w:val="0"/>
+          <w:caps w:val="0"/>
+          <w:smallCaps w:val="0"/>
+          <w:noProof w:val="0"/>
+          <w:sz w:val="24"/>
+          <w:szCs w:val="24"/>
+          <w:lang w:val="en-US"/>
+        </w:rPr>
+        <w:t>Employee SSN, DOB, height, weight</w:t>
+      </w:r>
+    </w:p>
+    <w:p>
+      <w:pPr>
+        <w:pStyle w:val="ListParagraph"/>
+        <w:numPr>
+          <w:ilvl w:val="0"/>
+          <w:numId w:val="18"/>
+        </w:numPr>
+        <w:shd w:val="clear" w:color="auto" w:fill="FFFFFF" w:themeFill="background1"/>
+        <w:bidi w:val="0"/>
+        <w:spacing w:before="0" w:beforeAutospacing="off" w:after="0" w:afterAutospacing="off" w:line="390" w:lineRule="auto"/>
+        <w:jc w:val="left"/>
+        <w:rPr>
+          <w:rFonts w:ascii="Segoe UI" w:hAnsi="Segoe UI" w:eastAsia="Segoe UI" w:cs="Segoe UI"/>
+          <w:b w:val="0"/>
+          <w:bCs w:val="0"/>
+          <w:i w:val="0"/>
+          <w:iCs w:val="0"/>
+          <w:caps w:val="0"/>
+          <w:smallCaps w:val="0"/>
+          <w:noProof w:val="0"/>
+          <w:sz w:val="24"/>
+          <w:szCs w:val="24"/>
+          <w:lang w:val="en-US"/>
+        </w:rPr>
+      </w:pPr>
+      <w:r>
+        <w:rPr>
+          <w:rFonts w:ascii="Segoe UI" w:hAnsi="Segoe UI" w:eastAsia="Segoe UI" w:cs="Segoe UI"/>
+          <w:b w:val="0"/>
+          <w:bCs w:val="0"/>
+          <w:i w:val="0"/>
+          <w:iCs w:val="0"/>
+          <w:caps w:val="0"/>
+          <w:smallCaps w:val="0"/>
+          <w:noProof w:val="0"/>
+          <w:sz w:val="24"/>
+          <w:szCs w:val="24"/>
+          <w:lang w:val="en-US"/>
+        </w:rPr>
+        <w:t>Contact details</w:t>
+      </w:r>
+    </w:p>
+    <w:p>
+      <w:pPr>
+        <w:pStyle w:val="ListParagraph"/>
+        <w:numPr>
+          <w:ilvl w:val="0"/>
+          <w:numId w:val="18"/>
+        </w:numPr>
+        <w:shd w:val="clear" w:color="auto" w:fill="FFFFFF" w:themeFill="background1"/>
+        <w:bidi w:val="0"/>
+        <w:spacing w:before="0" w:beforeAutospacing="off" w:after="0" w:afterAutospacing="off" w:line="390" w:lineRule="auto"/>
+        <w:jc w:val="left"/>
+        <w:rPr>
+          <w:rFonts w:ascii="Segoe UI" w:hAnsi="Segoe UI" w:eastAsia="Segoe UI" w:cs="Segoe UI"/>
+          <w:b w:val="0"/>
+          <w:bCs w:val="0"/>
+          <w:i w:val="0"/>
+          <w:iCs w:val="0"/>
+          <w:caps w:val="0"/>
+          <w:smallCaps w:val="0"/>
+          <w:noProof w:val="0"/>
+          <w:sz w:val="24"/>
+          <w:szCs w:val="24"/>
+          <w:lang w:val="en-US"/>
+        </w:rPr>
+      </w:pPr>
+      <w:r>
+        <w:rPr>
+          <w:rFonts w:ascii="Segoe UI" w:hAnsi="Segoe UI" w:eastAsia="Segoe UI" w:cs="Segoe UI"/>
+          <w:b w:val="0"/>
+          <w:bCs w:val="0"/>
+          <w:i w:val="0"/>
+          <w:iCs w:val="0"/>
+          <w:caps w:val="0"/>
+          <w:smallCaps w:val="0"/>
+          <w:noProof w:val="0"/>
+          <w:sz w:val="24"/>
+          <w:szCs w:val="24"/>
+          <w:lang w:val="en-US"/>
+        </w:rPr>
+        <w:t>Date of hire</w:t>
+      </w:r>
+    </w:p>
+    <w:p>
+      <w:pPr>
+        <w:pStyle w:val="ListParagraph"/>
+        <w:numPr>
+          <w:ilvl w:val="0"/>
+          <w:numId w:val="18"/>
+        </w:numPr>
+        <w:shd w:val="clear" w:color="auto" w:fill="FFFFFF" w:themeFill="background1"/>
+        <w:bidi w:val="0"/>
+        <w:spacing w:before="0" w:beforeAutospacing="off" w:after="0" w:afterAutospacing="off" w:line="390" w:lineRule="auto"/>
+        <w:jc w:val="left"/>
+        <w:rPr>
+          <w:rFonts w:ascii="Segoe UI" w:hAnsi="Segoe UI" w:eastAsia="Segoe UI" w:cs="Segoe UI"/>
+          <w:b w:val="0"/>
+          <w:bCs w:val="0"/>
+          <w:i w:val="0"/>
+          <w:iCs w:val="0"/>
+          <w:caps w:val="0"/>
+          <w:smallCaps w:val="0"/>
+          <w:noProof w:val="0"/>
+          <w:sz w:val="24"/>
+          <w:szCs w:val="24"/>
+          <w:lang w:val="en-US"/>
+        </w:rPr>
+      </w:pPr>
+      <w:r>
+        <w:rPr>
+          <w:rFonts w:ascii="Segoe UI" w:hAnsi="Segoe UI" w:eastAsia="Segoe UI" w:cs="Segoe UI"/>
+          <w:b w:val="0"/>
+          <w:bCs w:val="0"/>
+          <w:i w:val="0"/>
+          <w:iCs w:val="0"/>
+          <w:caps w:val="0"/>
+          <w:smallCaps w:val="0"/>
+          <w:noProof w:val="0"/>
+          <w:sz w:val="24"/>
+          <w:szCs w:val="24"/>
+          <w:lang w:val="en-US"/>
+        </w:rPr>
+        <w:t>Current coverage details</w:t>
+      </w:r>
+    </w:p>
+    <w:p>
+      <w:pPr>
+        <w:pStyle w:val="ListParagraph"/>
+        <w:numPr>
+          <w:ilvl w:val="0"/>
+          <w:numId w:val="18"/>
+        </w:numPr>
+        <w:shd w:val="clear" w:color="auto" w:fill="FFFFFF" w:themeFill="background1"/>
+        <w:bidi w:val="0"/>
+        <w:spacing w:before="0" w:beforeAutospacing="off" w:after="0" w:afterAutospacing="off" w:line="390" w:lineRule="auto"/>
+        <w:jc w:val="left"/>
+        <w:rPr>
+          <w:rFonts w:ascii="Segoe UI" w:hAnsi="Segoe UI" w:eastAsia="Segoe UI" w:cs="Segoe UI"/>
+          <w:b w:val="0"/>
+          <w:bCs w:val="0"/>
+          <w:i w:val="0"/>
+          <w:iCs w:val="0"/>
+          <w:caps w:val="0"/>
+          <w:smallCaps w:val="0"/>
+          <w:noProof w:val="0"/>
+          <w:sz w:val="24"/>
+          <w:szCs w:val="24"/>
+          <w:lang w:val="en-US"/>
+        </w:rPr>
+      </w:pPr>
+      <w:r>
+        <w:rPr>
+          <w:rFonts w:ascii="Segoe UI" w:hAnsi="Segoe UI" w:eastAsia="Segoe UI" w:cs="Segoe UI"/>
+          <w:b w:val="0"/>
+          <w:bCs w:val="0"/>
+          <w:i w:val="0"/>
+          <w:iCs w:val="0"/>
+          <w:caps w:val="0"/>
+          <w:smallCaps w:val="0"/>
+          <w:noProof w:val="0"/>
+          <w:sz w:val="24"/>
+          <w:szCs w:val="24"/>
+          <w:lang w:val="en-US"/>
+        </w:rPr>
+        <w:t>Requested new coverage amount</w:t>
+      </w:r>
+    </w:p>
+    <w:p>
+      <w:pPr>
+        <w:pStyle w:val="Heading3"/>
+        <w:shd w:val="clear" w:color="auto" w:fill="FFFFFF" w:themeFill="background1"/>
+        <w:bidi w:val="0"/>
+        <w:spacing w:before="360" w:beforeAutospacing="off" w:after="240" w:afterAutospacing="off" w:line="420" w:lineRule="auto"/>
+        <w:jc w:val="left"/>
+      </w:pPr>
+      <w:r>
+        <w:rPr>
+          <w:rFonts w:ascii="Segoe UI" w:hAnsi="Segoe UI" w:eastAsia="Segoe UI" w:cs="Segoe UI"/>
+          <w:b w:val="1"/>
+          <w:bCs w:val="1"/>
+          <w:i w:val="0"/>
+          <w:iCs w:val="0"/>
+          <w:caps w:val="0"/>
+          <w:smallCaps w:val="0"/>
+          <w:noProof w:val="0"/>
+          <w:color w:val="auto"/>
+          <w:sz w:val="28"/>
+          <w:szCs w:val="28"/>
+          <w:lang w:val="en-US"/>
+        </w:rPr>
+        <w:t>Medical History Statement (MHS)</w:t>
+      </w:r>
+      <w:r>
+        <w:br/>
+      </w:r>
+      <w:r>
+        <w:rPr>
+          <w:rFonts w:ascii="Segoe UI" w:hAnsi="Segoe UI" w:eastAsia="Segoe UI" w:cs="Segoe UI"/>
+          <w:b w:val="0"/>
+          <w:bCs w:val="0"/>
+          <w:i w:val="0"/>
+          <w:iCs w:val="0"/>
+          <w:caps w:val="0"/>
+          <w:smallCaps w:val="0"/>
+          <w:noProof w:val="0"/>
+          <w:color w:val="auto"/>
+          <w:sz w:val="24"/>
+          <w:szCs w:val="24"/>
+          <w:lang w:val="en-US"/>
+        </w:rPr>
+        <w:t xml:space="preserve">The EOI form is </w:t>
+      </w:r>
+      <w:r>
+        <w:rPr>
+          <w:rFonts w:ascii="Segoe UI" w:hAnsi="Segoe UI" w:eastAsia="Segoe UI" w:cs="Segoe UI"/>
+          <w:b w:val="0"/>
+          <w:bCs w:val="0"/>
+          <w:i w:val="0"/>
+          <w:iCs w:val="0"/>
+          <w:caps w:val="0"/>
+          <w:smallCaps w:val="0"/>
+          <w:noProof w:val="0"/>
+          <w:color w:val="auto"/>
+          <w:sz w:val="24"/>
+          <w:szCs w:val="24"/>
+          <w:lang w:val="en-US"/>
+        </w:rPr>
+        <w:t>essentially a</w:t>
+      </w:r>
+      <w:r>
+        <w:rPr>
+          <w:rFonts w:ascii="Segoe UI" w:hAnsi="Segoe UI" w:eastAsia="Segoe UI" w:cs="Segoe UI"/>
+          <w:b w:val="0"/>
+          <w:bCs w:val="0"/>
+          <w:i w:val="0"/>
+          <w:iCs w:val="0"/>
+          <w:caps w:val="0"/>
+          <w:smallCaps w:val="0"/>
+          <w:noProof w:val="0"/>
+          <w:color w:val="auto"/>
+          <w:sz w:val="24"/>
+          <w:szCs w:val="24"/>
+          <w:lang w:val="en-US"/>
+        </w:rPr>
+        <w:t xml:space="preserve"> </w:t>
+      </w:r>
+      <w:r>
+        <w:rPr>
+          <w:rFonts w:ascii="Segoe UI" w:hAnsi="Segoe UI" w:eastAsia="Segoe UI" w:cs="Segoe UI"/>
+          <w:b w:val="0"/>
+          <w:bCs w:val="0"/>
+          <w:i w:val="0"/>
+          <w:iCs w:val="0"/>
+          <w:caps w:val="0"/>
+          <w:smallCaps w:val="0"/>
+          <w:noProof w:val="0"/>
+          <w:color w:val="auto"/>
+          <w:sz w:val="24"/>
+          <w:szCs w:val="24"/>
+          <w:lang w:val="en-US"/>
+        </w:rPr>
+        <w:t>health questionnaire</w:t>
+      </w:r>
+      <w:r>
+        <w:rPr>
+          <w:rFonts w:ascii="Segoe UI" w:hAnsi="Segoe UI" w:eastAsia="Segoe UI" w:cs="Segoe UI"/>
+          <w:b w:val="0"/>
+          <w:bCs w:val="0"/>
+          <w:i w:val="0"/>
+          <w:iCs w:val="0"/>
+          <w:caps w:val="0"/>
+          <w:smallCaps w:val="0"/>
+          <w:noProof w:val="0"/>
+          <w:color w:val="auto"/>
+          <w:sz w:val="24"/>
+          <w:szCs w:val="24"/>
+          <w:lang w:val="en-US"/>
+        </w:rPr>
+        <w:t xml:space="preserve"> that asks: </w:t>
+      </w:r>
+    </w:p>
+    <w:p>
+      <w:pPr>
+        <w:shd w:val="clear" w:color="auto" w:fill="FFFFFF" w:themeFill="background1"/>
+        <w:bidi w:val="0"/>
+        <w:spacing w:before="0" w:beforeAutospacing="off" w:after="240" w:afterAutospacing="off" w:line="390" w:lineRule="auto"/>
+        <w:jc w:val="left"/>
+      </w:pPr>
+      <w:r>
+        <w:rPr>
+          <w:rFonts w:ascii="Segoe UI" w:hAnsi="Segoe UI" w:eastAsia="Segoe UI" w:cs="Segoe UI"/>
+          <w:b w:val="1"/>
+          <w:bCs w:val="1"/>
+          <w:i w:val="0"/>
+          <w:iCs w:val="0"/>
+          <w:caps w:val="0"/>
+          <w:smallCaps w:val="0"/>
+          <w:noProof w:val="0"/>
+          <w:sz w:val="24"/>
+          <w:szCs w:val="24"/>
+          <w:lang w:val="en-US"/>
+        </w:rPr>
+        <w:t>Initial Screening Questions</w:t>
+      </w:r>
+      <w:r>
+        <w:rPr>
+          <w:rFonts w:ascii="Segoe UI" w:hAnsi="Segoe UI" w:eastAsia="Segoe UI" w:cs="Segoe UI"/>
+          <w:b w:val="0"/>
+          <w:bCs w:val="0"/>
+          <w:i w:val="0"/>
+          <w:iCs w:val="0"/>
+          <w:caps w:val="0"/>
+          <w:smallCaps w:val="0"/>
+          <w:noProof w:val="0"/>
+          <w:sz w:val="24"/>
+          <w:szCs w:val="24"/>
+          <w:lang w:val="en-US"/>
+        </w:rPr>
+        <w:t xml:space="preserve"> (typically 3 core questions):</w:t>
+      </w:r>
+    </w:p>
+    <w:p>
+      <w:pPr>
+        <w:pStyle w:val="ListParagraph"/>
+        <w:numPr>
+          <w:ilvl w:val="0"/>
+          <w:numId w:val="19"/>
+        </w:numPr>
+        <w:shd w:val="clear" w:color="auto" w:fill="FFFFFF" w:themeFill="background1"/>
+        <w:bidi w:val="0"/>
+        <w:spacing w:before="0" w:beforeAutospacing="off" w:after="0" w:afterAutospacing="off" w:line="390" w:lineRule="auto"/>
+        <w:jc w:val="left"/>
+        <w:rPr>
+          <w:rFonts w:ascii="Segoe UI" w:hAnsi="Segoe UI" w:eastAsia="Segoe UI" w:cs="Segoe UI"/>
+          <w:b w:val="0"/>
+          <w:bCs w:val="0"/>
+          <w:i w:val="0"/>
+          <w:iCs w:val="0"/>
+          <w:caps w:val="0"/>
+          <w:smallCaps w:val="0"/>
+          <w:noProof w:val="0"/>
+          <w:sz w:val="24"/>
+          <w:szCs w:val="24"/>
+          <w:lang w:val="en-US"/>
+        </w:rPr>
+      </w:pPr>
+      <w:r>
+        <w:rPr>
+          <w:rFonts w:ascii="Segoe UI" w:hAnsi="Segoe UI" w:eastAsia="Segoe UI" w:cs="Segoe UI"/>
+          <w:b w:val="1"/>
+          <w:bCs w:val="1"/>
+          <w:i w:val="0"/>
+          <w:iCs w:val="0"/>
+          <w:caps w:val="0"/>
+          <w:smallCaps w:val="0"/>
+          <w:noProof w:val="0"/>
+          <w:sz w:val="24"/>
+          <w:szCs w:val="24"/>
+          <w:lang w:val="en-US"/>
+        </w:rPr>
+        <w:t>Past 7 years</w:t>
+      </w:r>
+      <w:r>
+        <w:rPr>
+          <w:rFonts w:ascii="Segoe UI" w:hAnsi="Segoe UI" w:eastAsia="Segoe UI" w:cs="Segoe UI"/>
+          <w:b w:val="0"/>
+          <w:bCs w:val="0"/>
+          <w:i w:val="0"/>
+          <w:iCs w:val="0"/>
+          <w:caps w:val="0"/>
+          <w:smallCaps w:val="0"/>
+          <w:noProof w:val="0"/>
+          <w:sz w:val="24"/>
+          <w:szCs w:val="24"/>
+          <w:lang w:val="en-US"/>
+        </w:rPr>
+        <w:t>: Diagnosed/treated for serious conditions? (Cancer, heart disease, diabetes, HIV, stroke, MS, etc.)</w:t>
+      </w:r>
+    </w:p>
+    <w:p>
+      <w:pPr>
+        <w:pStyle w:val="ListParagraph"/>
+        <w:numPr>
+          <w:ilvl w:val="0"/>
+          <w:numId w:val="19"/>
+        </w:numPr>
+        <w:shd w:val="clear" w:color="auto" w:fill="FFFFFF" w:themeFill="background1"/>
+        <w:bidi w:val="0"/>
+        <w:spacing w:before="0" w:beforeAutospacing="off" w:after="0" w:afterAutospacing="off" w:line="390" w:lineRule="auto"/>
+        <w:jc w:val="left"/>
+        <w:rPr>
+          <w:rFonts w:ascii="Segoe UI" w:hAnsi="Segoe UI" w:eastAsia="Segoe UI" w:cs="Segoe UI"/>
+          <w:b w:val="0"/>
+          <w:bCs w:val="0"/>
+          <w:i w:val="0"/>
+          <w:iCs w:val="0"/>
+          <w:caps w:val="0"/>
+          <w:smallCaps w:val="0"/>
+          <w:noProof w:val="0"/>
+          <w:sz w:val="24"/>
+          <w:szCs w:val="24"/>
+          <w:lang w:val="en-US"/>
+        </w:rPr>
+      </w:pPr>
+      <w:r>
+        <w:rPr>
+          <w:rFonts w:ascii="Segoe UI" w:hAnsi="Segoe UI" w:eastAsia="Segoe UI" w:cs="Segoe UI"/>
+          <w:b w:val="1"/>
+          <w:bCs w:val="1"/>
+          <w:i w:val="0"/>
+          <w:iCs w:val="0"/>
+          <w:caps w:val="0"/>
+          <w:smallCaps w:val="0"/>
+          <w:noProof w:val="0"/>
+          <w:sz w:val="24"/>
+          <w:szCs w:val="24"/>
+          <w:lang w:val="en-US"/>
+        </w:rPr>
+        <w:t>Past 5 years</w:t>
+      </w:r>
+      <w:r>
+        <w:rPr>
+          <w:rFonts w:ascii="Segoe UI" w:hAnsi="Segoe UI" w:eastAsia="Segoe UI" w:cs="Segoe UI"/>
+          <w:b w:val="0"/>
+          <w:bCs w:val="0"/>
+          <w:i w:val="0"/>
+          <w:iCs w:val="0"/>
+          <w:caps w:val="0"/>
+          <w:smallCaps w:val="0"/>
+          <w:noProof w:val="0"/>
+          <w:sz w:val="24"/>
+          <w:szCs w:val="24"/>
+          <w:lang w:val="en-US"/>
+        </w:rPr>
+        <w:t>: Hospitalized, had surgery, or received treatment for any reason?</w:t>
+      </w:r>
+    </w:p>
+    <w:p>
+      <w:pPr>
+        <w:pStyle w:val="ListParagraph"/>
+        <w:numPr>
+          <w:ilvl w:val="0"/>
+          <w:numId w:val="19"/>
+        </w:numPr>
+        <w:shd w:val="clear" w:color="auto" w:fill="FFFFFF" w:themeFill="background1"/>
+        <w:bidi w:val="0"/>
+        <w:spacing w:before="0" w:beforeAutospacing="off" w:after="0" w:afterAutospacing="off" w:line="390" w:lineRule="auto"/>
+        <w:jc w:val="left"/>
+        <w:rPr>
+          <w:rFonts w:ascii="Segoe UI" w:hAnsi="Segoe UI" w:eastAsia="Segoe UI" w:cs="Segoe UI"/>
+          <w:b w:val="0"/>
+          <w:bCs w:val="0"/>
+          <w:i w:val="0"/>
+          <w:iCs w:val="0"/>
+          <w:caps w:val="0"/>
+          <w:smallCaps w:val="0"/>
+          <w:noProof w:val="0"/>
+          <w:sz w:val="24"/>
+          <w:szCs w:val="24"/>
+          <w:lang w:val="en-US"/>
+        </w:rPr>
+      </w:pPr>
+      <w:r>
+        <w:rPr>
+          <w:rFonts w:ascii="Segoe UI" w:hAnsi="Segoe UI" w:eastAsia="Segoe UI" w:cs="Segoe UI"/>
+          <w:b w:val="1"/>
+          <w:bCs w:val="1"/>
+          <w:i w:val="0"/>
+          <w:iCs w:val="0"/>
+          <w:caps w:val="0"/>
+          <w:smallCaps w:val="0"/>
+          <w:noProof w:val="0"/>
+          <w:sz w:val="24"/>
+          <w:szCs w:val="24"/>
+          <w:lang w:val="en-US"/>
+        </w:rPr>
+        <w:t>Future</w:t>
+      </w:r>
+      <w:r>
+        <w:rPr>
+          <w:rFonts w:ascii="Segoe UI" w:hAnsi="Segoe UI" w:eastAsia="Segoe UI" w:cs="Segoe UI"/>
+          <w:b w:val="0"/>
+          <w:bCs w:val="0"/>
+          <w:i w:val="0"/>
+          <w:iCs w:val="0"/>
+          <w:caps w:val="0"/>
+          <w:smallCaps w:val="0"/>
+          <w:noProof w:val="0"/>
+          <w:sz w:val="24"/>
+          <w:szCs w:val="24"/>
+          <w:lang w:val="en-US"/>
+        </w:rPr>
+        <w:t>: Any recommended inpatient/outpatient procedures pending?</w:t>
+      </w:r>
+    </w:p>
+    <w:p>
+      <w:pPr>
+        <w:shd w:val="clear" w:color="auto" w:fill="FFFFFF" w:themeFill="background1"/>
+        <w:bidi w:val="0"/>
+        <w:spacing w:before="0" w:beforeAutospacing="off" w:after="240" w:afterAutospacing="off" w:line="390" w:lineRule="auto"/>
+        <w:jc w:val="left"/>
+        <w:rPr>
+          <w:rFonts w:ascii="Segoe UI" w:hAnsi="Segoe UI" w:eastAsia="Segoe UI" w:cs="Segoe UI"/>
+          <w:b w:val="1"/>
+          <w:bCs w:val="1"/>
+          <w:i w:val="0"/>
+          <w:iCs w:val="0"/>
+          <w:caps w:val="0"/>
+          <w:smallCaps w:val="0"/>
+          <w:noProof w:val="0"/>
+          <w:color w:val="auto"/>
+          <w:sz w:val="24"/>
+          <w:szCs w:val="24"/>
+          <w:lang w:val="en-US"/>
+        </w:rPr>
+      </w:pPr>
+      <w:r>
+        <w:rPr>
+          <w:rFonts w:ascii="Segoe UI" w:hAnsi="Segoe UI" w:eastAsia="Segoe UI" w:cs="Segoe UI"/>
+          <w:b w:val="1"/>
+          <w:bCs w:val="1"/>
+          <w:i w:val="0"/>
+          <w:iCs w:val="0"/>
+          <w:caps w:val="0"/>
+          <w:smallCaps w:val="0"/>
+          <w:noProof w:val="0"/>
+          <w:sz w:val="24"/>
+          <w:szCs w:val="24"/>
+          <w:lang w:val="en-US"/>
+        </w:rPr>
+        <w:t>If "Yes" is answered</w:t>
+      </w:r>
+      <w:r>
+        <w:rPr>
+          <w:rFonts w:ascii="Segoe UI" w:hAnsi="Segoe UI" w:eastAsia="Segoe UI" w:cs="Segoe UI"/>
+          <w:b w:val="0"/>
+          <w:bCs w:val="0"/>
+          <w:i w:val="0"/>
+          <w:iCs w:val="0"/>
+          <w:caps w:val="0"/>
+          <w:smallCaps w:val="0"/>
+          <w:noProof w:val="0"/>
+          <w:sz w:val="24"/>
+          <w:szCs w:val="24"/>
+          <w:lang w:val="en-US"/>
+        </w:rPr>
+        <w:t xml:space="preserve"> → triggers </w:t>
+      </w:r>
+      <w:r>
+        <w:rPr>
+          <w:rFonts w:ascii="Segoe UI" w:hAnsi="Segoe UI" w:eastAsia="Segoe UI" w:cs="Segoe UI"/>
+          <w:b w:val="1"/>
+          <w:bCs w:val="1"/>
+          <w:i w:val="0"/>
+          <w:iCs w:val="0"/>
+          <w:caps w:val="0"/>
+          <w:smallCaps w:val="0"/>
+          <w:noProof w:val="0"/>
+          <w:sz w:val="24"/>
+          <w:szCs w:val="24"/>
+          <w:lang w:val="en-US"/>
+        </w:rPr>
+        <w:t>additional</w:t>
+      </w:r>
+      <w:r>
+        <w:rPr>
+          <w:rFonts w:ascii="Segoe UI" w:hAnsi="Segoe UI" w:eastAsia="Segoe UI" w:cs="Segoe UI"/>
+          <w:b w:val="1"/>
+          <w:bCs w:val="1"/>
+          <w:i w:val="0"/>
+          <w:iCs w:val="0"/>
+          <w:caps w:val="0"/>
+          <w:smallCaps w:val="0"/>
+          <w:noProof w:val="0"/>
+          <w:sz w:val="24"/>
+          <w:szCs w:val="24"/>
+          <w:lang w:val="en-US"/>
+        </w:rPr>
+        <w:t xml:space="preserve"> questionnaires</w:t>
+      </w:r>
+      <w:r>
+        <w:rPr>
+          <w:rFonts w:ascii="Segoe UI" w:hAnsi="Segoe UI" w:eastAsia="Segoe UI" w:cs="Segoe UI"/>
+          <w:b w:val="0"/>
+          <w:bCs w:val="0"/>
+          <w:i w:val="0"/>
+          <w:iCs w:val="0"/>
+          <w:caps w:val="0"/>
+          <w:smallCaps w:val="0"/>
+          <w:noProof w:val="0"/>
+          <w:sz w:val="24"/>
+          <w:szCs w:val="24"/>
+          <w:lang w:val="en-US"/>
+        </w:rPr>
+        <w:t xml:space="preserve"> specific to the condition (e.g., cancer questionnaire, cardiac questionnaire) </w:t>
+      </w:r>
+      <w:r>
+        <w:br/>
+      </w:r>
+      <w:r>
+        <w:rPr>
+          <w:rFonts w:ascii="Segoe UI" w:hAnsi="Segoe UI" w:eastAsia="Segoe UI" w:cs="Segoe UI"/>
+          <w:b w:val="1"/>
+          <w:bCs w:val="1"/>
+          <w:i w:val="0"/>
+          <w:iCs w:val="0"/>
+          <w:caps w:val="0"/>
+          <w:smallCaps w:val="0"/>
+          <w:noProof w:val="0"/>
+          <w:color w:val="auto"/>
+          <w:sz w:val="24"/>
+          <w:szCs w:val="24"/>
+          <w:lang w:val="en-US"/>
+        </w:rPr>
+        <w:t>Signature &amp; Authorization</w:t>
+      </w:r>
+    </w:p>
+    <w:p>
+      <w:pPr>
+        <w:pStyle w:val="ListParagraph"/>
+        <w:numPr>
+          <w:ilvl w:val="0"/>
+          <w:numId w:val="20"/>
+        </w:numPr>
+        <w:shd w:val="clear" w:color="auto" w:fill="FFFFFF" w:themeFill="background1"/>
+        <w:bidi w:val="0"/>
+        <w:spacing w:before="0" w:beforeAutospacing="off" w:after="0" w:afterAutospacing="off" w:line="390" w:lineRule="auto"/>
+        <w:jc w:val="left"/>
+        <w:rPr>
+          <w:rFonts w:ascii="Segoe UI" w:hAnsi="Segoe UI" w:eastAsia="Segoe UI" w:cs="Segoe UI"/>
+          <w:b w:val="0"/>
+          <w:bCs w:val="0"/>
+          <w:i w:val="0"/>
+          <w:iCs w:val="0"/>
+          <w:caps w:val="0"/>
+          <w:smallCaps w:val="0"/>
+          <w:noProof w:val="0"/>
+          <w:sz w:val="24"/>
+          <w:szCs w:val="24"/>
+          <w:lang w:val="en-US"/>
+        </w:rPr>
+      </w:pPr>
+      <w:r>
+        <w:rPr>
+          <w:rFonts w:ascii="Segoe UI" w:hAnsi="Segoe UI" w:eastAsia="Segoe UI" w:cs="Segoe UI"/>
+          <w:b w:val="1"/>
+          <w:bCs w:val="1"/>
+          <w:i w:val="0"/>
+          <w:iCs w:val="0"/>
+          <w:caps w:val="0"/>
+          <w:smallCaps w:val="0"/>
+          <w:noProof w:val="0"/>
+          <w:sz w:val="24"/>
+          <w:szCs w:val="24"/>
+          <w:lang w:val="en-US"/>
+        </w:rPr>
+        <w:t>Wet signature or e-signature</w:t>
+      </w:r>
+      <w:r>
+        <w:rPr>
+          <w:rFonts w:ascii="Segoe UI" w:hAnsi="Segoe UI" w:eastAsia="Segoe UI" w:cs="Segoe UI"/>
+          <w:b w:val="0"/>
+          <w:bCs w:val="0"/>
+          <w:i w:val="0"/>
+          <w:iCs w:val="0"/>
+          <w:caps w:val="0"/>
+          <w:smallCaps w:val="0"/>
+          <w:noProof w:val="0"/>
+          <w:sz w:val="24"/>
+          <w:szCs w:val="24"/>
+          <w:lang w:val="en-US"/>
+        </w:rPr>
+        <w:t xml:space="preserve"> required (typed signatures are rejected) </w:t>
+      </w:r>
+    </w:p>
+    <w:p>
+      <w:pPr>
+        <w:pStyle w:val="ListParagraph"/>
+        <w:numPr>
+          <w:ilvl w:val="0"/>
+          <w:numId w:val="20"/>
+        </w:numPr>
+        <w:shd w:val="clear" w:color="auto" w:fill="FFFFFF" w:themeFill="background1"/>
+        <w:bidi w:val="0"/>
+        <w:spacing w:before="0" w:beforeAutospacing="off" w:after="0" w:afterAutospacing="off" w:line="390" w:lineRule="auto"/>
+        <w:jc w:val="left"/>
+        <w:rPr>
+          <w:rFonts w:ascii="Segoe UI" w:hAnsi="Segoe UI" w:eastAsia="Segoe UI" w:cs="Segoe UI"/>
+          <w:b w:val="1"/>
+          <w:bCs w:val="1"/>
+          <w:i w:val="0"/>
+          <w:iCs w:val="0"/>
+          <w:caps w:val="0"/>
+          <w:smallCaps w:val="0"/>
+          <w:noProof w:val="0"/>
+          <w:color w:val="auto"/>
+          <w:sz w:val="30"/>
+          <w:szCs w:val="30"/>
+          <w:lang w:val="en-US"/>
+        </w:rPr>
+      </w:pPr>
+      <w:r>
+        <w:rPr>
+          <w:rFonts w:ascii="Segoe UI" w:hAnsi="Segoe UI" w:eastAsia="Segoe UI" w:cs="Segoe UI"/>
+          <w:b w:val="0"/>
+          <w:bCs w:val="0"/>
+          <w:i w:val="0"/>
+          <w:iCs w:val="0"/>
+          <w:caps w:val="0"/>
+          <w:smallCaps w:val="0"/>
+          <w:noProof w:val="0"/>
+          <w:sz w:val="24"/>
+          <w:szCs w:val="24"/>
+          <w:lang w:val="en-US"/>
+        </w:rPr>
+        <w:t>Authorization to request medical records from providers</w:t>
+      </w:r>
+    </w:p>
+    <w:p>
+      <w:pPr>
+        <w:pStyle w:val="Normal"/>
+        <w:shd w:val="clear" w:color="auto" w:fill="FFFFFF" w:themeFill="background1"/>
+        <w:bidi w:val="0"/>
+        <w:spacing w:before="0" w:beforeAutospacing="off" w:after="0" w:afterAutospacing="off" w:line="390" w:lineRule="auto"/>
+        <w:ind w:left="0"/>
+        <w:jc w:val="left"/>
+        <w:rPr>
+          <w:rFonts w:ascii="Segoe UI" w:hAnsi="Segoe UI" w:eastAsia="Segoe UI" w:cs="Segoe UI"/>
+          <w:b w:val="1"/>
+          <w:bCs w:val="1"/>
+          <w:i w:val="0"/>
+          <w:iCs w:val="0"/>
+          <w:caps w:val="0"/>
+          <w:smallCaps w:val="0"/>
+          <w:noProof w:val="0"/>
+          <w:color w:val="auto"/>
+          <w:sz w:val="30"/>
+          <w:szCs w:val="30"/>
+          <w:lang w:val="en-US"/>
+        </w:rPr>
+      </w:pPr>
+      <w:r>
+        <w:rPr>
+          <w:rFonts w:ascii="Segoe UI" w:hAnsi="Segoe UI" w:eastAsia="Segoe UI" w:cs="Segoe UI"/>
+          <w:b w:val="1"/>
+          <w:bCs w:val="1"/>
+          <w:i w:val="0"/>
+          <w:iCs w:val="0"/>
+          <w:caps w:val="0"/>
+          <w:smallCaps w:val="0"/>
+          <w:noProof w:val="0"/>
+          <w:color w:val="auto"/>
+          <w:sz w:val="30"/>
+          <w:szCs w:val="30"/>
+          <w:lang w:val="en-US"/>
+        </w:rPr>
+        <w:t>The Indexing Process (Critical for Your Solution)</w:t>
+      </w:r>
+    </w:p>
+    <w:p>
+      <w:pPr>
+        <w:shd w:val="clear" w:color="auto" w:fill="FFFFFF" w:themeFill="background1"/>
+        <w:bidi w:val="0"/>
+        <w:spacing w:before="0" w:beforeAutospacing="off" w:after="240" w:afterAutospacing="off" w:line="390" w:lineRule="auto"/>
+        <w:jc w:val="left"/>
+      </w:pPr>
+      <w:r>
+        <w:rPr>
+          <w:rFonts w:ascii="Segoe UI" w:hAnsi="Segoe UI" w:eastAsia="Segoe UI" w:cs="Segoe UI"/>
+          <w:b w:val="1"/>
+          <w:bCs w:val="1"/>
+          <w:i w:val="0"/>
+          <w:iCs w:val="0"/>
+          <w:caps w:val="0"/>
+          <w:smallCaps w:val="0"/>
+          <w:noProof w:val="0"/>
+          <w:sz w:val="24"/>
+          <w:szCs w:val="24"/>
+          <w:lang w:val="en-US"/>
+        </w:rPr>
+        <w:t>What is Indexing?</w:t>
+      </w:r>
+      <w:r>
+        <w:rPr>
+          <w:rFonts w:ascii="Segoe UI" w:hAnsi="Segoe UI" w:eastAsia="Segoe UI" w:cs="Segoe UI"/>
+          <w:b w:val="0"/>
+          <w:bCs w:val="0"/>
+          <w:i w:val="0"/>
+          <w:iCs w:val="0"/>
+          <w:caps w:val="0"/>
+          <w:smallCaps w:val="0"/>
+          <w:noProof w:val="0"/>
+          <w:sz w:val="24"/>
+          <w:szCs w:val="24"/>
+          <w:lang w:val="en-US"/>
+        </w:rPr>
+        <w:t xml:space="preserve"> Indexing is the process of </w:t>
+      </w:r>
+      <w:r>
+        <w:rPr>
+          <w:rFonts w:ascii="Segoe UI" w:hAnsi="Segoe UI" w:eastAsia="Segoe UI" w:cs="Segoe UI"/>
+          <w:b w:val="1"/>
+          <w:bCs w:val="1"/>
+          <w:i w:val="0"/>
+          <w:iCs w:val="0"/>
+          <w:caps w:val="0"/>
+          <w:smallCaps w:val="0"/>
+          <w:noProof w:val="0"/>
+          <w:sz w:val="24"/>
+          <w:szCs w:val="24"/>
+          <w:lang w:val="en-US"/>
+        </w:rPr>
+        <w:t>classifying and extracting key data fields</w:t>
+      </w:r>
+      <w:r>
+        <w:rPr>
+          <w:rFonts w:ascii="Segoe UI" w:hAnsi="Segoe UI" w:eastAsia="Segoe UI" w:cs="Segoe UI"/>
+          <w:b w:val="0"/>
+          <w:bCs w:val="0"/>
+          <w:i w:val="0"/>
+          <w:iCs w:val="0"/>
+          <w:caps w:val="0"/>
+          <w:smallCaps w:val="0"/>
+          <w:noProof w:val="0"/>
+          <w:sz w:val="24"/>
+          <w:szCs w:val="24"/>
+          <w:lang w:val="en-US"/>
+        </w:rPr>
+        <w:t xml:space="preserve"> from incoming documents so they can be routed to the correct workflow in OnBase.</w:t>
       </w:r>
     </w:p>
     <w:p>
@@ -2200,7 +3156,23 @@
           <w:szCs w:val="24"/>
           <w:lang w:val="en-US"/>
         </w:rPr>
-        <w:t xml:space="preserve">OnBase : </w:t>
+        <w:t>OnBase:</w:t>
+      </w:r>
+      <w:r>
+        <w:rPr>
+          <w:rFonts w:ascii="Segoe UI" w:hAnsi="Segoe UI" w:eastAsia="Segoe UI" w:cs="Segoe UI"/>
+          <w:b w:val="1"/>
+          <w:bCs w:val="1"/>
+          <w:i w:val="0"/>
+          <w:iCs w:val="0"/>
+          <w:caps w:val="0"/>
+          <w:smallCaps w:val="0"/>
+          <w:noProof w:val="0"/>
+          <w:sz w:val="24"/>
+          <w:szCs w:val="24"/>
+          <w:lang w:val="en-US"/>
+        </w:rPr>
+        <w:t xml:space="preserve"> </w:t>
       </w:r>
       <w:r>
         <w:rPr>
@@ -2254,23 +3226,55 @@
           <w:szCs w:val="24"/>
           <w:lang w:val="en-US"/>
         </w:rPr>
-        <w:t xml:space="preserve">Email : </w:t>
-      </w:r>
-      <w:r>
-        <w:rPr>
-          <w:rFonts w:ascii="Segoe UI" w:hAnsi="Segoe UI" w:eastAsia="Segoe UI" w:cs="Segoe UI"/>
-          <w:b w:val="0"/>
-          <w:bCs w:val="0"/>
-          <w:i w:val="0"/>
-          <w:iCs w:val="0"/>
-          <w:caps w:val="0"/>
-          <w:smallCaps w:val="0"/>
-          <w:noProof w:val="0"/>
-          <w:sz w:val="24"/>
-          <w:szCs w:val="24"/>
-          <w:lang w:val="en-US"/>
-        </w:rPr>
-        <w:t xml:space="preserve"> Intake  Channel</w:t>
+        <w:t>Email :</w:t>
+      </w:r>
+      <w:r>
+        <w:rPr>
+          <w:rFonts w:ascii="Segoe UI" w:hAnsi="Segoe UI" w:eastAsia="Segoe UI" w:cs="Segoe UI"/>
+          <w:b w:val="1"/>
+          <w:bCs w:val="1"/>
+          <w:i w:val="0"/>
+          <w:iCs w:val="0"/>
+          <w:caps w:val="0"/>
+          <w:smallCaps w:val="0"/>
+          <w:noProof w:val="0"/>
+          <w:sz w:val="24"/>
+          <w:szCs w:val="24"/>
+          <w:lang w:val="en-US"/>
+        </w:rPr>
+        <w:t xml:space="preserve"> </w:t>
+      </w:r>
+      <w:r>
+        <w:rPr>
+          <w:rFonts w:ascii="Segoe UI" w:hAnsi="Segoe UI" w:eastAsia="Segoe UI" w:cs="Segoe UI"/>
+          <w:b w:val="0"/>
+          <w:bCs w:val="0"/>
+          <w:i w:val="0"/>
+          <w:iCs w:val="0"/>
+          <w:caps w:val="0"/>
+          <w:smallCaps w:val="0"/>
+          <w:noProof w:val="0"/>
+          <w:sz w:val="24"/>
+          <w:szCs w:val="24"/>
+          <w:lang w:val="en-US"/>
+        </w:rPr>
+        <w:t xml:space="preserve"> </w:t>
+      </w:r>
+      <w:r>
+        <w:rPr>
+          <w:rFonts w:ascii="Segoe UI" w:hAnsi="Segoe UI" w:eastAsia="Segoe UI" w:cs="Segoe UI"/>
+          <w:b w:val="0"/>
+          <w:bCs w:val="0"/>
+          <w:i w:val="0"/>
+          <w:iCs w:val="0"/>
+          <w:caps w:val="0"/>
+          <w:smallCaps w:val="0"/>
+          <w:noProof w:val="0"/>
+          <w:sz w:val="24"/>
+          <w:szCs w:val="24"/>
+          <w:lang w:val="en-US"/>
+        </w:rPr>
+        <w:t>Intake Channel</w:t>
       </w:r>
     </w:p>
     <w:p>
@@ -2308,7 +3312,23 @@
           <w:szCs w:val="24"/>
           <w:lang w:val="en-US"/>
         </w:rPr>
-        <w:t>Mail/Fax :</w:t>
+        <w:t>Mail/</w:t>
+      </w:r>
+      <w:r>
+        <w:rPr>
+          <w:rFonts w:ascii="Segoe UI" w:hAnsi="Segoe UI" w:eastAsia="Segoe UI" w:cs="Segoe UI"/>
+          <w:b w:val="1"/>
+          <w:bCs w:val="1"/>
+          <w:i w:val="0"/>
+          <w:iCs w:val="0"/>
+          <w:caps w:val="0"/>
+          <w:smallCaps w:val="0"/>
+          <w:noProof w:val="0"/>
+          <w:sz w:val="24"/>
+          <w:szCs w:val="24"/>
+          <w:lang w:val="en-US"/>
+        </w:rPr>
+        <w:t>Fax :</w:t>
       </w:r>
       <w:r>
         <w:rPr>
@@ -2339,8 +3359,8 @@
         <w:jc w:val="left"/>
         <w:rPr>
           <w:rFonts w:ascii="Segoe UI" w:hAnsi="Segoe UI" w:eastAsia="Segoe UI" w:cs="Segoe UI"/>
-          <w:b w:val="1"/>
-          <w:bCs w:val="1"/>
+          <w:b w:val="0"/>
+          <w:bCs w:val="0"/>
           <w:i w:val="0"/>
           <w:iCs w:val="0"/>
           <w:caps w:val="0"/>
@@ -2361,8 +3381,8 @@
         <w:jc w:val="left"/>
         <w:rPr>
           <w:rFonts w:ascii="Segoe UI" w:hAnsi="Segoe UI" w:eastAsia="Segoe UI" w:cs="Segoe UI"/>
-          <w:b w:val="1"/>
-          <w:bCs w:val="1"/>
+          <w:b w:val="0"/>
+          <w:bCs w:val="0"/>
           <w:i w:val="0"/>
           <w:iCs w:val="0"/>
           <w:caps w:val="0"/>
@@ -2383,8 +3403,8 @@
         <w:jc w:val="left"/>
         <w:rPr>
           <w:rFonts w:ascii="Segoe UI" w:hAnsi="Segoe UI" w:eastAsia="Segoe UI" w:cs="Segoe UI"/>
-          <w:b w:val="1"/>
-          <w:bCs w:val="1"/>
+          <w:b w:val="0"/>
+          <w:bCs w:val="0"/>
           <w:i w:val="0"/>
           <w:iCs w:val="0"/>
           <w:caps w:val="0"/>
@@ -2405,8 +3425,8 @@
         <w:jc w:val="left"/>
         <w:rPr>
           <w:rFonts w:ascii="Segoe UI" w:hAnsi="Segoe UI" w:eastAsia="Segoe UI" w:cs="Segoe UI"/>
-          <w:b w:val="1"/>
-          <w:bCs w:val="1"/>
+          <w:b w:val="0"/>
+          <w:bCs w:val="0"/>
           <w:i w:val="0"/>
           <w:iCs w:val="0"/>
           <w:caps w:val="0"/>
@@ -3419,20 +4439,23 @@
         <w:spacing w:before="0" w:beforeAutospacing="off" w:after="160" w:afterAutospacing="off" w:line="279" w:lineRule="auto"/>
         <w:ind w:right="0"/>
         <w:jc w:val="left"/>
-        <w:rPr>
-          <w:rFonts w:ascii="Segoe UI" w:hAnsi="Segoe UI" w:eastAsia="Segoe UI" w:cs="Segoe UI"/>
-          <w:b w:val="0"/>
-          <w:bCs w:val="0"/>
-          <w:i w:val="0"/>
-          <w:iCs w:val="0"/>
-          <w:caps w:val="0"/>
-          <w:smallCaps w:val="0"/>
-          <w:noProof w:val="0"/>
-          <w:sz w:val="24"/>
-          <w:szCs w:val="24"/>
-          <w:lang w:val="en-US"/>
-        </w:rPr>
-      </w:pPr>
+      </w:pPr>
+      <w:r>
+        <w:rPr>
+          <w:rFonts w:ascii="Segoe UI" w:hAnsi="Segoe UI" w:eastAsia="Segoe UI" w:cs="Segoe UI"/>
+          <w:b w:val="1"/>
+          <w:bCs w:val="1"/>
+          <w:i w:val="0"/>
+          <w:iCs w:val="0"/>
+          <w:caps w:val="0"/>
+          <w:smallCaps w:val="0"/>
+          <w:noProof w:val="0"/>
+          <w:sz w:val="24"/>
+          <w:szCs w:val="24"/>
+          <w:lang w:val="en-US"/>
+        </w:rPr>
+        <w:t>After Intake Underwriter process</w:t>
+      </w:r>
     </w:p>
     <w:p>
       <w:pPr>
@@ -3441,31 +4464,6 @@
         <w:spacing w:before="0" w:beforeAutospacing="off" w:after="160" w:afterAutospacing="off" w:line="279" w:lineRule="auto"/>
         <w:ind w:right="0"/>
         <w:jc w:val="left"/>
-      </w:pPr>
-      <w:r>
-        <w:rPr>
-          <w:rFonts w:ascii="Segoe UI" w:hAnsi="Segoe UI" w:eastAsia="Segoe UI" w:cs="Segoe UI"/>
-          <w:b w:val="1"/>
-          <w:bCs w:val="1"/>
-          <w:i w:val="0"/>
-          <w:iCs w:val="0"/>
-          <w:caps w:val="0"/>
-          <w:smallCaps w:val="0"/>
-          <w:noProof w:val="0"/>
-          <w:sz w:val="24"/>
-          <w:szCs w:val="24"/>
-          <w:lang w:val="en-US"/>
-        </w:rPr>
-        <w:t>After Intake Underwriter process</w:t>
-      </w:r>
-    </w:p>
-    <w:p>
-      <w:pPr>
-        <w:pStyle w:val="Normal"/>
-        <w:bidi w:val="0"/>
-        <w:spacing w:before="0" w:beforeAutospacing="off" w:after="160" w:afterAutospacing="off" w:line="279" w:lineRule="auto"/>
-        <w:ind w:right="0"/>
-        <w:jc w:val="left"/>
         <w:rPr>
           <w:rFonts w:ascii="Segoe UI" w:hAnsi="Segoe UI" w:eastAsia="Segoe UI" w:cs="Segoe UI"/>
           <w:b w:val="1"/>
@@ -3487,10 +4485,10 @@
         <mc:AlternateContent xmlns:mc="http://schemas.openxmlformats.org/markup-compatibility/2006">
           <mc:Choice xmlns:mc="http://schemas.openxmlformats.org/markup-compatibility/2006" Requires="wpg">
             <w:drawing xmlns:w="http://schemas.openxmlformats.org/wordprocessingml/2006/main">
-              <wp:inline xmlns:wp="http://schemas.openxmlformats.org/drawingml/2006/wordprocessingDrawing" xmlns:wp14="http://schemas.microsoft.com/office/word/2010/wordprocessingDrawing" distT="0" distB="0" distL="0" distR="0" wp14:anchorId="2C22BE25" wp14:editId="51B61B8A">
+              <wp:inline xmlns:wp="http://schemas.openxmlformats.org/drawingml/2006/wordprocessingDrawing" xmlns:wp14="http://schemas.microsoft.com/office/word/2010/wordprocessingDrawing" distT="0" distB="0" distL="0" distR="0" wp14:anchorId="59C243ED" wp14:editId="4D04535C">
                 <wp:extent xmlns:wp="http://schemas.openxmlformats.org/drawingml/2006/wordprocessingDrawing" cx="4848225" cy="2898892"/>
                 <wp:effectExtent xmlns:wp="http://schemas.openxmlformats.org/drawingml/2006/wordprocessingDrawing" l="0" t="0" r="28575" b="15875"/>
-                <wp:docPr xmlns:wp="http://schemas.openxmlformats.org/drawingml/2006/wordprocessingDrawing" id="578088123" name="Group 1"/>
+                <wp:docPr xmlns:wp="http://schemas.openxmlformats.org/drawingml/2006/wordprocessingDrawing" id="1221797156" name="Group 1"/>
                 <wp:cNvGraphicFramePr xmlns:wp="http://schemas.openxmlformats.org/drawingml/2006/wordprocessingDrawing"/>
                 <a:graphic xmlns:a="http://schemas.openxmlformats.org/drawingml/2006/main">
                   <a:graphicData uri="http://schemas.microsoft.com/office/word/2010/wordprocessingGroup">
@@ -4014,23 +5012,20 @@
         <w:spacing w:before="0" w:beforeAutospacing="off" w:after="160" w:afterAutospacing="off" w:line="279" w:lineRule="auto"/>
         <w:ind w:right="0"/>
         <w:jc w:val="left"/>
-      </w:pPr>
-      <w:r>
-        <w:rPr>
-          <w:rFonts w:ascii="Segoe UI" w:hAnsi="Segoe UI" w:eastAsia="Segoe UI" w:cs="Segoe UI"/>
-          <w:b w:val="0"/>
-          <w:bCs w:val="0"/>
-          <w:i w:val="0"/>
-          <w:iCs w:val="0"/>
-          <w:caps w:val="0"/>
-          <w:smallCaps w:val="0"/>
-          <w:noProof w:val="0"/>
-          <w:sz w:val="24"/>
-          <w:szCs w:val="24"/>
-          <w:lang w:val="en-US"/>
-        </w:rPr>
-        <w:t>Entity Data Model</w:t>
-      </w:r>
+        <w:rPr>
+          <w:rFonts w:ascii="Segoe UI" w:hAnsi="Segoe UI" w:eastAsia="Segoe UI" w:cs="Segoe UI"/>
+          <w:b w:val="1"/>
+          <w:bCs w:val="1"/>
+          <w:i w:val="0"/>
+          <w:iCs w:val="0"/>
+          <w:caps w:val="0"/>
+          <w:smallCaps w:val="0"/>
+          <w:noProof w:val="0"/>
+          <w:sz w:val="24"/>
+          <w:szCs w:val="24"/>
+          <w:lang w:val="en-US"/>
+        </w:rPr>
+      </w:pPr>
     </w:p>
     <w:p>
       <w:pPr>
@@ -4041,24 +5036,1891 @@
         <w:jc w:val="left"/>
         <w:rPr>
           <w:rFonts w:ascii="Segoe UI" w:hAnsi="Segoe UI" w:eastAsia="Segoe UI" w:cs="Segoe UI"/>
-          <w:b w:val="0"/>
-          <w:bCs w:val="0"/>
-          <w:i w:val="0"/>
-          <w:iCs w:val="0"/>
-          <w:caps w:val="0"/>
-          <w:smallCaps w:val="0"/>
-          <w:noProof w:val="0"/>
-          <w:sz w:val="24"/>
-          <w:szCs w:val="24"/>
-          <w:lang w:val="en-US"/>
-        </w:rPr>
+          <w:b w:val="1"/>
+          <w:bCs w:val="1"/>
+          <w:i w:val="0"/>
+          <w:iCs w:val="0"/>
+          <w:caps w:val="0"/>
+          <w:smallCaps w:val="0"/>
+          <w:noProof w:val="0"/>
+          <w:sz w:val="24"/>
+          <w:szCs w:val="24"/>
+          <w:lang w:val="en-US"/>
+        </w:rPr>
+      </w:pPr>
+    </w:p>
+    <w:p>
+      <w:pPr>
+        <w:pStyle w:val="Normal"/>
+        <w:bidi w:val="0"/>
+        <w:spacing w:before="0" w:beforeAutospacing="off" w:after="160" w:afterAutospacing="off" w:line="279" w:lineRule="auto"/>
+        <w:ind w:right="0"/>
+        <w:jc w:val="left"/>
+      </w:pPr>
+      <w:r>
+        <w:rPr>
+          <w:rFonts w:ascii="Segoe UI" w:hAnsi="Segoe UI" w:eastAsia="Segoe UI" w:cs="Segoe UI"/>
+          <w:b w:val="1"/>
+          <w:bCs w:val="1"/>
+          <w:i w:val="0"/>
+          <w:iCs w:val="0"/>
+          <w:caps w:val="0"/>
+          <w:smallCaps w:val="0"/>
+          <w:noProof w:val="0"/>
+          <w:sz w:val="24"/>
+          <w:szCs w:val="24"/>
+          <w:lang w:val="en-US"/>
+        </w:rPr>
+        <w:t>Underwriting Review Workflow (Post-Intake)</w:t>
+      </w:r>
+    </w:p>
+    <w:p>
+      <w:pPr>
+        <w:pStyle w:val="Normal"/>
+        <w:bidi w:val="0"/>
+        <w:spacing w:before="0" w:beforeAutospacing="off" w:after="160" w:afterAutospacing="off" w:line="279" w:lineRule="auto"/>
+        <w:ind w:right="0"/>
+        <w:jc w:val="left"/>
+        <w:rPr>
+          <w:rFonts w:ascii="Segoe UI" w:hAnsi="Segoe UI" w:eastAsia="Segoe UI" w:cs="Segoe UI"/>
+          <w:b w:val="0"/>
+          <w:bCs w:val="0"/>
+          <w:i w:val="0"/>
+          <w:iCs w:val="0"/>
+          <w:caps w:val="0"/>
+          <w:smallCaps w:val="0"/>
+          <w:noProof w:val="0"/>
+          <w:sz w:val="24"/>
+          <w:szCs w:val="24"/>
+          <w:lang w:val="en-US"/>
+        </w:rPr>
+      </w:pPr>
+      <w:r>
+        <w:rPr>
+          <w:rFonts w:ascii="Segoe UI" w:hAnsi="Segoe UI" w:eastAsia="Segoe UI" w:cs="Segoe UI"/>
+          <w:b w:val="0"/>
+          <w:bCs w:val="0"/>
+          <w:i w:val="0"/>
+          <w:iCs w:val="0"/>
+          <w:caps w:val="0"/>
+          <w:smallCaps w:val="0"/>
+          <w:noProof w:val="0"/>
+          <w:sz w:val="24"/>
+          <w:szCs w:val="24"/>
+          <w:lang w:val="en-US"/>
+        </w:rPr>
+        <w:t>Once indexed in OnBase, the EOI application enters the Medical Evidence Underwriting (MEU) queue:</w:t>
+      </w:r>
+    </w:p>
+    <w:p>
+      <w:pPr>
+        <w:pStyle w:val="Normal"/>
+        <w:bidi w:val="0"/>
+        <w:spacing w:before="0" w:beforeAutospacing="off" w:after="160" w:afterAutospacing="off" w:line="279" w:lineRule="auto"/>
+        <w:ind w:right="0"/>
+        <w:jc w:val="left"/>
+      </w:pPr>
+      <w:r>
+        <w:rPr>
+          <w:rFonts w:ascii="Segoe UI" w:hAnsi="Segoe UI" w:eastAsia="Segoe UI" w:cs="Segoe UI"/>
+          <w:b w:val="1"/>
+          <w:bCs w:val="1"/>
+          <w:i w:val="0"/>
+          <w:iCs w:val="0"/>
+          <w:caps w:val="0"/>
+          <w:smallCaps w:val="0"/>
+          <w:noProof w:val="0"/>
+          <w:sz w:val="24"/>
+          <w:szCs w:val="24"/>
+          <w:lang w:val="en-US"/>
+        </w:rPr>
+        <w:t xml:space="preserve">Underwriter Review Steps: </w:t>
+      </w:r>
+    </w:p>
+    <w:p>
+      <w:pPr>
+        <w:pStyle w:val="Normal"/>
+        <w:bidi w:val="0"/>
+        <w:spacing w:before="0" w:beforeAutospacing="off" w:after="160" w:afterAutospacing="off" w:line="279" w:lineRule="auto"/>
+        <w:ind w:right="0"/>
+        <w:jc w:val="left"/>
+        <w:rPr>
+          <w:rFonts w:ascii="Segoe UI" w:hAnsi="Segoe UI" w:eastAsia="Segoe UI" w:cs="Segoe UI"/>
+          <w:b w:val="0"/>
+          <w:bCs w:val="0"/>
+          <w:i w:val="0"/>
+          <w:iCs w:val="0"/>
+          <w:caps w:val="0"/>
+          <w:smallCaps w:val="0"/>
+          <w:noProof w:val="0"/>
+          <w:sz w:val="24"/>
+          <w:szCs w:val="24"/>
+          <w:lang w:val="en-US"/>
+        </w:rPr>
+      </w:pPr>
+      <w:r>
+        <w:rPr>
+          <w:rFonts w:ascii="Segoe UI" w:hAnsi="Segoe UI" w:eastAsia="Segoe UI" w:cs="Segoe UI"/>
+          <w:b w:val="1"/>
+          <w:bCs w:val="1"/>
+          <w:i w:val="0"/>
+          <w:iCs w:val="0"/>
+          <w:caps w:val="0"/>
+          <w:smallCaps w:val="0"/>
+          <w:noProof w:val="0"/>
+          <w:sz w:val="24"/>
+          <w:szCs w:val="24"/>
+          <w:lang w:val="en-US"/>
+        </w:rPr>
+        <w:t>Initial Review</w:t>
+      </w:r>
+      <w:r>
+        <w:rPr>
+          <w:rFonts w:ascii="Segoe UI" w:hAnsi="Segoe UI" w:eastAsia="Segoe UI" w:cs="Segoe UI"/>
+          <w:b w:val="0"/>
+          <w:bCs w:val="0"/>
+          <w:i w:val="0"/>
+          <w:iCs w:val="0"/>
+          <w:caps w:val="0"/>
+          <w:smallCaps w:val="0"/>
+          <w:noProof w:val="0"/>
+          <w:sz w:val="24"/>
+          <w:szCs w:val="24"/>
+          <w:lang w:val="en-US"/>
+        </w:rPr>
+        <w:t xml:space="preserve"> — Underwriter checks completeness:</w:t>
+      </w:r>
+    </w:p>
+    <w:p>
+      <w:pPr>
+        <w:pStyle w:val="ListParagraph"/>
+        <w:numPr>
+          <w:ilvl w:val="0"/>
+          <w:numId w:val="12"/>
+        </w:numPr>
+        <w:bidi w:val="0"/>
+        <w:spacing w:before="0" w:beforeAutospacing="off" w:after="160" w:afterAutospacing="off" w:line="279" w:lineRule="auto"/>
+        <w:ind w:right="0"/>
+        <w:jc w:val="left"/>
+        <w:rPr>
+          <w:rFonts w:ascii="Segoe UI" w:hAnsi="Segoe UI" w:eastAsia="Segoe UI" w:cs="Segoe UI"/>
+          <w:b w:val="0"/>
+          <w:bCs w:val="0"/>
+          <w:i w:val="0"/>
+          <w:iCs w:val="0"/>
+          <w:caps w:val="0"/>
+          <w:smallCaps w:val="0"/>
+          <w:noProof w:val="0"/>
+          <w:sz w:val="24"/>
+          <w:szCs w:val="24"/>
+          <w:lang w:val="en-US"/>
+        </w:rPr>
+      </w:pPr>
+      <w:r>
+        <w:rPr>
+          <w:rFonts w:ascii="Segoe UI" w:hAnsi="Segoe UI" w:eastAsia="Segoe UI" w:cs="Segoe UI"/>
+          <w:b w:val="0"/>
+          <w:bCs w:val="0"/>
+          <w:i w:val="0"/>
+          <w:iCs w:val="0"/>
+          <w:caps w:val="0"/>
+          <w:smallCaps w:val="0"/>
+          <w:noProof w:val="0"/>
+          <w:sz w:val="24"/>
+          <w:szCs w:val="24"/>
+          <w:lang w:val="en-US"/>
+        </w:rPr>
+        <w:t>All fields filled?</w:t>
+      </w:r>
+    </w:p>
+    <w:p>
+      <w:pPr>
+        <w:pStyle w:val="ListParagraph"/>
+        <w:numPr>
+          <w:ilvl w:val="0"/>
+          <w:numId w:val="12"/>
+        </w:numPr>
+        <w:bidi w:val="0"/>
+        <w:spacing w:before="0" w:beforeAutospacing="off" w:after="160" w:afterAutospacing="off" w:line="279" w:lineRule="auto"/>
+        <w:ind w:right="0"/>
+        <w:jc w:val="left"/>
+        <w:rPr>
+          <w:rFonts w:ascii="Segoe UI" w:hAnsi="Segoe UI" w:eastAsia="Segoe UI" w:cs="Segoe UI"/>
+          <w:b w:val="0"/>
+          <w:bCs w:val="0"/>
+          <w:i w:val="0"/>
+          <w:iCs w:val="0"/>
+          <w:caps w:val="0"/>
+          <w:smallCaps w:val="0"/>
+          <w:noProof w:val="0"/>
+          <w:sz w:val="24"/>
+          <w:szCs w:val="24"/>
+          <w:lang w:val="en-US"/>
+        </w:rPr>
+      </w:pPr>
+      <w:r>
+        <w:rPr>
+          <w:rFonts w:ascii="Segoe UI" w:hAnsi="Segoe UI" w:eastAsia="Segoe UI" w:cs="Segoe UI"/>
+          <w:b w:val="0"/>
+          <w:bCs w:val="0"/>
+          <w:i w:val="0"/>
+          <w:iCs w:val="0"/>
+          <w:caps w:val="0"/>
+          <w:smallCaps w:val="0"/>
+          <w:noProof w:val="0"/>
+          <w:sz w:val="24"/>
+          <w:szCs w:val="24"/>
+          <w:lang w:val="en-US"/>
+        </w:rPr>
+        <w:t>Valid signature?</w:t>
+      </w:r>
+    </w:p>
+    <w:p>
+      <w:pPr>
+        <w:pStyle w:val="ListParagraph"/>
+        <w:numPr>
+          <w:ilvl w:val="0"/>
+          <w:numId w:val="12"/>
+        </w:numPr>
+        <w:bidi w:val="0"/>
+        <w:spacing w:before="0" w:beforeAutospacing="off" w:after="160" w:afterAutospacing="off" w:line="279" w:lineRule="auto"/>
+        <w:ind w:right="0"/>
+        <w:jc w:val="left"/>
+        <w:rPr>
+          <w:rFonts w:ascii="Segoe UI" w:hAnsi="Segoe UI" w:eastAsia="Segoe UI" w:cs="Segoe UI"/>
+          <w:b w:val="0"/>
+          <w:bCs w:val="0"/>
+          <w:i w:val="0"/>
+          <w:iCs w:val="0"/>
+          <w:caps w:val="0"/>
+          <w:smallCaps w:val="0"/>
+          <w:noProof w:val="0"/>
+          <w:sz w:val="24"/>
+          <w:szCs w:val="24"/>
+          <w:lang w:val="en-US"/>
+        </w:rPr>
+      </w:pPr>
+      <w:r>
+        <w:rPr>
+          <w:rFonts w:ascii="Segoe UI" w:hAnsi="Segoe UI" w:eastAsia="Segoe UI" w:cs="Segoe UI"/>
+          <w:b w:val="0"/>
+          <w:bCs w:val="0"/>
+          <w:i w:val="0"/>
+          <w:iCs w:val="0"/>
+          <w:caps w:val="0"/>
+          <w:smallCaps w:val="0"/>
+          <w:noProof w:val="0"/>
+          <w:sz w:val="24"/>
+          <w:szCs w:val="24"/>
+          <w:lang w:val="en-US"/>
+        </w:rPr>
+        <w:t>Height/weight provided?</w:t>
+      </w:r>
+    </w:p>
+    <w:p>
+      <w:pPr>
+        <w:pStyle w:val="ListParagraph"/>
+        <w:numPr>
+          <w:ilvl w:val="0"/>
+          <w:numId w:val="12"/>
+        </w:numPr>
+        <w:bidi w:val="0"/>
+        <w:spacing w:before="0" w:beforeAutospacing="off" w:after="160" w:afterAutospacing="off" w:line="279" w:lineRule="auto"/>
+        <w:ind w:right="0"/>
+        <w:jc w:val="left"/>
+        <w:rPr>
+          <w:rFonts w:ascii="Segoe UI" w:hAnsi="Segoe UI" w:eastAsia="Segoe UI" w:cs="Segoe UI"/>
+          <w:b w:val="0"/>
+          <w:bCs w:val="0"/>
+          <w:i w:val="0"/>
+          <w:iCs w:val="0"/>
+          <w:caps w:val="0"/>
+          <w:smallCaps w:val="0"/>
+          <w:noProof w:val="0"/>
+          <w:sz w:val="24"/>
+          <w:szCs w:val="24"/>
+          <w:lang w:val="en-US"/>
+        </w:rPr>
+      </w:pPr>
+      <w:r>
+        <w:rPr>
+          <w:rFonts w:ascii="Segoe UI" w:hAnsi="Segoe UI" w:eastAsia="Segoe UI" w:cs="Segoe UI"/>
+          <w:b w:val="0"/>
+          <w:bCs w:val="0"/>
+          <w:i w:val="0"/>
+          <w:iCs w:val="0"/>
+          <w:caps w:val="0"/>
+          <w:smallCaps w:val="0"/>
+          <w:noProof w:val="0"/>
+          <w:sz w:val="24"/>
+          <w:szCs w:val="24"/>
+          <w:lang w:val="en-US"/>
+        </w:rPr>
+        <w:t>Health history questions answered with details?</w:t>
+      </w:r>
+    </w:p>
+    <w:p>
+      <w:pPr>
+        <w:pStyle w:val="Normal"/>
+        <w:bidi w:val="0"/>
+        <w:spacing w:before="0" w:beforeAutospacing="off" w:after="160" w:afterAutospacing="off" w:line="279" w:lineRule="auto"/>
+        <w:ind w:left="0" w:right="0"/>
+        <w:jc w:val="left"/>
+        <w:rPr>
+          <w:rFonts w:ascii="Segoe UI" w:hAnsi="Segoe UI" w:eastAsia="Segoe UI" w:cs="Segoe UI"/>
+          <w:b w:val="1"/>
+          <w:bCs w:val="1"/>
+          <w:i w:val="0"/>
+          <w:iCs w:val="0"/>
+          <w:caps w:val="0"/>
+          <w:smallCaps w:val="0"/>
+          <w:noProof w:val="0"/>
+          <w:sz w:val="24"/>
+          <w:szCs w:val="24"/>
+          <w:lang w:val="en-US"/>
+        </w:rPr>
+      </w:pPr>
+      <w:r>
+        <w:rPr>
+          <w:rFonts w:ascii="Segoe UI" w:hAnsi="Segoe UI" w:eastAsia="Segoe UI" w:cs="Segoe UI"/>
+          <w:b w:val="1"/>
+          <w:bCs w:val="1"/>
+          <w:i w:val="0"/>
+          <w:iCs w:val="0"/>
+          <w:caps w:val="0"/>
+          <w:smallCaps w:val="0"/>
+          <w:noProof w:val="0"/>
+          <w:sz w:val="24"/>
+          <w:szCs w:val="24"/>
+          <w:lang w:val="en-US"/>
+        </w:rPr>
+        <w:t>Pend for Additional Info (if incomplete):</w:t>
+      </w:r>
+    </w:p>
+    <w:p>
+      <w:pPr>
+        <w:pStyle w:val="ListParagraph"/>
+        <w:numPr>
+          <w:ilvl w:val="0"/>
+          <w:numId w:val="13"/>
+        </w:numPr>
+        <w:bidi w:val="0"/>
+        <w:spacing w:before="0" w:beforeAutospacing="off" w:after="160" w:afterAutospacing="off" w:line="279" w:lineRule="auto"/>
+        <w:ind w:right="0"/>
+        <w:jc w:val="left"/>
+        <w:rPr>
+          <w:rFonts w:ascii="Segoe UI" w:hAnsi="Segoe UI" w:eastAsia="Segoe UI" w:cs="Segoe UI"/>
+          <w:b w:val="0"/>
+          <w:bCs w:val="0"/>
+          <w:i w:val="0"/>
+          <w:iCs w:val="0"/>
+          <w:caps w:val="0"/>
+          <w:smallCaps w:val="0"/>
+          <w:noProof w:val="0"/>
+          <w:sz w:val="24"/>
+          <w:szCs w:val="24"/>
+          <w:lang w:val="en-US"/>
+        </w:rPr>
+      </w:pPr>
+      <w:r>
+        <w:rPr>
+          <w:rFonts w:ascii="Segoe UI" w:hAnsi="Segoe UI" w:eastAsia="Segoe UI" w:cs="Segoe UI"/>
+          <w:b w:val="0"/>
+          <w:bCs w:val="0"/>
+          <w:i w:val="0"/>
+          <w:iCs w:val="0"/>
+          <w:caps w:val="0"/>
+          <w:smallCaps w:val="0"/>
+          <w:noProof w:val="0"/>
+          <w:sz w:val="24"/>
+          <w:szCs w:val="24"/>
+          <w:lang w:val="en-US"/>
+        </w:rPr>
+        <w:t>Missing details on form</w:t>
+      </w:r>
+    </w:p>
+    <w:p>
+      <w:pPr>
+        <w:pStyle w:val="ListParagraph"/>
+        <w:numPr>
+          <w:ilvl w:val="0"/>
+          <w:numId w:val="13"/>
+        </w:numPr>
+        <w:bidi w:val="0"/>
+        <w:spacing w:before="0" w:beforeAutospacing="off" w:after="160" w:afterAutospacing="off" w:line="279" w:lineRule="auto"/>
+        <w:ind w:right="0"/>
+        <w:jc w:val="left"/>
+        <w:rPr>
+          <w:rFonts w:ascii="Segoe UI" w:hAnsi="Segoe UI" w:eastAsia="Segoe UI" w:cs="Segoe UI"/>
+          <w:b w:val="0"/>
+          <w:bCs w:val="0"/>
+          <w:i w:val="0"/>
+          <w:iCs w:val="0"/>
+          <w:caps w:val="0"/>
+          <w:smallCaps w:val="0"/>
+          <w:noProof w:val="0"/>
+          <w:sz w:val="24"/>
+          <w:szCs w:val="24"/>
+          <w:lang w:val="en-US"/>
+        </w:rPr>
+      </w:pPr>
+      <w:r>
+        <w:rPr>
+          <w:rFonts w:ascii="Segoe UI" w:hAnsi="Segoe UI" w:eastAsia="Segoe UI" w:cs="Segoe UI"/>
+          <w:b w:val="0"/>
+          <w:bCs w:val="0"/>
+          <w:i w:val="0"/>
+          <w:iCs w:val="0"/>
+          <w:caps w:val="0"/>
+          <w:smallCaps w:val="0"/>
+          <w:noProof w:val="0"/>
+          <w:sz w:val="24"/>
+          <w:szCs w:val="24"/>
+          <w:lang w:val="en-US"/>
+        </w:rPr>
+        <w:t>"Yes" answered but no condition details provided</w:t>
+      </w:r>
+    </w:p>
+    <w:p>
+      <w:pPr>
+        <w:pStyle w:val="ListParagraph"/>
+        <w:numPr>
+          <w:ilvl w:val="0"/>
+          <w:numId w:val="13"/>
+        </w:numPr>
+        <w:bidi w:val="0"/>
+        <w:spacing w:before="0" w:beforeAutospacing="off" w:after="160" w:afterAutospacing="off" w:line="279" w:lineRule="auto"/>
+        <w:ind w:right="0"/>
+        <w:jc w:val="left"/>
+        <w:rPr>
+          <w:rFonts w:ascii="Segoe UI" w:hAnsi="Segoe UI" w:eastAsia="Segoe UI" w:cs="Segoe UI"/>
+          <w:b w:val="0"/>
+          <w:bCs w:val="0"/>
+          <w:i w:val="0"/>
+          <w:iCs w:val="0"/>
+          <w:caps w:val="0"/>
+          <w:smallCaps w:val="0"/>
+          <w:noProof w:val="0"/>
+          <w:sz w:val="24"/>
+          <w:szCs w:val="24"/>
+          <w:lang w:val="en-US"/>
+        </w:rPr>
+      </w:pPr>
+      <w:r>
+        <w:rPr>
+          <w:rFonts w:ascii="Segoe UI" w:hAnsi="Segoe UI" w:eastAsia="Segoe UI" w:cs="Segoe UI"/>
+          <w:b w:val="0"/>
+          <w:bCs w:val="0"/>
+          <w:i w:val="0"/>
+          <w:iCs w:val="0"/>
+          <w:caps w:val="0"/>
+          <w:smallCaps w:val="0"/>
+          <w:noProof w:val="0"/>
+          <w:sz w:val="24"/>
+          <w:szCs w:val="24"/>
+          <w:lang w:val="en-US"/>
+        </w:rPr>
+        <w:t>Need medical records from providers</w:t>
+      </w:r>
+    </w:p>
+    <w:p>
+      <w:pPr>
+        <w:pStyle w:val="ListParagraph"/>
+        <w:numPr>
+          <w:ilvl w:val="0"/>
+          <w:numId w:val="13"/>
+        </w:numPr>
+        <w:bidi w:val="0"/>
+        <w:spacing w:before="0" w:beforeAutospacing="off" w:after="160" w:afterAutospacing="off" w:line="279" w:lineRule="auto"/>
+        <w:ind w:right="0"/>
+        <w:jc w:val="left"/>
+        <w:rPr>
+          <w:rFonts w:ascii="Segoe UI" w:hAnsi="Segoe UI" w:eastAsia="Segoe UI" w:cs="Segoe UI"/>
+          <w:b w:val="0"/>
+          <w:bCs w:val="0"/>
+          <w:i w:val="0"/>
+          <w:iCs w:val="0"/>
+          <w:caps w:val="0"/>
+          <w:smallCaps w:val="0"/>
+          <w:noProof w:val="0"/>
+          <w:sz w:val="24"/>
+          <w:szCs w:val="24"/>
+          <w:lang w:val="en-US"/>
+        </w:rPr>
+      </w:pPr>
+      <w:r>
+        <w:rPr>
+          <w:rFonts w:ascii="Segoe UI" w:hAnsi="Segoe UI" w:eastAsia="Segoe UI" w:cs="Segoe UI"/>
+          <w:b w:val="0"/>
+          <w:bCs w:val="0"/>
+          <w:i w:val="0"/>
+          <w:iCs w:val="0"/>
+          <w:caps w:val="0"/>
+          <w:smallCaps w:val="0"/>
+          <w:noProof w:val="0"/>
+          <w:sz w:val="24"/>
+          <w:szCs w:val="24"/>
+          <w:lang w:val="en-US"/>
+        </w:rPr>
+        <w:t xml:space="preserve">Need paramedical exam (for coverage ≥ $500K) </w:t>
+      </w:r>
+    </w:p>
+    <w:p>
+      <w:pPr>
+        <w:pStyle w:val="Normal"/>
+        <w:bidi w:val="0"/>
+        <w:spacing w:before="0" w:beforeAutospacing="off" w:after="160" w:afterAutospacing="off" w:line="279" w:lineRule="auto"/>
+        <w:ind w:right="0"/>
+        <w:jc w:val="left"/>
+        <w:rPr>
+          <w:rFonts w:ascii="Segoe UI" w:hAnsi="Segoe UI" w:eastAsia="Segoe UI" w:cs="Segoe UI"/>
+          <w:b w:val="1"/>
+          <w:bCs w:val="1"/>
+          <w:i w:val="0"/>
+          <w:iCs w:val="0"/>
+          <w:caps w:val="0"/>
+          <w:smallCaps w:val="0"/>
+          <w:noProof w:val="0"/>
+          <w:sz w:val="24"/>
+          <w:szCs w:val="24"/>
+          <w:lang w:val="en-US"/>
+        </w:rPr>
+      </w:pPr>
+      <w:r>
+        <w:rPr>
+          <w:rFonts w:ascii="Segoe UI" w:hAnsi="Segoe UI" w:eastAsia="Segoe UI" w:cs="Segoe UI"/>
+          <w:b w:val="1"/>
+          <w:bCs w:val="1"/>
+          <w:i w:val="0"/>
+          <w:iCs w:val="0"/>
+          <w:caps w:val="0"/>
+          <w:smallCaps w:val="0"/>
+          <w:noProof w:val="0"/>
+          <w:sz w:val="24"/>
+          <w:szCs w:val="24"/>
+          <w:lang w:val="en-US"/>
+        </w:rPr>
+        <w:t>Medical Records Request:</w:t>
+      </w:r>
+    </w:p>
+    <w:p>
+      <w:pPr>
+        <w:pStyle w:val="ListParagraph"/>
+        <w:numPr>
+          <w:ilvl w:val="0"/>
+          <w:numId w:val="14"/>
+        </w:numPr>
+        <w:bidi w:val="0"/>
+        <w:spacing w:before="0" w:beforeAutospacing="off" w:after="160" w:afterAutospacing="off" w:line="279" w:lineRule="auto"/>
+        <w:ind w:right="0"/>
+        <w:jc w:val="left"/>
+        <w:rPr>
+          <w:rFonts w:ascii="Segoe UI" w:hAnsi="Segoe UI" w:eastAsia="Segoe UI" w:cs="Segoe UI"/>
+          <w:b w:val="0"/>
+          <w:bCs w:val="0"/>
+          <w:i w:val="0"/>
+          <w:iCs w:val="0"/>
+          <w:caps w:val="0"/>
+          <w:smallCaps w:val="0"/>
+          <w:noProof w:val="0"/>
+          <w:sz w:val="24"/>
+          <w:szCs w:val="24"/>
+          <w:lang w:val="en-US"/>
+        </w:rPr>
+      </w:pPr>
+      <w:r>
+        <w:rPr>
+          <w:rFonts w:ascii="Segoe UI" w:hAnsi="Segoe UI" w:eastAsia="Segoe UI" w:cs="Segoe UI"/>
+          <w:b w:val="0"/>
+          <w:bCs w:val="0"/>
+          <w:i w:val="0"/>
+          <w:iCs w:val="0"/>
+          <w:caps w:val="0"/>
+          <w:smallCaps w:val="0"/>
+          <w:noProof w:val="0"/>
+          <w:sz w:val="24"/>
+          <w:szCs w:val="24"/>
+          <w:lang w:val="en-US"/>
+        </w:rPr>
+        <w:t>Underwriter requests records from physician</w:t>
+      </w:r>
+    </w:p>
+    <w:p>
+      <w:pPr>
+        <w:pStyle w:val="ListParagraph"/>
+        <w:numPr>
+          <w:ilvl w:val="0"/>
+          <w:numId w:val="14"/>
+        </w:numPr>
+        <w:bidi w:val="0"/>
+        <w:spacing w:before="0" w:beforeAutospacing="off" w:after="160" w:afterAutospacing="off" w:line="279" w:lineRule="auto"/>
+        <w:ind w:right="0"/>
+        <w:jc w:val="left"/>
+        <w:rPr>
+          <w:rFonts w:ascii="Segoe UI" w:hAnsi="Segoe UI" w:eastAsia="Segoe UI" w:cs="Segoe UI"/>
+          <w:b w:val="0"/>
+          <w:bCs w:val="0"/>
+          <w:i w:val="0"/>
+          <w:iCs w:val="0"/>
+          <w:caps w:val="0"/>
+          <w:smallCaps w:val="0"/>
+          <w:noProof w:val="0"/>
+          <w:sz w:val="24"/>
+          <w:szCs w:val="24"/>
+          <w:lang w:val="en-US"/>
+        </w:rPr>
+      </w:pPr>
+      <w:r>
+        <w:rPr>
+          <w:rFonts w:ascii="Segoe UI" w:hAnsi="Segoe UI" w:eastAsia="Segoe UI" w:cs="Segoe UI"/>
+          <w:b w:val="0"/>
+          <w:bCs w:val="0"/>
+          <w:i w:val="0"/>
+          <w:iCs w:val="0"/>
+          <w:caps w:val="0"/>
+          <w:smallCaps w:val="0"/>
+          <w:noProof w:val="0"/>
+          <w:sz w:val="24"/>
+          <w:szCs w:val="24"/>
+          <w:lang w:val="en-US"/>
+        </w:rPr>
+        <w:t>Applicant or provider sends records via fax/mail/email</w:t>
+      </w:r>
+    </w:p>
+    <w:p>
+      <w:pPr>
+        <w:pStyle w:val="ListParagraph"/>
+        <w:numPr>
+          <w:ilvl w:val="0"/>
+          <w:numId w:val="14"/>
+        </w:numPr>
+        <w:bidi w:val="0"/>
+        <w:spacing w:before="0" w:beforeAutospacing="off" w:after="160" w:afterAutospacing="off" w:line="279" w:lineRule="auto"/>
+        <w:ind w:right="0"/>
+        <w:jc w:val="left"/>
+        <w:rPr>
+          <w:rFonts w:ascii="Segoe UI" w:hAnsi="Segoe UI" w:eastAsia="Segoe UI" w:cs="Segoe UI"/>
+          <w:b w:val="1"/>
+          <w:bCs w:val="1"/>
+          <w:i w:val="0"/>
+          <w:iCs w:val="0"/>
+          <w:caps w:val="0"/>
+          <w:smallCaps w:val="0"/>
+          <w:noProof w:val="0"/>
+          <w:sz w:val="24"/>
+          <w:szCs w:val="24"/>
+          <w:lang w:val="en-US"/>
+        </w:rPr>
+      </w:pPr>
+      <w:r>
+        <w:rPr>
+          <w:rFonts w:ascii="Segoe UI" w:hAnsi="Segoe UI" w:eastAsia="Segoe UI" w:cs="Segoe UI"/>
+          <w:b w:val="0"/>
+          <w:bCs w:val="0"/>
+          <w:i w:val="0"/>
+          <w:iCs w:val="0"/>
+          <w:caps w:val="0"/>
+          <w:smallCaps w:val="0"/>
+          <w:noProof w:val="0"/>
+          <w:sz w:val="24"/>
+          <w:szCs w:val="24"/>
+          <w:lang w:val="en-US"/>
+        </w:rPr>
+        <w:t>These also need indexing! (another manual touchpoint)</w:t>
+      </w:r>
+    </w:p>
+    <w:p>
+      <w:pPr>
+        <w:pStyle w:val="Normal"/>
+        <w:bidi w:val="0"/>
+        <w:spacing w:before="0" w:beforeAutospacing="off" w:after="160" w:afterAutospacing="off" w:line="279" w:lineRule="auto"/>
+        <w:ind w:right="0"/>
+        <w:jc w:val="left"/>
+        <w:rPr>
+          <w:rFonts w:ascii="Segoe UI" w:hAnsi="Segoe UI" w:eastAsia="Segoe UI" w:cs="Segoe UI"/>
+          <w:b w:val="1"/>
+          <w:bCs w:val="1"/>
+          <w:i w:val="0"/>
+          <w:iCs w:val="0"/>
+          <w:caps w:val="0"/>
+          <w:smallCaps w:val="0"/>
+          <w:noProof w:val="0"/>
+          <w:sz w:val="24"/>
+          <w:szCs w:val="24"/>
+          <w:lang w:val="en-US"/>
+        </w:rPr>
+      </w:pPr>
+      <w:r>
+        <w:rPr>
+          <w:rFonts w:ascii="Segoe UI" w:hAnsi="Segoe UI" w:eastAsia="Segoe UI" w:cs="Segoe UI"/>
+          <w:b w:val="1"/>
+          <w:bCs w:val="1"/>
+          <w:i w:val="0"/>
+          <w:iCs w:val="0"/>
+          <w:caps w:val="0"/>
+          <w:smallCaps w:val="0"/>
+          <w:noProof w:val="0"/>
+          <w:sz w:val="24"/>
+          <w:szCs w:val="24"/>
+          <w:lang w:val="en-US"/>
+        </w:rPr>
+        <w:t>Underwriting Decision:</w:t>
+      </w:r>
+    </w:p>
+    <w:p>
+      <w:pPr>
+        <w:pStyle w:val="ListParagraph"/>
+        <w:numPr>
+          <w:ilvl w:val="0"/>
+          <w:numId w:val="15"/>
+        </w:numPr>
+        <w:bidi w:val="0"/>
+        <w:spacing w:before="0" w:beforeAutospacing="off" w:after="160" w:afterAutospacing="off" w:line="279" w:lineRule="auto"/>
+        <w:ind w:right="0"/>
+        <w:jc w:val="left"/>
+        <w:rPr>
+          <w:rFonts w:ascii="Segoe UI" w:hAnsi="Segoe UI" w:eastAsia="Segoe UI" w:cs="Segoe UI"/>
+          <w:b w:val="0"/>
+          <w:bCs w:val="0"/>
+          <w:i w:val="0"/>
+          <w:iCs w:val="0"/>
+          <w:caps w:val="0"/>
+          <w:smallCaps w:val="0"/>
+          <w:noProof w:val="0"/>
+          <w:sz w:val="24"/>
+          <w:szCs w:val="24"/>
+          <w:lang w:val="en-US"/>
+        </w:rPr>
+      </w:pPr>
+      <w:r>
+        <w:rPr>
+          <w:rFonts w:ascii="Segoe UI" w:hAnsi="Segoe UI" w:eastAsia="Segoe UI" w:cs="Segoe UI"/>
+          <w:b w:val="0"/>
+          <w:bCs w:val="0"/>
+          <w:i w:val="0"/>
+          <w:iCs w:val="0"/>
+          <w:caps w:val="0"/>
+          <w:smallCaps w:val="0"/>
+          <w:noProof w:val="0"/>
+          <w:sz w:val="24"/>
+          <w:szCs w:val="24"/>
+          <w:lang w:val="en-US"/>
+        </w:rPr>
+        <w:t>✅ Approved at standard rates</w:t>
+      </w:r>
+    </w:p>
+    <w:p>
+      <w:pPr>
+        <w:pStyle w:val="ListParagraph"/>
+        <w:numPr>
+          <w:ilvl w:val="0"/>
+          <w:numId w:val="15"/>
+        </w:numPr>
+        <w:bidi w:val="0"/>
+        <w:spacing w:before="0" w:beforeAutospacing="off" w:after="160" w:afterAutospacing="off" w:line="279" w:lineRule="auto"/>
+        <w:ind w:right="0"/>
+        <w:jc w:val="left"/>
+        <w:rPr>
+          <w:rFonts w:ascii="Segoe UI" w:hAnsi="Segoe UI" w:eastAsia="Segoe UI" w:cs="Segoe UI"/>
+          <w:b w:val="0"/>
+          <w:bCs w:val="0"/>
+          <w:i w:val="0"/>
+          <w:iCs w:val="0"/>
+          <w:caps w:val="0"/>
+          <w:smallCaps w:val="0"/>
+          <w:noProof w:val="0"/>
+          <w:sz w:val="24"/>
+          <w:szCs w:val="24"/>
+          <w:lang w:val="en-US"/>
+        </w:rPr>
+      </w:pPr>
+      <w:r>
+        <w:rPr>
+          <w:rFonts w:ascii="Segoe UI" w:hAnsi="Segoe UI" w:eastAsia="Segoe UI" w:cs="Segoe UI"/>
+          <w:b w:val="0"/>
+          <w:bCs w:val="0"/>
+          <w:i w:val="0"/>
+          <w:iCs w:val="0"/>
+          <w:caps w:val="0"/>
+          <w:smallCaps w:val="0"/>
+          <w:noProof w:val="0"/>
+          <w:sz w:val="24"/>
+          <w:szCs w:val="24"/>
+          <w:lang w:val="en-US"/>
+        </w:rPr>
+        <w:t>✅ Approved at increased rates</w:t>
+      </w:r>
+    </w:p>
+    <w:p>
+      <w:pPr>
+        <w:pStyle w:val="ListParagraph"/>
+        <w:numPr>
+          <w:ilvl w:val="0"/>
+          <w:numId w:val="15"/>
+        </w:numPr>
+        <w:bidi w:val="0"/>
+        <w:spacing w:before="0" w:beforeAutospacing="off" w:after="160" w:afterAutospacing="off" w:line="279" w:lineRule="auto"/>
+        <w:ind w:right="0"/>
+        <w:jc w:val="left"/>
+        <w:rPr>
+          <w:rFonts w:ascii="Segoe UI" w:hAnsi="Segoe UI" w:eastAsia="Segoe UI" w:cs="Segoe UI"/>
+          <w:b w:val="0"/>
+          <w:bCs w:val="0"/>
+          <w:i w:val="0"/>
+          <w:iCs w:val="0"/>
+          <w:caps w:val="0"/>
+          <w:smallCaps w:val="0"/>
+          <w:noProof w:val="0"/>
+          <w:sz w:val="24"/>
+          <w:szCs w:val="24"/>
+          <w:lang w:val="en-US"/>
+        </w:rPr>
+      </w:pPr>
+      <w:r>
+        <w:rPr>
+          <w:rFonts w:ascii="Segoe UI" w:hAnsi="Segoe UI" w:eastAsia="Segoe UI" w:cs="Segoe UI"/>
+          <w:b w:val="0"/>
+          <w:bCs w:val="0"/>
+          <w:i w:val="0"/>
+          <w:iCs w:val="0"/>
+          <w:caps w:val="0"/>
+          <w:smallCaps w:val="0"/>
+          <w:noProof w:val="0"/>
+          <w:sz w:val="24"/>
+          <w:szCs w:val="24"/>
+          <w:lang w:val="en-US"/>
+        </w:rPr>
+        <w:t>⚠️ Approved with exclusions (specific conditions excluded)</w:t>
+      </w:r>
+    </w:p>
+    <w:p>
+      <w:pPr>
+        <w:pStyle w:val="ListParagraph"/>
+        <w:numPr>
+          <w:ilvl w:val="0"/>
+          <w:numId w:val="15"/>
+        </w:numPr>
+        <w:bidi w:val="0"/>
+        <w:spacing w:before="0" w:beforeAutospacing="off" w:after="160" w:afterAutospacing="off" w:line="279" w:lineRule="auto"/>
+        <w:ind w:right="0"/>
+        <w:jc w:val="left"/>
+        <w:rPr>
+          <w:rFonts w:ascii="Segoe UI" w:hAnsi="Segoe UI" w:eastAsia="Segoe UI" w:cs="Segoe UI"/>
+          <w:b w:val="0"/>
+          <w:bCs w:val="0"/>
+          <w:i w:val="0"/>
+          <w:iCs w:val="0"/>
+          <w:caps w:val="0"/>
+          <w:smallCaps w:val="0"/>
+          <w:noProof w:val="0"/>
+          <w:sz w:val="24"/>
+          <w:szCs w:val="24"/>
+          <w:lang w:val="en-US"/>
+        </w:rPr>
+      </w:pPr>
+      <w:r>
+        <w:rPr>
+          <w:rFonts w:ascii="Segoe UI" w:hAnsi="Segoe UI" w:eastAsia="Segoe UI" w:cs="Segoe UI"/>
+          <w:b w:val="0"/>
+          <w:bCs w:val="0"/>
+          <w:i w:val="0"/>
+          <w:iCs w:val="0"/>
+          <w:caps w:val="0"/>
+          <w:smallCaps w:val="0"/>
+          <w:noProof w:val="0"/>
+          <w:sz w:val="24"/>
+          <w:szCs w:val="24"/>
+          <w:lang w:val="en-US"/>
+        </w:rPr>
+        <w:t>❌ Denied</w:t>
+      </w:r>
+    </w:p>
+    <w:p>
+      <w:pPr>
+        <w:pStyle w:val="Normal"/>
+        <w:bidi w:val="0"/>
+        <w:spacing w:before="0" w:beforeAutospacing="off" w:after="160" w:afterAutospacing="off" w:line="279" w:lineRule="auto"/>
+        <w:ind w:right="0"/>
+        <w:jc w:val="left"/>
+        <w:rPr>
+          <w:rFonts w:ascii="Segoe UI" w:hAnsi="Segoe UI" w:eastAsia="Segoe UI" w:cs="Segoe UI"/>
+          <w:b w:val="1"/>
+          <w:bCs w:val="1"/>
+          <w:i w:val="0"/>
+          <w:iCs w:val="0"/>
+          <w:caps w:val="0"/>
+          <w:smallCaps w:val="0"/>
+          <w:noProof w:val="0"/>
+          <w:sz w:val="24"/>
+          <w:szCs w:val="24"/>
+          <w:lang w:val="en-US"/>
+        </w:rPr>
+      </w:pPr>
+      <w:r>
+        <w:rPr>
+          <w:rFonts w:ascii="Segoe UI" w:hAnsi="Segoe UI" w:eastAsia="Segoe UI" w:cs="Segoe UI"/>
+          <w:b w:val="1"/>
+          <w:bCs w:val="1"/>
+          <w:i w:val="0"/>
+          <w:iCs w:val="0"/>
+          <w:caps w:val="0"/>
+          <w:smallCaps w:val="0"/>
+          <w:noProof w:val="0"/>
+          <w:sz w:val="24"/>
+          <w:szCs w:val="24"/>
+          <w:lang w:val="en-US"/>
+        </w:rPr>
+        <w:t>Communication:</w:t>
+      </w:r>
+    </w:p>
+    <w:p>
+      <w:pPr>
+        <w:pStyle w:val="ListParagraph"/>
+        <w:numPr>
+          <w:ilvl w:val="0"/>
+          <w:numId w:val="16"/>
+        </w:numPr>
+        <w:bidi w:val="0"/>
+        <w:spacing w:before="0" w:beforeAutospacing="off" w:after="160" w:afterAutospacing="off" w:line="279" w:lineRule="auto"/>
+        <w:ind w:right="0"/>
+        <w:jc w:val="left"/>
+        <w:rPr>
+          <w:rFonts w:ascii="Segoe UI" w:hAnsi="Segoe UI" w:eastAsia="Segoe UI" w:cs="Segoe UI"/>
+          <w:b w:val="0"/>
+          <w:bCs w:val="0"/>
+          <w:i w:val="0"/>
+          <w:iCs w:val="0"/>
+          <w:caps w:val="0"/>
+          <w:smallCaps w:val="0"/>
+          <w:noProof w:val="0"/>
+          <w:sz w:val="24"/>
+          <w:szCs w:val="24"/>
+          <w:lang w:val="en-US"/>
+        </w:rPr>
+      </w:pPr>
+      <w:r>
+        <w:rPr>
+          <w:rFonts w:ascii="Segoe UI" w:hAnsi="Segoe UI" w:eastAsia="Segoe UI" w:cs="Segoe UI"/>
+          <w:b w:val="0"/>
+          <w:bCs w:val="0"/>
+          <w:i w:val="0"/>
+          <w:iCs w:val="0"/>
+          <w:caps w:val="0"/>
+          <w:smallCaps w:val="0"/>
+          <w:noProof w:val="0"/>
+          <w:sz w:val="24"/>
+          <w:szCs w:val="24"/>
+          <w:lang w:val="en-US"/>
+        </w:rPr>
+        <w:t>Decision sent to applicant and employer</w:t>
+      </w:r>
+    </w:p>
+    <w:p>
+      <w:pPr>
+        <w:pStyle w:val="ListParagraph"/>
+        <w:numPr>
+          <w:ilvl w:val="0"/>
+          <w:numId w:val="16"/>
+        </w:numPr>
+        <w:bidi w:val="0"/>
+        <w:spacing w:before="0" w:beforeAutospacing="off" w:after="160" w:afterAutospacing="off" w:line="279" w:lineRule="auto"/>
+        <w:ind w:right="0"/>
+        <w:jc w:val="left"/>
+        <w:rPr>
+          <w:rFonts w:ascii="Segoe UI" w:hAnsi="Segoe UI" w:eastAsia="Segoe UI" w:cs="Segoe UI"/>
+          <w:b w:val="0"/>
+          <w:bCs w:val="0"/>
+          <w:i w:val="0"/>
+          <w:iCs w:val="0"/>
+          <w:caps w:val="0"/>
+          <w:smallCaps w:val="0"/>
+          <w:noProof w:val="0"/>
+          <w:sz w:val="24"/>
+          <w:szCs w:val="24"/>
+          <w:lang w:val="en-US"/>
+        </w:rPr>
+      </w:pPr>
+      <w:r>
+        <w:rPr>
+          <w:rFonts w:ascii="Segoe UI" w:hAnsi="Segoe UI" w:eastAsia="Segoe UI" w:cs="Segoe UI"/>
+          <w:b w:val="0"/>
+          <w:bCs w:val="0"/>
+          <w:i w:val="0"/>
+          <w:iCs w:val="0"/>
+          <w:caps w:val="0"/>
+          <w:smallCaps w:val="0"/>
+          <w:noProof w:val="0"/>
+          <w:sz w:val="24"/>
+          <w:szCs w:val="24"/>
+          <w:lang w:val="en-US"/>
+        </w:rPr>
+        <w:t xml:space="preserve">Employer must NOT collect premiums until EOI is approved </w:t>
+      </w:r>
+    </w:p>
+    <w:p>
+      <w:pPr>
+        <w:pStyle w:val="Normal"/>
+        <w:bidi w:val="0"/>
+        <w:spacing w:before="0" w:beforeAutospacing="off" w:after="160" w:afterAutospacing="off" w:line="279" w:lineRule="auto"/>
+        <w:ind w:left="0" w:right="0"/>
+        <w:jc w:val="left"/>
+        <w:rPr>
+          <w:rFonts w:ascii="Segoe UI" w:hAnsi="Segoe UI" w:eastAsia="Segoe UI" w:cs="Segoe UI"/>
+          <w:b w:val="1"/>
+          <w:bCs w:val="1"/>
+          <w:i w:val="0"/>
+          <w:iCs w:val="0"/>
+          <w:caps w:val="0"/>
+          <w:smallCaps w:val="0"/>
+          <w:noProof w:val="0"/>
+          <w:sz w:val="24"/>
+          <w:szCs w:val="24"/>
+          <w:lang w:val="en-US"/>
+        </w:rPr>
+      </w:pPr>
+      <w:r>
+        <w:rPr>
+          <w:rFonts w:ascii="Segoe UI" w:hAnsi="Segoe UI" w:eastAsia="Segoe UI" w:cs="Segoe UI"/>
+          <w:b w:val="1"/>
+          <w:bCs w:val="1"/>
+          <w:i w:val="0"/>
+          <w:iCs w:val="0"/>
+          <w:caps w:val="0"/>
+          <w:smallCaps w:val="0"/>
+          <w:noProof w:val="0"/>
+          <w:sz w:val="24"/>
+          <w:szCs w:val="24"/>
+          <w:lang w:val="en-US"/>
+        </w:rPr>
+        <w:t>Questionnaire Processing (Another Manual Touchpoint)</w:t>
+      </w:r>
+      <w:r>
+        <w:rPr>
+          <w:rFonts w:ascii="Segoe UI" w:hAnsi="Segoe UI" w:eastAsia="Segoe UI" w:cs="Segoe UI"/>
+          <w:b w:val="1"/>
+          <w:bCs w:val="1"/>
+          <w:i w:val="0"/>
+          <w:iCs w:val="0"/>
+          <w:caps w:val="0"/>
+          <w:smallCaps w:val="0"/>
+          <w:noProof w:val="0"/>
+          <w:sz w:val="24"/>
+          <w:szCs w:val="24"/>
+          <w:lang w:val="en-US"/>
+        </w:rPr>
+        <w:t>:</w:t>
+      </w:r>
+    </w:p>
+    <w:p>
+      <w:pPr>
+        <w:pStyle w:val="Normal"/>
+        <w:bidi w:val="0"/>
+        <w:spacing w:before="0" w:beforeAutospacing="off" w:after="160" w:afterAutospacing="off" w:line="279" w:lineRule="auto"/>
+        <w:ind w:left="0" w:right="0"/>
+        <w:jc w:val="left"/>
+        <w:rPr>
+          <w:rFonts w:ascii="Segoe UI" w:hAnsi="Segoe UI" w:eastAsia="Segoe UI" w:cs="Segoe UI"/>
+          <w:b w:val="0"/>
+          <w:bCs w:val="0"/>
+          <w:i w:val="0"/>
+          <w:iCs w:val="0"/>
+          <w:caps w:val="0"/>
+          <w:smallCaps w:val="0"/>
+          <w:noProof w:val="0"/>
+          <w:sz w:val="24"/>
+          <w:szCs w:val="24"/>
+          <w:lang w:val="en-US"/>
+        </w:rPr>
+      </w:pPr>
+      <w:r>
+        <w:rPr>
+          <w:rFonts w:ascii="Segoe UI" w:hAnsi="Segoe UI" w:eastAsia="Segoe UI" w:cs="Segoe UI"/>
+          <w:b w:val="0"/>
+          <w:bCs w:val="0"/>
+          <w:i w:val="0"/>
+          <w:iCs w:val="0"/>
+          <w:caps w:val="0"/>
+          <w:smallCaps w:val="0"/>
+          <w:noProof w:val="0"/>
+          <w:sz w:val="24"/>
+          <w:szCs w:val="24"/>
+          <w:lang w:val="en-US"/>
+        </w:rPr>
+        <w:t>Your customer mentioned: "questionnaire is still manual"</w:t>
+      </w:r>
+    </w:p>
+    <w:p>
+      <w:pPr>
+        <w:pStyle w:val="Normal"/>
+        <w:bidi w:val="0"/>
+        <w:spacing w:before="0" w:beforeAutospacing="off" w:after="160" w:afterAutospacing="off" w:line="279" w:lineRule="auto"/>
+        <w:ind w:right="0"/>
+        <w:jc w:val="left"/>
+        <w:rPr>
+          <w:rFonts w:ascii="Segoe UI" w:hAnsi="Segoe UI" w:eastAsia="Segoe UI" w:cs="Segoe UI"/>
+          <w:b w:val="1"/>
+          <w:bCs w:val="1"/>
+          <w:i w:val="0"/>
+          <w:iCs w:val="0"/>
+          <w:caps w:val="0"/>
+          <w:smallCaps w:val="0"/>
+          <w:noProof w:val="0"/>
+          <w:sz w:val="24"/>
+          <w:szCs w:val="24"/>
+          <w:lang w:val="en-US"/>
+        </w:rPr>
+      </w:pPr>
+      <w:r>
+        <w:rPr>
+          <w:rFonts w:ascii="Segoe UI" w:hAnsi="Segoe UI" w:eastAsia="Segoe UI" w:cs="Segoe UI"/>
+          <w:b w:val="1"/>
+          <w:bCs w:val="1"/>
+          <w:i w:val="0"/>
+          <w:iCs w:val="0"/>
+          <w:caps w:val="0"/>
+          <w:smallCaps w:val="0"/>
+          <w:noProof w:val="0"/>
+          <w:sz w:val="24"/>
+          <w:szCs w:val="24"/>
+          <w:lang w:val="en-US"/>
+        </w:rPr>
+        <w:t>What this means:</w:t>
+      </w:r>
+    </w:p>
+    <w:p>
+      <w:pPr>
+        <w:pStyle w:val="ListParagraph"/>
+        <w:numPr>
+          <w:ilvl w:val="0"/>
+          <w:numId w:val="17"/>
+        </w:numPr>
+        <w:bidi w:val="0"/>
+        <w:spacing w:before="0" w:beforeAutospacing="off" w:after="160" w:afterAutospacing="off" w:line="279" w:lineRule="auto"/>
+        <w:ind w:right="0"/>
+        <w:jc w:val="left"/>
+        <w:rPr>
+          <w:rFonts w:ascii="Segoe UI" w:hAnsi="Segoe UI" w:eastAsia="Segoe UI" w:cs="Segoe UI"/>
+          <w:b w:val="0"/>
+          <w:bCs w:val="0"/>
+          <w:i w:val="0"/>
+          <w:iCs w:val="0"/>
+          <w:caps w:val="0"/>
+          <w:smallCaps w:val="0"/>
+          <w:noProof w:val="0"/>
+          <w:sz w:val="24"/>
+          <w:szCs w:val="24"/>
+          <w:lang w:val="en-US"/>
+        </w:rPr>
+      </w:pPr>
+      <w:r>
+        <w:rPr>
+          <w:rFonts w:ascii="Segoe UI" w:hAnsi="Segoe UI" w:eastAsia="Segoe UI" w:cs="Segoe UI"/>
+          <w:b w:val="0"/>
+          <w:bCs w:val="0"/>
+          <w:i w:val="0"/>
+          <w:iCs w:val="0"/>
+          <w:caps w:val="0"/>
+          <w:smallCaps w:val="0"/>
+          <w:noProof w:val="0"/>
+          <w:sz w:val="24"/>
+          <w:szCs w:val="24"/>
+          <w:lang w:val="en-US"/>
+        </w:rPr>
+        <w:t>When an applicant answers "Yes" to a health history question, a condition-specific questionnaire is triggered</w:t>
+      </w:r>
+    </w:p>
+    <w:p>
+      <w:pPr>
+        <w:pStyle w:val="ListParagraph"/>
+        <w:numPr>
+          <w:ilvl w:val="0"/>
+          <w:numId w:val="17"/>
+        </w:numPr>
+        <w:bidi w:val="0"/>
+        <w:spacing w:before="0" w:beforeAutospacing="off" w:after="160" w:afterAutospacing="off" w:line="279" w:lineRule="auto"/>
+        <w:ind w:right="0"/>
+        <w:jc w:val="left"/>
+        <w:rPr>
+          <w:rFonts w:ascii="Segoe UI" w:hAnsi="Segoe UI" w:eastAsia="Segoe UI" w:cs="Segoe UI"/>
+          <w:b w:val="0"/>
+          <w:bCs w:val="0"/>
+          <w:i w:val="0"/>
+          <w:iCs w:val="0"/>
+          <w:caps w:val="0"/>
+          <w:smallCaps w:val="0"/>
+          <w:noProof w:val="0"/>
+          <w:sz w:val="24"/>
+          <w:szCs w:val="24"/>
+          <w:lang w:val="en-US"/>
+        </w:rPr>
+      </w:pPr>
+      <w:r>
+        <w:rPr>
+          <w:rFonts w:ascii="Segoe UI" w:hAnsi="Segoe UI" w:eastAsia="Segoe UI" w:cs="Segoe UI"/>
+          <w:b w:val="0"/>
+          <w:bCs w:val="0"/>
+          <w:i w:val="0"/>
+          <w:iCs w:val="0"/>
+          <w:caps w:val="0"/>
+          <w:smallCaps w:val="0"/>
+          <w:noProof w:val="0"/>
+          <w:sz w:val="24"/>
+          <w:szCs w:val="24"/>
+          <w:lang w:val="en-US"/>
+        </w:rPr>
+        <w:t>Example: If applicant marks "Cancer," a cancer-specific questionnaire must be completed</w:t>
+      </w:r>
+    </w:p>
+    <w:p>
+      <w:pPr>
+        <w:pStyle w:val="ListParagraph"/>
+        <w:numPr>
+          <w:ilvl w:val="0"/>
+          <w:numId w:val="17"/>
+        </w:numPr>
+        <w:bidi w:val="0"/>
+        <w:spacing w:before="0" w:beforeAutospacing="off" w:after="160" w:afterAutospacing="off" w:line="279" w:lineRule="auto"/>
+        <w:ind w:right="0"/>
+        <w:jc w:val="left"/>
+        <w:rPr>
+          <w:rFonts w:ascii="Segoe UI" w:hAnsi="Segoe UI" w:eastAsia="Segoe UI" w:cs="Segoe UI"/>
+          <w:b w:val="0"/>
+          <w:bCs w:val="0"/>
+          <w:i w:val="0"/>
+          <w:iCs w:val="0"/>
+          <w:caps w:val="0"/>
+          <w:smallCaps w:val="0"/>
+          <w:noProof w:val="0"/>
+          <w:sz w:val="24"/>
+          <w:szCs w:val="24"/>
+          <w:lang w:val="en-US"/>
+        </w:rPr>
+      </w:pPr>
+      <w:r>
+        <w:rPr>
+          <w:rFonts w:ascii="Segoe UI" w:hAnsi="Segoe UI" w:eastAsia="Segoe UI" w:cs="Segoe UI"/>
+          <w:b w:val="0"/>
+          <w:bCs w:val="0"/>
+          <w:i w:val="0"/>
+          <w:iCs w:val="0"/>
+          <w:caps w:val="0"/>
+          <w:smallCaps w:val="0"/>
+          <w:noProof w:val="0"/>
+          <w:sz w:val="24"/>
+          <w:szCs w:val="24"/>
+          <w:lang w:val="en-US"/>
+        </w:rPr>
+        <w:t>Currently, this is likely:</w:t>
+      </w:r>
+    </w:p>
+    <w:p>
+      <w:pPr>
+        <w:pStyle w:val="ListParagraph"/>
+        <w:numPr>
+          <w:ilvl w:val="1"/>
+          <w:numId w:val="17"/>
+        </w:numPr>
+        <w:bidi w:val="0"/>
+        <w:spacing w:before="0" w:beforeAutospacing="off" w:after="160" w:afterAutospacing="off" w:line="279" w:lineRule="auto"/>
+        <w:ind w:right="0"/>
+        <w:jc w:val="left"/>
+        <w:rPr>
+          <w:rFonts w:ascii="Segoe UI" w:hAnsi="Segoe UI" w:eastAsia="Segoe UI" w:cs="Segoe UI"/>
+          <w:b w:val="0"/>
+          <w:bCs w:val="0"/>
+          <w:i w:val="0"/>
+          <w:iCs w:val="0"/>
+          <w:caps w:val="0"/>
+          <w:smallCaps w:val="0"/>
+          <w:noProof w:val="0"/>
+          <w:sz w:val="24"/>
+          <w:szCs w:val="24"/>
+          <w:lang w:val="en-US"/>
+        </w:rPr>
+      </w:pPr>
+      <w:r>
+        <w:rPr>
+          <w:rFonts w:ascii="Segoe UI" w:hAnsi="Segoe UI" w:eastAsia="Segoe UI" w:cs="Segoe UI"/>
+          <w:b w:val="0"/>
+          <w:bCs w:val="0"/>
+          <w:i w:val="0"/>
+          <w:iCs w:val="0"/>
+          <w:caps w:val="0"/>
+          <w:smallCaps w:val="0"/>
+          <w:noProof w:val="0"/>
+          <w:sz w:val="24"/>
+          <w:szCs w:val="24"/>
+          <w:lang w:val="en-US"/>
+        </w:rPr>
+        <w:t>Sent manually (mail/email) to applicant</w:t>
+      </w:r>
+    </w:p>
+    <w:p>
+      <w:pPr>
+        <w:pStyle w:val="ListParagraph"/>
+        <w:numPr>
+          <w:ilvl w:val="1"/>
+          <w:numId w:val="17"/>
+        </w:numPr>
+        <w:bidi w:val="0"/>
+        <w:spacing w:before="0" w:beforeAutospacing="off" w:after="160" w:afterAutospacing="off" w:line="279" w:lineRule="auto"/>
+        <w:ind w:right="0"/>
+        <w:jc w:val="left"/>
+        <w:rPr>
+          <w:rFonts w:ascii="Segoe UI" w:hAnsi="Segoe UI" w:eastAsia="Segoe UI" w:cs="Segoe UI"/>
+          <w:b w:val="0"/>
+          <w:bCs w:val="0"/>
+          <w:i w:val="0"/>
+          <w:iCs w:val="0"/>
+          <w:caps w:val="0"/>
+          <w:smallCaps w:val="0"/>
+          <w:noProof w:val="0"/>
+          <w:sz w:val="24"/>
+          <w:szCs w:val="24"/>
+          <w:lang w:val="en-US"/>
+        </w:rPr>
+      </w:pPr>
+      <w:r>
+        <w:rPr>
+          <w:rFonts w:ascii="Segoe UI" w:hAnsi="Segoe UI" w:eastAsia="Segoe UI" w:cs="Segoe UI"/>
+          <w:b w:val="0"/>
+          <w:bCs w:val="0"/>
+          <w:i w:val="0"/>
+          <w:iCs w:val="0"/>
+          <w:caps w:val="0"/>
+          <w:smallCaps w:val="0"/>
+          <w:noProof w:val="0"/>
+          <w:sz w:val="24"/>
+          <w:szCs w:val="24"/>
+          <w:lang w:val="en-US"/>
+        </w:rPr>
+        <w:t>Received back manually (paper/email)</w:t>
+      </w:r>
+    </w:p>
+    <w:p>
+      <w:pPr>
+        <w:pStyle w:val="ListParagraph"/>
+        <w:numPr>
+          <w:ilvl w:val="1"/>
+          <w:numId w:val="17"/>
+        </w:numPr>
+        <w:bidi w:val="0"/>
+        <w:spacing w:before="0" w:beforeAutospacing="off" w:after="160" w:afterAutospacing="off" w:line="279" w:lineRule="auto"/>
+        <w:ind w:right="0"/>
+        <w:jc w:val="left"/>
+        <w:rPr>
+          <w:rFonts w:ascii="Segoe UI" w:hAnsi="Segoe UI" w:eastAsia="Segoe UI" w:cs="Segoe UI"/>
+          <w:b w:val="0"/>
+          <w:bCs w:val="0"/>
+          <w:i w:val="0"/>
+          <w:iCs w:val="0"/>
+          <w:caps w:val="0"/>
+          <w:smallCaps w:val="0"/>
+          <w:noProof w:val="0"/>
+          <w:sz w:val="24"/>
+          <w:szCs w:val="24"/>
+          <w:lang w:val="en-US"/>
+        </w:rPr>
+      </w:pPr>
+      <w:r>
+        <w:rPr>
+          <w:rFonts w:ascii="Segoe UI" w:hAnsi="Segoe UI" w:eastAsia="Segoe UI" w:cs="Segoe UI"/>
+          <w:b w:val="0"/>
+          <w:bCs w:val="0"/>
+          <w:i w:val="0"/>
+          <w:iCs w:val="0"/>
+          <w:caps w:val="0"/>
+          <w:smallCaps w:val="0"/>
+          <w:noProof w:val="0"/>
+          <w:sz w:val="24"/>
+          <w:szCs w:val="24"/>
+          <w:lang w:val="en-US"/>
+        </w:rPr>
+        <w:t>Manually indexed into OnBase</w:t>
+      </w:r>
+    </w:p>
+    <w:p>
+      <w:pPr>
+        <w:pStyle w:val="ListParagraph"/>
+        <w:numPr>
+          <w:ilvl w:val="1"/>
+          <w:numId w:val="17"/>
+        </w:numPr>
+        <w:bidi w:val="0"/>
+        <w:spacing w:before="0" w:beforeAutospacing="off" w:after="160" w:afterAutospacing="off" w:line="279" w:lineRule="auto"/>
+        <w:ind w:right="0"/>
+        <w:jc w:val="left"/>
+        <w:rPr>
+          <w:rFonts w:ascii="Segoe UI" w:hAnsi="Segoe UI" w:eastAsia="Segoe UI" w:cs="Segoe UI"/>
+          <w:b w:val="0"/>
+          <w:bCs w:val="0"/>
+          <w:i w:val="0"/>
+          <w:iCs w:val="0"/>
+          <w:caps w:val="0"/>
+          <w:smallCaps w:val="0"/>
+          <w:noProof w:val="0"/>
+          <w:sz w:val="24"/>
+          <w:szCs w:val="24"/>
+          <w:lang w:val="en-US"/>
+        </w:rPr>
+      </w:pPr>
+      <w:r>
+        <w:rPr>
+          <w:rFonts w:ascii="Segoe UI" w:hAnsi="Segoe UI" w:eastAsia="Segoe UI" w:cs="Segoe UI"/>
+          <w:b w:val="0"/>
+          <w:bCs w:val="0"/>
+          <w:i w:val="0"/>
+          <w:iCs w:val="0"/>
+          <w:caps w:val="0"/>
+          <w:smallCaps w:val="0"/>
+          <w:noProof w:val="0"/>
+          <w:sz w:val="24"/>
+          <w:szCs w:val="24"/>
+          <w:lang w:val="en-US"/>
+        </w:rPr>
+        <w:t>Manually attached to the original EOI case</w:t>
+      </w:r>
+    </w:p>
+    <w:p>
+      <w:pPr>
+        <w:pStyle w:val="ListParagraph"/>
+        <w:numPr>
+          <w:ilvl w:val="1"/>
+          <w:numId w:val="17"/>
+        </w:numPr>
+        <w:bidi w:val="0"/>
+        <w:spacing w:before="0" w:beforeAutospacing="off" w:after="160" w:afterAutospacing="off" w:line="279" w:lineRule="auto"/>
+        <w:ind w:right="0"/>
+        <w:jc w:val="left"/>
+        <w:rPr>
+          <w:rFonts w:ascii="Segoe UI" w:hAnsi="Segoe UI" w:eastAsia="Segoe UI" w:cs="Segoe UI"/>
+          <w:b w:val="0"/>
+          <w:bCs w:val="0"/>
+          <w:i w:val="0"/>
+          <w:iCs w:val="0"/>
+          <w:caps w:val="0"/>
+          <w:smallCaps w:val="0"/>
+          <w:noProof w:val="0"/>
+          <w:sz w:val="24"/>
+          <w:szCs w:val="24"/>
+          <w:lang w:val="en-US"/>
+        </w:rPr>
+      </w:pPr>
+      <w:r>
+        <w:rPr>
+          <w:rFonts w:ascii="Segoe UI" w:hAnsi="Segoe UI" w:eastAsia="Segoe UI" w:cs="Segoe UI"/>
+          <w:b w:val="0"/>
+          <w:bCs w:val="0"/>
+          <w:i w:val="0"/>
+          <w:iCs w:val="0"/>
+          <w:caps w:val="0"/>
+          <w:smallCaps w:val="0"/>
+          <w:noProof w:val="0"/>
+          <w:sz w:val="24"/>
+          <w:szCs w:val="24"/>
+          <w:lang w:val="en-US"/>
+        </w:rPr>
+        <w:t>This is a second document type that needs automation alongside the main EOI form.</w:t>
+      </w:r>
+    </w:p>
+    <w:p>
+      <w:pPr>
+        <w:pStyle w:val="Normal"/>
+        <w:bidi w:val="0"/>
+        <w:spacing w:before="0" w:beforeAutospacing="off" w:after="160" w:afterAutospacing="off" w:line="279" w:lineRule="auto"/>
+        <w:ind w:right="0"/>
+        <w:jc w:val="left"/>
+        <w:rPr>
+          <w:rFonts w:ascii="Segoe UI" w:hAnsi="Segoe UI" w:eastAsia="Segoe UI" w:cs="Segoe UI"/>
+          <w:b w:val="0"/>
+          <w:bCs w:val="0"/>
+          <w:i w:val="0"/>
+          <w:iCs w:val="0"/>
+          <w:caps w:val="0"/>
+          <w:smallCaps w:val="0"/>
+          <w:noProof w:val="0"/>
+          <w:sz w:val="24"/>
+          <w:szCs w:val="24"/>
+          <w:lang w:val="en-US"/>
+        </w:rPr>
+      </w:pPr>
+    </w:p>
+    <w:p>
+      <w:pPr>
+        <w:pStyle w:val="Normal"/>
+        <w:bidi w:val="0"/>
+        <w:spacing w:before="0" w:beforeAutospacing="off" w:after="160" w:afterAutospacing="off" w:line="279" w:lineRule="auto"/>
+        <w:ind w:right="0"/>
+        <w:jc w:val="left"/>
+        <w:rPr>
+          <w:rFonts w:ascii="Segoe UI" w:hAnsi="Segoe UI" w:eastAsia="Segoe UI" w:cs="Segoe UI"/>
+          <w:b w:val="0"/>
+          <w:bCs w:val="0"/>
+          <w:i w:val="0"/>
+          <w:iCs w:val="0"/>
+          <w:caps w:val="0"/>
+          <w:smallCaps w:val="0"/>
+          <w:noProof w:val="0"/>
+          <w:sz w:val="24"/>
+          <w:szCs w:val="24"/>
+          <w:lang w:val="en-US"/>
+        </w:rPr>
+      </w:pPr>
+    </w:p>
+    <w:p>
+      <w:pPr>
+        <w:pStyle w:val="Normal"/>
+        <w:bidi w:val="0"/>
+        <w:spacing w:before="0" w:beforeAutospacing="off" w:after="160" w:afterAutospacing="off" w:line="279" w:lineRule="auto"/>
+        <w:ind w:right="0"/>
+        <w:jc w:val="left"/>
+        <w:rPr>
+          <w:rFonts w:ascii="Segoe UI" w:hAnsi="Segoe UI" w:eastAsia="Segoe UI" w:cs="Segoe UI"/>
+          <w:b w:val="0"/>
+          <w:bCs w:val="0"/>
+          <w:i w:val="0"/>
+          <w:iCs w:val="0"/>
+          <w:caps w:val="0"/>
+          <w:smallCaps w:val="0"/>
+          <w:noProof w:val="0"/>
+          <w:sz w:val="24"/>
+          <w:szCs w:val="24"/>
+          <w:lang w:val="en-US"/>
+        </w:rPr>
+      </w:pPr>
+    </w:p>
+    <w:p>
+      <w:pPr>
+        <w:pStyle w:val="Normal"/>
+        <w:bidi w:val="0"/>
+        <w:spacing w:before="0" w:beforeAutospacing="off" w:after="160" w:afterAutospacing="off" w:line="279" w:lineRule="auto"/>
+        <w:ind w:right="0"/>
+        <w:jc w:val="left"/>
+        <w:rPr>
+          <w:rFonts w:ascii="Segoe UI" w:hAnsi="Segoe UI" w:eastAsia="Segoe UI" w:cs="Segoe UI"/>
+          <w:b w:val="0"/>
+          <w:bCs w:val="0"/>
+          <w:i w:val="0"/>
+          <w:iCs w:val="0"/>
+          <w:caps w:val="0"/>
+          <w:smallCaps w:val="0"/>
+          <w:noProof w:val="0"/>
+          <w:sz w:val="24"/>
+          <w:szCs w:val="24"/>
+          <w:lang w:val="en-US"/>
+        </w:rPr>
+      </w:pPr>
+    </w:p>
+    <w:p>
+      <w:pPr>
+        <w:pStyle w:val="Normal"/>
+        <w:bidi w:val="0"/>
+        <w:spacing w:before="0" w:beforeAutospacing="off" w:after="160" w:afterAutospacing="off" w:line="279" w:lineRule="auto"/>
+        <w:ind w:right="0"/>
+        <w:jc w:val="left"/>
+        <w:rPr>
+          <w:rFonts w:ascii="Segoe UI" w:hAnsi="Segoe UI" w:eastAsia="Segoe UI" w:cs="Segoe UI"/>
+          <w:b w:val="0"/>
+          <w:bCs w:val="0"/>
+          <w:i w:val="0"/>
+          <w:iCs w:val="0"/>
+          <w:caps w:val="0"/>
+          <w:smallCaps w:val="0"/>
+          <w:noProof w:val="0"/>
+          <w:sz w:val="24"/>
+          <w:szCs w:val="24"/>
+          <w:lang w:val="en-US"/>
+        </w:rPr>
+      </w:pPr>
+    </w:p>
+    <w:p>
+      <w:pPr>
+        <w:pStyle w:val="Normal"/>
+        <w:bidi w:val="0"/>
+        <w:spacing w:before="0" w:beforeAutospacing="off" w:after="160" w:afterAutospacing="off" w:line="279" w:lineRule="auto"/>
+        <w:ind w:right="0"/>
+        <w:jc w:val="left"/>
+        <w:rPr>
+          <w:rFonts w:ascii="Segoe UI" w:hAnsi="Segoe UI" w:eastAsia="Segoe UI" w:cs="Segoe UI"/>
+          <w:b w:val="0"/>
+          <w:bCs w:val="0"/>
+          <w:i w:val="0"/>
+          <w:iCs w:val="0"/>
+          <w:caps w:val="0"/>
+          <w:smallCaps w:val="0"/>
+          <w:noProof w:val="0"/>
+          <w:sz w:val="24"/>
+          <w:szCs w:val="24"/>
+          <w:lang w:val="en-US"/>
+        </w:rPr>
+      </w:pPr>
+    </w:p>
+    <w:p>
+      <w:pPr>
+        <w:pStyle w:val="Normal"/>
+        <w:bidi w:val="0"/>
+        <w:spacing w:before="0" w:beforeAutospacing="off" w:after="160" w:afterAutospacing="off" w:line="279" w:lineRule="auto"/>
+        <w:ind w:right="0"/>
+        <w:jc w:val="left"/>
+        <w:rPr>
+          <w:rFonts w:ascii="Segoe UI" w:hAnsi="Segoe UI" w:eastAsia="Segoe UI" w:cs="Segoe UI"/>
+          <w:b w:val="0"/>
+          <w:bCs w:val="0"/>
+          <w:i w:val="0"/>
+          <w:iCs w:val="0"/>
+          <w:caps w:val="0"/>
+          <w:smallCaps w:val="0"/>
+          <w:noProof w:val="0"/>
+          <w:sz w:val="24"/>
+          <w:szCs w:val="24"/>
+          <w:lang w:val="en-US"/>
+        </w:rPr>
+      </w:pPr>
+    </w:p>
+    <w:p>
+      <w:pPr>
+        <w:pStyle w:val="Normal"/>
+        <w:bidi w:val="0"/>
+        <w:spacing w:before="0" w:beforeAutospacing="off" w:after="160" w:afterAutospacing="off" w:line="279" w:lineRule="auto"/>
+        <w:ind w:right="0"/>
+        <w:jc w:val="left"/>
+        <w:rPr>
+          <w:rFonts w:ascii="Segoe UI" w:hAnsi="Segoe UI" w:eastAsia="Segoe UI" w:cs="Segoe UI"/>
+          <w:b w:val="0"/>
+          <w:bCs w:val="0"/>
+          <w:i w:val="0"/>
+          <w:iCs w:val="0"/>
+          <w:caps w:val="0"/>
+          <w:smallCaps w:val="0"/>
+          <w:noProof w:val="0"/>
+          <w:sz w:val="24"/>
+          <w:szCs w:val="24"/>
+          <w:lang w:val="en-US"/>
+        </w:rPr>
+      </w:pPr>
+    </w:p>
+    <w:p>
+      <w:pPr>
+        <w:pStyle w:val="Normal"/>
+        <w:bidi w:val="0"/>
+        <w:spacing w:before="0" w:beforeAutospacing="off" w:after="160" w:afterAutospacing="off" w:line="279" w:lineRule="auto"/>
+        <w:ind w:right="0"/>
+        <w:jc w:val="left"/>
+        <w:rPr>
+          <w:rFonts w:ascii="Segoe UI" w:hAnsi="Segoe UI" w:eastAsia="Segoe UI" w:cs="Segoe UI"/>
+          <w:b w:val="0"/>
+          <w:bCs w:val="0"/>
+          <w:i w:val="0"/>
+          <w:iCs w:val="0"/>
+          <w:caps w:val="0"/>
+          <w:smallCaps w:val="0"/>
+          <w:noProof w:val="0"/>
+          <w:sz w:val="24"/>
+          <w:szCs w:val="24"/>
+          <w:lang w:val="en-US"/>
+        </w:rPr>
+      </w:pPr>
+    </w:p>
+    <w:p>
+      <w:pPr>
+        <w:pStyle w:val="Normal"/>
+        <w:bidi w:val="0"/>
+        <w:spacing w:before="0" w:beforeAutospacing="off" w:after="160" w:afterAutospacing="off" w:line="279" w:lineRule="auto"/>
+        <w:ind w:right="0"/>
+        <w:jc w:val="left"/>
+        <w:rPr>
+          <w:rFonts w:ascii="Segoe UI" w:hAnsi="Segoe UI" w:eastAsia="Segoe UI" w:cs="Segoe UI"/>
+          <w:b w:val="0"/>
+          <w:bCs w:val="0"/>
+          <w:i w:val="0"/>
+          <w:iCs w:val="0"/>
+          <w:caps w:val="0"/>
+          <w:smallCaps w:val="0"/>
+          <w:noProof w:val="0"/>
+          <w:sz w:val="24"/>
+          <w:szCs w:val="24"/>
+          <w:lang w:val="en-US"/>
+        </w:rPr>
+      </w:pPr>
+    </w:p>
+    <w:p>
+      <w:pPr>
+        <w:pStyle w:val="Normal"/>
+        <w:bidi w:val="0"/>
+        <w:spacing w:before="0" w:beforeAutospacing="off" w:after="160" w:afterAutospacing="off" w:line="279" w:lineRule="auto"/>
+        <w:ind w:right="0"/>
+        <w:jc w:val="left"/>
+        <w:rPr>
+          <w:rFonts w:ascii="Segoe UI" w:hAnsi="Segoe UI" w:eastAsia="Segoe UI" w:cs="Segoe UI"/>
+          <w:b w:val="0"/>
+          <w:bCs w:val="0"/>
+          <w:i w:val="0"/>
+          <w:iCs w:val="0"/>
+          <w:caps w:val="0"/>
+          <w:smallCaps w:val="0"/>
+          <w:noProof w:val="0"/>
+          <w:sz w:val="24"/>
+          <w:szCs w:val="24"/>
+          <w:lang w:val="en-US"/>
+        </w:rPr>
+      </w:pPr>
+    </w:p>
+    <w:p>
+      <w:pPr>
+        <w:pStyle w:val="Normal"/>
+        <w:bidi w:val="0"/>
+        <w:spacing w:before="0" w:beforeAutospacing="off" w:after="160" w:afterAutospacing="off" w:line="279" w:lineRule="auto"/>
+        <w:ind w:right="0"/>
+        <w:jc w:val="left"/>
+        <w:rPr>
+          <w:rFonts w:ascii="Segoe UI" w:hAnsi="Segoe UI" w:eastAsia="Segoe UI" w:cs="Segoe UI"/>
+          <w:b w:val="0"/>
+          <w:bCs w:val="0"/>
+          <w:i w:val="0"/>
+          <w:iCs w:val="0"/>
+          <w:caps w:val="0"/>
+          <w:smallCaps w:val="0"/>
+          <w:noProof w:val="0"/>
+          <w:sz w:val="24"/>
+          <w:szCs w:val="24"/>
+          <w:lang w:val="en-US"/>
+        </w:rPr>
+      </w:pPr>
+    </w:p>
+    <w:p>
+      <w:pPr>
+        <w:pStyle w:val="Normal"/>
+        <w:bidi w:val="0"/>
+        <w:spacing w:before="0" w:beforeAutospacing="off" w:after="160" w:afterAutospacing="off" w:line="279" w:lineRule="auto"/>
+        <w:ind w:right="0"/>
+        <w:jc w:val="left"/>
+        <w:rPr>
+          <w:rFonts w:ascii="Segoe UI" w:hAnsi="Segoe UI" w:eastAsia="Segoe UI" w:cs="Segoe UI"/>
+          <w:b w:val="0"/>
+          <w:bCs w:val="0"/>
+          <w:i w:val="0"/>
+          <w:iCs w:val="0"/>
+          <w:caps w:val="0"/>
+          <w:smallCaps w:val="0"/>
+          <w:noProof w:val="0"/>
+          <w:sz w:val="24"/>
+          <w:szCs w:val="24"/>
+          <w:lang w:val="en-US"/>
+        </w:rPr>
+      </w:pPr>
+    </w:p>
+    <w:p>
+      <w:pPr>
+        <w:pStyle w:val="Normal"/>
+        <w:bidi w:val="0"/>
+        <w:spacing w:before="0" w:beforeAutospacing="off" w:after="160" w:afterAutospacing="off" w:line="279" w:lineRule="auto"/>
+        <w:ind w:right="0"/>
+        <w:jc w:val="left"/>
+        <w:rPr>
+          <w:rFonts w:ascii="Segoe UI" w:hAnsi="Segoe UI" w:eastAsia="Segoe UI" w:cs="Segoe UI"/>
+          <w:b w:val="0"/>
+          <w:bCs w:val="0"/>
+          <w:i w:val="0"/>
+          <w:iCs w:val="0"/>
+          <w:caps w:val="0"/>
+          <w:smallCaps w:val="0"/>
+          <w:noProof w:val="0"/>
+          <w:sz w:val="24"/>
+          <w:szCs w:val="24"/>
+          <w:lang w:val="en-US"/>
+        </w:rPr>
+      </w:pPr>
+    </w:p>
+    <w:p>
+      <w:pPr>
+        <w:pStyle w:val="Normal"/>
+        <w:bidi w:val="0"/>
+        <w:spacing w:before="0" w:beforeAutospacing="off" w:after="160" w:afterAutospacing="off" w:line="279" w:lineRule="auto"/>
+        <w:ind w:right="0"/>
+        <w:jc w:val="left"/>
+        <w:rPr>
+          <w:rFonts w:ascii="Segoe UI" w:hAnsi="Segoe UI" w:eastAsia="Segoe UI" w:cs="Segoe UI"/>
+          <w:b w:val="0"/>
+          <w:bCs w:val="0"/>
+          <w:i w:val="0"/>
+          <w:iCs w:val="0"/>
+          <w:caps w:val="0"/>
+          <w:smallCaps w:val="0"/>
+          <w:noProof w:val="0"/>
+          <w:sz w:val="24"/>
+          <w:szCs w:val="24"/>
+          <w:lang w:val="en-US"/>
+        </w:rPr>
+      </w:pPr>
+    </w:p>
+    <w:p>
+      <w:pPr>
+        <w:pStyle w:val="Normal"/>
+        <w:bidi w:val="0"/>
+        <w:spacing w:before="0" w:beforeAutospacing="off" w:after="160" w:afterAutospacing="off" w:line="279" w:lineRule="auto"/>
+        <w:ind w:right="0"/>
+        <w:jc w:val="left"/>
+        <w:rPr>
+          <w:rFonts w:ascii="Segoe UI" w:hAnsi="Segoe UI" w:eastAsia="Segoe UI" w:cs="Segoe UI"/>
+          <w:b w:val="1"/>
+          <w:bCs w:val="1"/>
+          <w:i w:val="0"/>
+          <w:iCs w:val="0"/>
+          <w:caps w:val="0"/>
+          <w:smallCaps w:val="0"/>
+          <w:noProof w:val="0"/>
+          <w:sz w:val="32"/>
+          <w:szCs w:val="32"/>
+          <w:lang w:val="en-US"/>
+        </w:rPr>
+      </w:pPr>
+      <w:r>
+        <w:rPr>
+          <w:rFonts w:ascii="Segoe UI" w:hAnsi="Segoe UI" w:eastAsia="Segoe UI" w:cs="Segoe UI"/>
+          <w:b w:val="1"/>
+          <w:bCs w:val="1"/>
+          <w:i w:val="0"/>
+          <w:iCs w:val="0"/>
+          <w:caps w:val="0"/>
+          <w:smallCaps w:val="0"/>
+          <w:noProof w:val="0"/>
+          <w:sz w:val="32"/>
+          <w:szCs w:val="32"/>
+          <w:lang w:val="en-US"/>
+        </w:rPr>
+        <w:t xml:space="preserve">Draft </w:t>
+      </w:r>
+      <w:r>
+        <w:rPr>
+          <w:rFonts w:ascii="Segoe UI" w:hAnsi="Segoe UI" w:eastAsia="Segoe UI" w:cs="Segoe UI"/>
+          <w:b w:val="1"/>
+          <w:bCs w:val="1"/>
+          <w:i w:val="0"/>
+          <w:iCs w:val="0"/>
+          <w:caps w:val="0"/>
+          <w:smallCaps w:val="0"/>
+          <w:noProof w:val="0"/>
+          <w:sz w:val="32"/>
+          <w:szCs w:val="32"/>
+          <w:lang w:val="en-US"/>
+        </w:rPr>
+        <w:t>Entity Data Model</w:t>
+      </w:r>
+    </w:p>
+    <w:p>
+      <w:pPr>
+        <w:pStyle w:val="Normal"/>
+        <w:bidi w:val="0"/>
+        <w:spacing w:before="0" w:beforeAutospacing="off" w:after="160" w:afterAutospacing="off" w:line="279" w:lineRule="auto"/>
+        <w:ind w:right="0"/>
+        <w:jc w:val="left"/>
       </w:pPr>
       <w:r>
         <w:drawing>
-          <wp:inline wp14:editId="5C90F750" wp14:anchorId="3A94AD1D">
-            <wp:extent cx="5807189" cy="6372225"/>
+          <wp:inline wp14:editId="0AFCE108" wp14:anchorId="3761C00E">
+            <wp:extent cx="4733925" cy="5943600"/>
             <wp:effectExtent l="0" t="0" r="0" b="0"/>
-            <wp:docPr id="810826120" name="drawing"/>
+            <wp:docPr id="330992806" name="drawing"/>
             <wp:cNvGraphicFramePr>
               <a:graphicFrameLocks noChangeAspect="1"/>
             </wp:cNvGraphicFramePr>
@@ -4066,11 +6928,11 @@
               <a:graphicData xmlns:a="http://schemas.openxmlformats.org/drawingml/2006/main" uri="http://schemas.openxmlformats.org/drawingml/2006/picture">
                 <pic:pic xmlns:pic="http://schemas.openxmlformats.org/drawingml/2006/picture">
                   <pic:nvPicPr>
-                    <pic:cNvPr id="810826120" name="Picture 810826120"/>
+                    <pic:cNvPr id="330992806" name="Picture 330992806"/>
                     <pic:cNvPicPr/>
                   </pic:nvPicPr>
                   <pic:blipFill>
-                    <a:blip xmlns:r="http://schemas.openxmlformats.org/officeDocument/2006/relationships" r:embed="rId1113403108">
+                    <a:blip xmlns:r="http://schemas.openxmlformats.org/officeDocument/2006/relationships" r:embed="rId1193420506">
                       <a:extLst>
                         <a:ext uri="{28A0092B-C50C-407E-A947-70E740481C1C}">
                           <a14:useLocalDpi xmlns:a14="http://schemas.microsoft.com/office/drawing/2010/main"/>
@@ -4082,9 +6944,9 @@
                     </a:stretch>
                   </pic:blipFill>
                   <pic:spPr>
-                    <a:xfrm rot="0">
+                    <a:xfrm>
                       <a:off x="0" y="0"/>
-                      <a:ext cx="5807189" cy="6372225"/>
+                      <a:ext cx="4733925" cy="5943600"/>
                     </a:xfrm>
                     <a:prstGeom prst="rect">
                       <a:avLst/>
@@ -4096,84 +6958,6 @@
           </wp:inline>
         </w:drawing>
       </w:r>
-    </w:p>
-    <w:p>
-      <w:pPr>
-        <w:pStyle w:val="Normal"/>
-        <w:bidi w:val="0"/>
-        <w:spacing w:before="0" w:beforeAutospacing="off" w:after="160" w:afterAutospacing="off" w:line="279" w:lineRule="auto"/>
-        <w:ind w:right="0"/>
-        <w:jc w:val="left"/>
-        <w:rPr>
-          <w:rFonts w:ascii="Segoe UI" w:hAnsi="Segoe UI" w:eastAsia="Segoe UI" w:cs="Segoe UI"/>
-          <w:b w:val="0"/>
-          <w:bCs w:val="0"/>
-          <w:i w:val="0"/>
-          <w:iCs w:val="0"/>
-          <w:caps w:val="0"/>
-          <w:smallCaps w:val="0"/>
-          <w:noProof w:val="0"/>
-          <w:sz w:val="24"/>
-          <w:szCs w:val="24"/>
-          <w:lang w:val="en-US"/>
-        </w:rPr>
-      </w:pPr>
-    </w:p>
-    <w:p>
-      <w:pPr>
-        <w:pStyle w:val="Normal"/>
-        <w:bidi w:val="0"/>
-        <w:spacing w:before="0" w:beforeAutospacing="off" w:after="160" w:afterAutospacing="off" w:line="279" w:lineRule="auto"/>
-        <w:ind w:right="0"/>
-        <w:jc w:val="left"/>
-      </w:pPr>
-    </w:p>
-    <w:p>
-      <w:pPr>
-        <w:pStyle w:val="Normal"/>
-        <w:bidi w:val="0"/>
-        <w:spacing w:before="0" w:beforeAutospacing="off" w:after="160" w:afterAutospacing="off" w:line="279" w:lineRule="auto"/>
-        <w:ind w:right="0"/>
-        <w:jc w:val="left"/>
-      </w:pPr>
-      <w:r>
-        <w:rPr>
-          <w:rFonts w:ascii="Segoe UI" w:hAnsi="Segoe UI" w:eastAsia="Segoe UI" w:cs="Segoe UI"/>
-          <w:b w:val="0"/>
-          <w:bCs w:val="0"/>
-          <w:i w:val="0"/>
-          <w:iCs w:val="0"/>
-          <w:caps w:val="0"/>
-          <w:smallCaps w:val="0"/>
-          <w:noProof w:val="0"/>
-          <w:sz w:val="24"/>
-          <w:szCs w:val="24"/>
-          <w:lang w:val="en-US"/>
-        </w:rPr>
-        <w:t>Mode</w:t>
-      </w:r>
-    </w:p>
-    <w:p>
-      <w:pPr>
-        <w:pStyle w:val="Normal"/>
-        <w:bidi w:val="0"/>
-        <w:spacing w:before="0" w:beforeAutospacing="off" w:after="160" w:afterAutospacing="off" w:line="279" w:lineRule="auto"/>
-        <w:ind w:right="0"/>
-        <w:jc w:val="left"/>
-        <w:rPr>
-          <w:rFonts w:ascii="Segoe UI" w:hAnsi="Segoe UI" w:eastAsia="Segoe UI" w:cs="Segoe UI"/>
-          <w:b w:val="0"/>
-          <w:bCs w:val="0"/>
-          <w:i w:val="0"/>
-          <w:iCs w:val="0"/>
-          <w:caps w:val="0"/>
-          <w:smallCaps w:val="0"/>
-          <w:noProof w:val="0"/>
-          <w:sz w:val="24"/>
-          <w:szCs w:val="24"/>
-          <w:lang w:val="en-US"/>
-        </w:rPr>
-      </w:pPr>
     </w:p>
     <w:p>
       <w:pPr>
@@ -4351,6 +7135,987 @@
 
 <file path=word/numbering.xml><?xml version="1.0" encoding="utf-8"?>
 <w:numbering xmlns:w="http://schemas.openxmlformats.org/wordprocessingml/2006/main">
+  <w:abstractNum xmlns:w="http://schemas.openxmlformats.org/wordprocessingml/2006/main" w:abstractNumId="20">
+    <w:nsid w:val="1fd54318"/>
+    <w:multiLevelType xmlns:w="http://schemas.openxmlformats.org/wordprocessingml/2006/main" w:val="hybridMultilevel"/>
+    <w:lvl xmlns:w="http://schemas.openxmlformats.org/wordprocessingml/2006/main" w:ilvl="0">
+      <w:start w:val="1"/>
+      <w:numFmt w:val="bullet"/>
+      <w:lvlText w:val=""/>
+      <w:lvlJc w:val="left"/>
+      <w:pPr>
+        <w:ind w:left="720" w:hanging="360"/>
+      </w:pPr>
+      <w:rPr>
+        <w:rFonts w:hint="default" w:ascii="Symbol" w:hAnsi="Symbol"/>
+      </w:rPr>
+    </w:lvl>
+    <w:lvl xmlns:w="http://schemas.openxmlformats.org/wordprocessingml/2006/main" w:ilvl="1">
+      <w:start w:val="1"/>
+      <w:numFmt w:val="bullet"/>
+      <w:lvlText w:val="o"/>
+      <w:lvlJc w:val="left"/>
+      <w:pPr>
+        <w:ind w:left="1440" w:hanging="360"/>
+      </w:pPr>
+      <w:rPr>
+        <w:rFonts w:hint="default" w:ascii="Courier New" w:hAnsi="Courier New"/>
+      </w:rPr>
+    </w:lvl>
+    <w:lvl xmlns:w="http://schemas.openxmlformats.org/wordprocessingml/2006/main" w:ilvl="2">
+      <w:start w:val="1"/>
+      <w:numFmt w:val="bullet"/>
+      <w:lvlText w:val=""/>
+      <w:lvlJc w:val="left"/>
+      <w:pPr>
+        <w:ind w:left="2160" w:hanging="360"/>
+      </w:pPr>
+      <w:rPr>
+        <w:rFonts w:hint="default" w:ascii="Wingdings" w:hAnsi="Wingdings"/>
+      </w:rPr>
+    </w:lvl>
+    <w:lvl xmlns:w="http://schemas.openxmlformats.org/wordprocessingml/2006/main" w:ilvl="3">
+      <w:start w:val="1"/>
+      <w:numFmt w:val="bullet"/>
+      <w:lvlText w:val=""/>
+      <w:lvlJc w:val="left"/>
+      <w:pPr>
+        <w:ind w:left="2880" w:hanging="360"/>
+      </w:pPr>
+      <w:rPr>
+        <w:rFonts w:hint="default" w:ascii="Symbol" w:hAnsi="Symbol"/>
+      </w:rPr>
+    </w:lvl>
+    <w:lvl xmlns:w="http://schemas.openxmlformats.org/wordprocessingml/2006/main" w:ilvl="4">
+      <w:start w:val="1"/>
+      <w:numFmt w:val="bullet"/>
+      <w:lvlText w:val="o"/>
+      <w:lvlJc w:val="left"/>
+      <w:pPr>
+        <w:ind w:left="3600" w:hanging="360"/>
+      </w:pPr>
+      <w:rPr>
+        <w:rFonts w:hint="default" w:ascii="Courier New" w:hAnsi="Courier New"/>
+      </w:rPr>
+    </w:lvl>
+    <w:lvl xmlns:w="http://schemas.openxmlformats.org/wordprocessingml/2006/main" w:ilvl="5">
+      <w:start w:val="1"/>
+      <w:numFmt w:val="bullet"/>
+      <w:lvlText w:val=""/>
+      <w:lvlJc w:val="left"/>
+      <w:pPr>
+        <w:ind w:left="4320" w:hanging="360"/>
+      </w:pPr>
+      <w:rPr>
+        <w:rFonts w:hint="default" w:ascii="Wingdings" w:hAnsi="Wingdings"/>
+      </w:rPr>
+    </w:lvl>
+    <w:lvl xmlns:w="http://schemas.openxmlformats.org/wordprocessingml/2006/main" w:ilvl="6">
+      <w:start w:val="1"/>
+      <w:numFmt w:val="bullet"/>
+      <w:lvlText w:val=""/>
+      <w:lvlJc w:val="left"/>
+      <w:pPr>
+        <w:ind w:left="5040" w:hanging="360"/>
+      </w:pPr>
+      <w:rPr>
+        <w:rFonts w:hint="default" w:ascii="Symbol" w:hAnsi="Symbol"/>
+      </w:rPr>
+    </w:lvl>
+    <w:lvl xmlns:w="http://schemas.openxmlformats.org/wordprocessingml/2006/main" w:ilvl="7">
+      <w:start w:val="1"/>
+      <w:numFmt w:val="bullet"/>
+      <w:lvlText w:val="o"/>
+      <w:lvlJc w:val="left"/>
+      <w:pPr>
+        <w:ind w:left="5760" w:hanging="360"/>
+      </w:pPr>
+      <w:rPr>
+        <w:rFonts w:hint="default" w:ascii="Courier New" w:hAnsi="Courier New"/>
+      </w:rPr>
+    </w:lvl>
+    <w:lvl xmlns:w="http://schemas.openxmlformats.org/wordprocessingml/2006/main" w:ilvl="8">
+      <w:start w:val="1"/>
+      <w:numFmt w:val="bullet"/>
+      <w:lvlText w:val=""/>
+      <w:lvlJc w:val="left"/>
+      <w:pPr>
+        <w:ind w:left="6480" w:hanging="360"/>
+      </w:pPr>
+      <w:rPr>
+        <w:rFonts w:hint="default" w:ascii="Wingdings" w:hAnsi="Wingdings"/>
+      </w:rPr>
+    </w:lvl>
+  </w:abstractNum>
+  <w:abstractNum xmlns:w="http://schemas.openxmlformats.org/wordprocessingml/2006/main" w:abstractNumId="19">
+    <w:nsid w:val="5557ffc7"/>
+    <w:multiLevelType xmlns:w="http://schemas.openxmlformats.org/wordprocessingml/2006/main" w:val="hybridMultilevel"/>
+    <w:lvl xmlns:w="http://schemas.openxmlformats.org/wordprocessingml/2006/main" w:ilvl="0">
+      <w:start w:val="1"/>
+      <w:numFmt w:val="decimal"/>
+      <w:lvlText w:val="%1."/>
+      <w:lvlJc w:val="left"/>
+      <w:pPr>
+        <w:ind w:left="720" w:hanging="360"/>
+      </w:pPr>
+    </w:lvl>
+    <w:lvl xmlns:w="http://schemas.openxmlformats.org/wordprocessingml/2006/main" w:ilvl="1">
+      <w:start w:val="1"/>
+      <w:numFmt w:val="lowerLetter"/>
+      <w:lvlText w:val="%2."/>
+      <w:lvlJc w:val="left"/>
+      <w:pPr>
+        <w:ind w:left="1440" w:hanging="360"/>
+      </w:pPr>
+    </w:lvl>
+    <w:lvl xmlns:w="http://schemas.openxmlformats.org/wordprocessingml/2006/main" w:ilvl="2">
+      <w:start w:val="1"/>
+      <w:numFmt w:val="lowerRoman"/>
+      <w:lvlText w:val="%3."/>
+      <w:lvlJc w:val="right"/>
+      <w:pPr>
+        <w:ind w:left="2160" w:hanging="180"/>
+      </w:pPr>
+    </w:lvl>
+    <w:lvl xmlns:w="http://schemas.openxmlformats.org/wordprocessingml/2006/main" w:ilvl="3">
+      <w:start w:val="1"/>
+      <w:numFmt w:val="decimal"/>
+      <w:lvlText w:val="%4."/>
+      <w:lvlJc w:val="left"/>
+      <w:pPr>
+        <w:ind w:left="2880" w:hanging="360"/>
+      </w:pPr>
+    </w:lvl>
+    <w:lvl xmlns:w="http://schemas.openxmlformats.org/wordprocessingml/2006/main" w:ilvl="4">
+      <w:start w:val="1"/>
+      <w:numFmt w:val="lowerLetter"/>
+      <w:lvlText w:val="%5."/>
+      <w:lvlJc w:val="left"/>
+      <w:pPr>
+        <w:ind w:left="3600" w:hanging="360"/>
+      </w:pPr>
+    </w:lvl>
+    <w:lvl xmlns:w="http://schemas.openxmlformats.org/wordprocessingml/2006/main" w:ilvl="5">
+      <w:start w:val="1"/>
+      <w:numFmt w:val="lowerRoman"/>
+      <w:lvlText w:val="%6."/>
+      <w:lvlJc w:val="right"/>
+      <w:pPr>
+        <w:ind w:left="4320" w:hanging="180"/>
+      </w:pPr>
+    </w:lvl>
+    <w:lvl xmlns:w="http://schemas.openxmlformats.org/wordprocessingml/2006/main" w:ilvl="6">
+      <w:start w:val="1"/>
+      <w:numFmt w:val="decimal"/>
+      <w:lvlText w:val="%7."/>
+      <w:lvlJc w:val="left"/>
+      <w:pPr>
+        <w:ind w:left="5040" w:hanging="360"/>
+      </w:pPr>
+    </w:lvl>
+    <w:lvl xmlns:w="http://schemas.openxmlformats.org/wordprocessingml/2006/main" w:ilvl="7">
+      <w:start w:val="1"/>
+      <w:numFmt w:val="lowerLetter"/>
+      <w:lvlText w:val="%8."/>
+      <w:lvlJc w:val="left"/>
+      <w:pPr>
+        <w:ind w:left="5760" w:hanging="360"/>
+      </w:pPr>
+    </w:lvl>
+    <w:lvl xmlns:w="http://schemas.openxmlformats.org/wordprocessingml/2006/main" w:ilvl="8">
+      <w:start w:val="1"/>
+      <w:numFmt w:val="lowerRoman"/>
+      <w:lvlText w:val="%9."/>
+      <w:lvlJc w:val="right"/>
+      <w:pPr>
+        <w:ind w:left="6480" w:hanging="180"/>
+      </w:pPr>
+    </w:lvl>
+  </w:abstractNum>
+  <w:abstractNum xmlns:w="http://schemas.openxmlformats.org/wordprocessingml/2006/main" w:abstractNumId="18">
+    <w:nsid w:val="476f0f22"/>
+    <w:multiLevelType xmlns:w="http://schemas.openxmlformats.org/wordprocessingml/2006/main" w:val="hybridMultilevel"/>
+    <w:lvl xmlns:w="http://schemas.openxmlformats.org/wordprocessingml/2006/main" w:ilvl="0">
+      <w:start w:val="1"/>
+      <w:numFmt w:val="bullet"/>
+      <w:lvlText w:val=""/>
+      <w:lvlJc w:val="left"/>
+      <w:pPr>
+        <w:ind w:left="720" w:hanging="360"/>
+      </w:pPr>
+      <w:rPr>
+        <w:rFonts w:hint="default" w:ascii="Symbol" w:hAnsi="Symbol"/>
+      </w:rPr>
+    </w:lvl>
+    <w:lvl xmlns:w="http://schemas.openxmlformats.org/wordprocessingml/2006/main" w:ilvl="1">
+      <w:start w:val="1"/>
+      <w:numFmt w:val="bullet"/>
+      <w:lvlText w:val="o"/>
+      <w:lvlJc w:val="left"/>
+      <w:pPr>
+        <w:ind w:left="1440" w:hanging="360"/>
+      </w:pPr>
+      <w:rPr>
+        <w:rFonts w:hint="default" w:ascii="Courier New" w:hAnsi="Courier New"/>
+      </w:rPr>
+    </w:lvl>
+    <w:lvl xmlns:w="http://schemas.openxmlformats.org/wordprocessingml/2006/main" w:ilvl="2">
+      <w:start w:val="1"/>
+      <w:numFmt w:val="bullet"/>
+      <w:lvlText w:val=""/>
+      <w:lvlJc w:val="left"/>
+      <w:pPr>
+        <w:ind w:left="2160" w:hanging="360"/>
+      </w:pPr>
+      <w:rPr>
+        <w:rFonts w:hint="default" w:ascii="Wingdings" w:hAnsi="Wingdings"/>
+      </w:rPr>
+    </w:lvl>
+    <w:lvl xmlns:w="http://schemas.openxmlformats.org/wordprocessingml/2006/main" w:ilvl="3">
+      <w:start w:val="1"/>
+      <w:numFmt w:val="bullet"/>
+      <w:lvlText w:val=""/>
+      <w:lvlJc w:val="left"/>
+      <w:pPr>
+        <w:ind w:left="2880" w:hanging="360"/>
+      </w:pPr>
+      <w:rPr>
+        <w:rFonts w:hint="default" w:ascii="Symbol" w:hAnsi="Symbol"/>
+      </w:rPr>
+    </w:lvl>
+    <w:lvl xmlns:w="http://schemas.openxmlformats.org/wordprocessingml/2006/main" w:ilvl="4">
+      <w:start w:val="1"/>
+      <w:numFmt w:val="bullet"/>
+      <w:lvlText w:val="o"/>
+      <w:lvlJc w:val="left"/>
+      <w:pPr>
+        <w:ind w:left="3600" w:hanging="360"/>
+      </w:pPr>
+      <w:rPr>
+        <w:rFonts w:hint="default" w:ascii="Courier New" w:hAnsi="Courier New"/>
+      </w:rPr>
+    </w:lvl>
+    <w:lvl xmlns:w="http://schemas.openxmlformats.org/wordprocessingml/2006/main" w:ilvl="5">
+      <w:start w:val="1"/>
+      <w:numFmt w:val="bullet"/>
+      <w:lvlText w:val=""/>
+      <w:lvlJc w:val="left"/>
+      <w:pPr>
+        <w:ind w:left="4320" w:hanging="360"/>
+      </w:pPr>
+      <w:rPr>
+        <w:rFonts w:hint="default" w:ascii="Wingdings" w:hAnsi="Wingdings"/>
+      </w:rPr>
+    </w:lvl>
+    <w:lvl xmlns:w="http://schemas.openxmlformats.org/wordprocessingml/2006/main" w:ilvl="6">
+      <w:start w:val="1"/>
+      <w:numFmt w:val="bullet"/>
+      <w:lvlText w:val=""/>
+      <w:lvlJc w:val="left"/>
+      <w:pPr>
+        <w:ind w:left="5040" w:hanging="360"/>
+      </w:pPr>
+      <w:rPr>
+        <w:rFonts w:hint="default" w:ascii="Symbol" w:hAnsi="Symbol"/>
+      </w:rPr>
+    </w:lvl>
+    <w:lvl xmlns:w="http://schemas.openxmlformats.org/wordprocessingml/2006/main" w:ilvl="7">
+      <w:start w:val="1"/>
+      <w:numFmt w:val="bullet"/>
+      <w:lvlText w:val="o"/>
+      <w:lvlJc w:val="left"/>
+      <w:pPr>
+        <w:ind w:left="5760" w:hanging="360"/>
+      </w:pPr>
+      <w:rPr>
+        <w:rFonts w:hint="default" w:ascii="Courier New" w:hAnsi="Courier New"/>
+      </w:rPr>
+    </w:lvl>
+    <w:lvl xmlns:w="http://schemas.openxmlformats.org/wordprocessingml/2006/main" w:ilvl="8">
+      <w:start w:val="1"/>
+      <w:numFmt w:val="bullet"/>
+      <w:lvlText w:val=""/>
+      <w:lvlJc w:val="left"/>
+      <w:pPr>
+        <w:ind w:left="6480" w:hanging="360"/>
+      </w:pPr>
+      <w:rPr>
+        <w:rFonts w:hint="default" w:ascii="Wingdings" w:hAnsi="Wingdings"/>
+      </w:rPr>
+    </w:lvl>
+  </w:abstractNum>
+  <w:abstractNum xmlns:w="http://schemas.openxmlformats.org/wordprocessingml/2006/main" w:abstractNumId="17">
+    <w:nsid w:val="682dae48"/>
+    <w:multiLevelType xmlns:w="http://schemas.openxmlformats.org/wordprocessingml/2006/main" w:val="hybridMultilevel"/>
+    <w:lvl xmlns:w="http://schemas.openxmlformats.org/wordprocessingml/2006/main" w:ilvl="0">
+      <w:start w:val="1"/>
+      <w:numFmt w:val="bullet"/>
+      <w:lvlText w:val=""/>
+      <w:lvlJc w:val="left"/>
+      <w:pPr>
+        <w:ind w:left="720" w:hanging="360"/>
+      </w:pPr>
+      <w:rPr>
+        <w:rFonts w:hint="default" w:ascii="Symbol" w:hAnsi="Symbol"/>
+      </w:rPr>
+    </w:lvl>
+    <w:lvl xmlns:w="http://schemas.openxmlformats.org/wordprocessingml/2006/main" w:ilvl="1">
+      <w:start w:val="1"/>
+      <w:numFmt w:val="bullet"/>
+      <w:lvlText w:val="o"/>
+      <w:lvlJc w:val="left"/>
+      <w:pPr>
+        <w:ind w:left="1440" w:hanging="360"/>
+      </w:pPr>
+      <w:rPr>
+        <w:rFonts w:hint="default" w:ascii="Courier New" w:hAnsi="Courier New"/>
+      </w:rPr>
+    </w:lvl>
+    <w:lvl xmlns:w="http://schemas.openxmlformats.org/wordprocessingml/2006/main" w:ilvl="2">
+      <w:start w:val="1"/>
+      <w:numFmt w:val="bullet"/>
+      <w:lvlText w:val=""/>
+      <w:lvlJc w:val="left"/>
+      <w:pPr>
+        <w:ind w:left="2160" w:hanging="360"/>
+      </w:pPr>
+      <w:rPr>
+        <w:rFonts w:hint="default" w:ascii="Wingdings" w:hAnsi="Wingdings"/>
+      </w:rPr>
+    </w:lvl>
+    <w:lvl xmlns:w="http://schemas.openxmlformats.org/wordprocessingml/2006/main" w:ilvl="3">
+      <w:start w:val="1"/>
+      <w:numFmt w:val="bullet"/>
+      <w:lvlText w:val=""/>
+      <w:lvlJc w:val="left"/>
+      <w:pPr>
+        <w:ind w:left="2880" w:hanging="360"/>
+      </w:pPr>
+      <w:rPr>
+        <w:rFonts w:hint="default" w:ascii="Symbol" w:hAnsi="Symbol"/>
+      </w:rPr>
+    </w:lvl>
+    <w:lvl xmlns:w="http://schemas.openxmlformats.org/wordprocessingml/2006/main" w:ilvl="4">
+      <w:start w:val="1"/>
+      <w:numFmt w:val="bullet"/>
+      <w:lvlText w:val="o"/>
+      <w:lvlJc w:val="left"/>
+      <w:pPr>
+        <w:ind w:left="3600" w:hanging="360"/>
+      </w:pPr>
+      <w:rPr>
+        <w:rFonts w:hint="default" w:ascii="Courier New" w:hAnsi="Courier New"/>
+      </w:rPr>
+    </w:lvl>
+    <w:lvl xmlns:w="http://schemas.openxmlformats.org/wordprocessingml/2006/main" w:ilvl="5">
+      <w:start w:val="1"/>
+      <w:numFmt w:val="bullet"/>
+      <w:lvlText w:val=""/>
+      <w:lvlJc w:val="left"/>
+      <w:pPr>
+        <w:ind w:left="4320" w:hanging="360"/>
+      </w:pPr>
+      <w:rPr>
+        <w:rFonts w:hint="default" w:ascii="Wingdings" w:hAnsi="Wingdings"/>
+      </w:rPr>
+    </w:lvl>
+    <w:lvl xmlns:w="http://schemas.openxmlformats.org/wordprocessingml/2006/main" w:ilvl="6">
+      <w:start w:val="1"/>
+      <w:numFmt w:val="bullet"/>
+      <w:lvlText w:val=""/>
+      <w:lvlJc w:val="left"/>
+      <w:pPr>
+        <w:ind w:left="5040" w:hanging="360"/>
+      </w:pPr>
+      <w:rPr>
+        <w:rFonts w:hint="default" w:ascii="Symbol" w:hAnsi="Symbol"/>
+      </w:rPr>
+    </w:lvl>
+    <w:lvl xmlns:w="http://schemas.openxmlformats.org/wordprocessingml/2006/main" w:ilvl="7">
+      <w:start w:val="1"/>
+      <w:numFmt w:val="bullet"/>
+      <w:lvlText w:val="o"/>
+      <w:lvlJc w:val="left"/>
+      <w:pPr>
+        <w:ind w:left="5760" w:hanging="360"/>
+      </w:pPr>
+      <w:rPr>
+        <w:rFonts w:hint="default" w:ascii="Courier New" w:hAnsi="Courier New"/>
+      </w:rPr>
+    </w:lvl>
+    <w:lvl xmlns:w="http://schemas.openxmlformats.org/wordprocessingml/2006/main" w:ilvl="8">
+      <w:start w:val="1"/>
+      <w:numFmt w:val="bullet"/>
+      <w:lvlText w:val=""/>
+      <w:lvlJc w:val="left"/>
+      <w:pPr>
+        <w:ind w:left="6480" w:hanging="360"/>
+      </w:pPr>
+      <w:rPr>
+        <w:rFonts w:hint="default" w:ascii="Wingdings" w:hAnsi="Wingdings"/>
+      </w:rPr>
+    </w:lvl>
+  </w:abstractNum>
+  <w:abstractNum xmlns:w="http://schemas.openxmlformats.org/wordprocessingml/2006/main" w:abstractNumId="16">
+    <w:nsid w:val="6e43c0fc"/>
+    <w:multiLevelType xmlns:w="http://schemas.openxmlformats.org/wordprocessingml/2006/main" w:val="hybridMultilevel"/>
+    <w:lvl xmlns:w="http://schemas.openxmlformats.org/wordprocessingml/2006/main" w:ilvl="0">
+      <w:start w:val="1"/>
+      <w:numFmt w:val="bullet"/>
+      <w:lvlText w:val=""/>
+      <w:lvlJc w:val="left"/>
+      <w:pPr>
+        <w:ind w:left="720" w:hanging="360"/>
+      </w:pPr>
+      <w:rPr>
+        <w:rFonts w:hint="default" w:ascii="Symbol" w:hAnsi="Symbol"/>
+      </w:rPr>
+    </w:lvl>
+    <w:lvl xmlns:w="http://schemas.openxmlformats.org/wordprocessingml/2006/main" w:ilvl="1">
+      <w:start w:val="1"/>
+      <w:numFmt w:val="bullet"/>
+      <w:lvlText w:val="o"/>
+      <w:lvlJc w:val="left"/>
+      <w:pPr>
+        <w:ind w:left="1440" w:hanging="360"/>
+      </w:pPr>
+      <w:rPr>
+        <w:rFonts w:hint="default" w:ascii="Courier New" w:hAnsi="Courier New"/>
+      </w:rPr>
+    </w:lvl>
+    <w:lvl xmlns:w="http://schemas.openxmlformats.org/wordprocessingml/2006/main" w:ilvl="2">
+      <w:start w:val="1"/>
+      <w:numFmt w:val="bullet"/>
+      <w:lvlText w:val=""/>
+      <w:lvlJc w:val="left"/>
+      <w:pPr>
+        <w:ind w:left="2160" w:hanging="360"/>
+      </w:pPr>
+      <w:rPr>
+        <w:rFonts w:hint="default" w:ascii="Wingdings" w:hAnsi="Wingdings"/>
+      </w:rPr>
+    </w:lvl>
+    <w:lvl xmlns:w="http://schemas.openxmlformats.org/wordprocessingml/2006/main" w:ilvl="3">
+      <w:start w:val="1"/>
+      <w:numFmt w:val="bullet"/>
+      <w:lvlText w:val=""/>
+      <w:lvlJc w:val="left"/>
+      <w:pPr>
+        <w:ind w:left="2880" w:hanging="360"/>
+      </w:pPr>
+      <w:rPr>
+        <w:rFonts w:hint="default" w:ascii="Symbol" w:hAnsi="Symbol"/>
+      </w:rPr>
+    </w:lvl>
+    <w:lvl xmlns:w="http://schemas.openxmlformats.org/wordprocessingml/2006/main" w:ilvl="4">
+      <w:start w:val="1"/>
+      <w:numFmt w:val="bullet"/>
+      <w:lvlText w:val="o"/>
+      <w:lvlJc w:val="left"/>
+      <w:pPr>
+        <w:ind w:left="3600" w:hanging="360"/>
+      </w:pPr>
+      <w:rPr>
+        <w:rFonts w:hint="default" w:ascii="Courier New" w:hAnsi="Courier New"/>
+      </w:rPr>
+    </w:lvl>
+    <w:lvl xmlns:w="http://schemas.openxmlformats.org/wordprocessingml/2006/main" w:ilvl="5">
+      <w:start w:val="1"/>
+      <w:numFmt w:val="bullet"/>
+      <w:lvlText w:val=""/>
+      <w:lvlJc w:val="left"/>
+      <w:pPr>
+        <w:ind w:left="4320" w:hanging="360"/>
+      </w:pPr>
+      <w:rPr>
+        <w:rFonts w:hint="default" w:ascii="Wingdings" w:hAnsi="Wingdings"/>
+      </w:rPr>
+    </w:lvl>
+    <w:lvl xmlns:w="http://schemas.openxmlformats.org/wordprocessingml/2006/main" w:ilvl="6">
+      <w:start w:val="1"/>
+      <w:numFmt w:val="bullet"/>
+      <w:lvlText w:val=""/>
+      <w:lvlJc w:val="left"/>
+      <w:pPr>
+        <w:ind w:left="5040" w:hanging="360"/>
+      </w:pPr>
+      <w:rPr>
+        <w:rFonts w:hint="default" w:ascii="Symbol" w:hAnsi="Symbol"/>
+      </w:rPr>
+    </w:lvl>
+    <w:lvl xmlns:w="http://schemas.openxmlformats.org/wordprocessingml/2006/main" w:ilvl="7">
+      <w:start w:val="1"/>
+      <w:numFmt w:val="bullet"/>
+      <w:lvlText w:val="o"/>
+      <w:lvlJc w:val="left"/>
+      <w:pPr>
+        <w:ind w:left="5760" w:hanging="360"/>
+      </w:pPr>
+      <w:rPr>
+        <w:rFonts w:hint="default" w:ascii="Courier New" w:hAnsi="Courier New"/>
+      </w:rPr>
+    </w:lvl>
+    <w:lvl xmlns:w="http://schemas.openxmlformats.org/wordprocessingml/2006/main" w:ilvl="8">
+      <w:start w:val="1"/>
+      <w:numFmt w:val="bullet"/>
+      <w:lvlText w:val=""/>
+      <w:lvlJc w:val="left"/>
+      <w:pPr>
+        <w:ind w:left="6480" w:hanging="360"/>
+      </w:pPr>
+      <w:rPr>
+        <w:rFonts w:hint="default" w:ascii="Wingdings" w:hAnsi="Wingdings"/>
+      </w:rPr>
+    </w:lvl>
+  </w:abstractNum>
+  <w:abstractNum xmlns:w="http://schemas.openxmlformats.org/wordprocessingml/2006/main" w:abstractNumId="15">
+    <w:nsid w:val="6b288cbc"/>
+    <w:multiLevelType xmlns:w="http://schemas.openxmlformats.org/wordprocessingml/2006/main" w:val="hybridMultilevel"/>
+    <w:lvl xmlns:w="http://schemas.openxmlformats.org/wordprocessingml/2006/main" w:ilvl="0">
+      <w:start w:val="1"/>
+      <w:numFmt w:val="bullet"/>
+      <w:lvlText w:val=""/>
+      <w:lvlJc w:val="left"/>
+      <w:pPr>
+        <w:ind w:left="720" w:hanging="360"/>
+      </w:pPr>
+      <w:rPr>
+        <w:rFonts w:hint="default" w:ascii="Symbol" w:hAnsi="Symbol"/>
+      </w:rPr>
+    </w:lvl>
+    <w:lvl xmlns:w="http://schemas.openxmlformats.org/wordprocessingml/2006/main" w:ilvl="1">
+      <w:start w:val="1"/>
+      <w:numFmt w:val="bullet"/>
+      <w:lvlText w:val="o"/>
+      <w:lvlJc w:val="left"/>
+      <w:pPr>
+        <w:ind w:left="1440" w:hanging="360"/>
+      </w:pPr>
+      <w:rPr>
+        <w:rFonts w:hint="default" w:ascii="Courier New" w:hAnsi="Courier New"/>
+      </w:rPr>
+    </w:lvl>
+    <w:lvl xmlns:w="http://schemas.openxmlformats.org/wordprocessingml/2006/main" w:ilvl="2">
+      <w:start w:val="1"/>
+      <w:numFmt w:val="bullet"/>
+      <w:lvlText w:val=""/>
+      <w:lvlJc w:val="left"/>
+      <w:pPr>
+        <w:ind w:left="2160" w:hanging="360"/>
+      </w:pPr>
+      <w:rPr>
+        <w:rFonts w:hint="default" w:ascii="Wingdings" w:hAnsi="Wingdings"/>
+      </w:rPr>
+    </w:lvl>
+    <w:lvl xmlns:w="http://schemas.openxmlformats.org/wordprocessingml/2006/main" w:ilvl="3">
+      <w:start w:val="1"/>
+      <w:numFmt w:val="bullet"/>
+      <w:lvlText w:val=""/>
+      <w:lvlJc w:val="left"/>
+      <w:pPr>
+        <w:ind w:left="2880" w:hanging="360"/>
+      </w:pPr>
+      <w:rPr>
+        <w:rFonts w:hint="default" w:ascii="Symbol" w:hAnsi="Symbol"/>
+      </w:rPr>
+    </w:lvl>
+    <w:lvl xmlns:w="http://schemas.openxmlformats.org/wordprocessingml/2006/main" w:ilvl="4">
+      <w:start w:val="1"/>
+      <w:numFmt w:val="bullet"/>
+      <w:lvlText w:val="o"/>
+      <w:lvlJc w:val="left"/>
+      <w:pPr>
+        <w:ind w:left="3600" w:hanging="360"/>
+      </w:pPr>
+      <w:rPr>
+        <w:rFonts w:hint="default" w:ascii="Courier New" w:hAnsi="Courier New"/>
+      </w:rPr>
+    </w:lvl>
+    <w:lvl xmlns:w="http://schemas.openxmlformats.org/wordprocessingml/2006/main" w:ilvl="5">
+      <w:start w:val="1"/>
+      <w:numFmt w:val="bullet"/>
+      <w:lvlText w:val=""/>
+      <w:lvlJc w:val="left"/>
+      <w:pPr>
+        <w:ind w:left="4320" w:hanging="360"/>
+      </w:pPr>
+      <w:rPr>
+        <w:rFonts w:hint="default" w:ascii="Wingdings" w:hAnsi="Wingdings"/>
+      </w:rPr>
+    </w:lvl>
+    <w:lvl xmlns:w="http://schemas.openxmlformats.org/wordprocessingml/2006/main" w:ilvl="6">
+      <w:start w:val="1"/>
+      <w:numFmt w:val="bullet"/>
+      <w:lvlText w:val=""/>
+      <w:lvlJc w:val="left"/>
+      <w:pPr>
+        <w:ind w:left="5040" w:hanging="360"/>
+      </w:pPr>
+      <w:rPr>
+        <w:rFonts w:hint="default" w:ascii="Symbol" w:hAnsi="Symbol"/>
+      </w:rPr>
+    </w:lvl>
+    <w:lvl xmlns:w="http://schemas.openxmlformats.org/wordprocessingml/2006/main" w:ilvl="7">
+      <w:start w:val="1"/>
+      <w:numFmt w:val="bullet"/>
+      <w:lvlText w:val="o"/>
+      <w:lvlJc w:val="left"/>
+      <w:pPr>
+        <w:ind w:left="5760" w:hanging="360"/>
+      </w:pPr>
+      <w:rPr>
+        <w:rFonts w:hint="default" w:ascii="Courier New" w:hAnsi="Courier New"/>
+      </w:rPr>
+    </w:lvl>
+    <w:lvl xmlns:w="http://schemas.openxmlformats.org/wordprocessingml/2006/main" w:ilvl="8">
+      <w:start w:val="1"/>
+      <w:numFmt w:val="bullet"/>
+      <w:lvlText w:val=""/>
+      <w:lvlJc w:val="left"/>
+      <w:pPr>
+        <w:ind w:left="6480" w:hanging="360"/>
+      </w:pPr>
+      <w:rPr>
+        <w:rFonts w:hint="default" w:ascii="Wingdings" w:hAnsi="Wingdings"/>
+      </w:rPr>
+    </w:lvl>
+  </w:abstractNum>
+  <w:abstractNum xmlns:w="http://schemas.openxmlformats.org/wordprocessingml/2006/main" w:abstractNumId="14">
+    <w:nsid w:val="5d9f76ed"/>
+    <w:multiLevelType xmlns:w="http://schemas.openxmlformats.org/wordprocessingml/2006/main" w:val="hybridMultilevel"/>
+    <w:lvl xmlns:w="http://schemas.openxmlformats.org/wordprocessingml/2006/main" w:ilvl="0">
+      <w:start w:val="1"/>
+      <w:numFmt w:val="bullet"/>
+      <w:lvlText w:val=""/>
+      <w:lvlJc w:val="left"/>
+      <w:pPr>
+        <w:ind w:left="720" w:hanging="360"/>
+      </w:pPr>
+      <w:rPr>
+        <w:rFonts w:hint="default" w:ascii="Symbol" w:hAnsi="Symbol"/>
+      </w:rPr>
+    </w:lvl>
+    <w:lvl xmlns:w="http://schemas.openxmlformats.org/wordprocessingml/2006/main" w:ilvl="1">
+      <w:start w:val="1"/>
+      <w:numFmt w:val="bullet"/>
+      <w:lvlText w:val="o"/>
+      <w:lvlJc w:val="left"/>
+      <w:pPr>
+        <w:ind w:left="1440" w:hanging="360"/>
+      </w:pPr>
+      <w:rPr>
+        <w:rFonts w:hint="default" w:ascii="Courier New" w:hAnsi="Courier New"/>
+      </w:rPr>
+    </w:lvl>
+    <w:lvl xmlns:w="http://schemas.openxmlformats.org/wordprocessingml/2006/main" w:ilvl="2">
+      <w:start w:val="1"/>
+      <w:numFmt w:val="bullet"/>
+      <w:lvlText w:val=""/>
+      <w:lvlJc w:val="left"/>
+      <w:pPr>
+        <w:ind w:left="2160" w:hanging="360"/>
+      </w:pPr>
+      <w:rPr>
+        <w:rFonts w:hint="default" w:ascii="Wingdings" w:hAnsi="Wingdings"/>
+      </w:rPr>
+    </w:lvl>
+    <w:lvl xmlns:w="http://schemas.openxmlformats.org/wordprocessingml/2006/main" w:ilvl="3">
+      <w:start w:val="1"/>
+      <w:numFmt w:val="bullet"/>
+      <w:lvlText w:val=""/>
+      <w:lvlJc w:val="left"/>
+      <w:pPr>
+        <w:ind w:left="2880" w:hanging="360"/>
+      </w:pPr>
+      <w:rPr>
+        <w:rFonts w:hint="default" w:ascii="Symbol" w:hAnsi="Symbol"/>
+      </w:rPr>
+    </w:lvl>
+    <w:lvl xmlns:w="http://schemas.openxmlformats.org/wordprocessingml/2006/main" w:ilvl="4">
+      <w:start w:val="1"/>
+      <w:numFmt w:val="bullet"/>
+      <w:lvlText w:val="o"/>
+      <w:lvlJc w:val="left"/>
+      <w:pPr>
+        <w:ind w:left="3600" w:hanging="360"/>
+      </w:pPr>
+      <w:rPr>
+        <w:rFonts w:hint="default" w:ascii="Courier New" w:hAnsi="Courier New"/>
+      </w:rPr>
+    </w:lvl>
+    <w:lvl xmlns:w="http://schemas.openxmlformats.org/wordprocessingml/2006/main" w:ilvl="5">
+      <w:start w:val="1"/>
+      <w:numFmt w:val="bullet"/>
+      <w:lvlText w:val=""/>
+      <w:lvlJc w:val="left"/>
+      <w:pPr>
+        <w:ind w:left="4320" w:hanging="360"/>
+      </w:pPr>
+      <w:rPr>
+        <w:rFonts w:hint="default" w:ascii="Wingdings" w:hAnsi="Wingdings"/>
+      </w:rPr>
+    </w:lvl>
+    <w:lvl xmlns:w="http://schemas.openxmlformats.org/wordprocessingml/2006/main" w:ilvl="6">
+      <w:start w:val="1"/>
+      <w:numFmt w:val="bullet"/>
+      <w:lvlText w:val=""/>
+      <w:lvlJc w:val="left"/>
+      <w:pPr>
+        <w:ind w:left="5040" w:hanging="360"/>
+      </w:pPr>
+      <w:rPr>
+        <w:rFonts w:hint="default" w:ascii="Symbol" w:hAnsi="Symbol"/>
+      </w:rPr>
+    </w:lvl>
+    <w:lvl xmlns:w="http://schemas.openxmlformats.org/wordprocessingml/2006/main" w:ilvl="7">
+      <w:start w:val="1"/>
+      <w:numFmt w:val="bullet"/>
+      <w:lvlText w:val="o"/>
+      <w:lvlJc w:val="left"/>
+      <w:pPr>
+        <w:ind w:left="5760" w:hanging="360"/>
+      </w:pPr>
+      <w:rPr>
+        <w:rFonts w:hint="default" w:ascii="Courier New" w:hAnsi="Courier New"/>
+      </w:rPr>
+    </w:lvl>
+    <w:lvl xmlns:w="http://schemas.openxmlformats.org/wordprocessingml/2006/main" w:ilvl="8">
+      <w:start w:val="1"/>
+      <w:numFmt w:val="bullet"/>
+      <w:lvlText w:val=""/>
+      <w:lvlJc w:val="left"/>
+      <w:pPr>
+        <w:ind w:left="6480" w:hanging="360"/>
+      </w:pPr>
+      <w:rPr>
+        <w:rFonts w:hint="default" w:ascii="Wingdings" w:hAnsi="Wingdings"/>
+      </w:rPr>
+    </w:lvl>
+  </w:abstractNum>
+  <w:abstractNum xmlns:w="http://schemas.openxmlformats.org/wordprocessingml/2006/main" w:abstractNumId="13">
+    <w:nsid w:val="6de31be3"/>
+    <w:multiLevelType xmlns:w="http://schemas.openxmlformats.org/wordprocessingml/2006/main" w:val="hybridMultilevel"/>
+    <w:lvl xmlns:w="http://schemas.openxmlformats.org/wordprocessingml/2006/main" w:ilvl="0">
+      <w:start w:val="1"/>
+      <w:numFmt w:val="bullet"/>
+      <w:lvlText w:val=""/>
+      <w:lvlJc w:val="left"/>
+      <w:pPr>
+        <w:ind w:left="720" w:hanging="360"/>
+      </w:pPr>
+      <w:rPr>
+        <w:rFonts w:hint="default" w:ascii="Symbol" w:hAnsi="Symbol"/>
+      </w:rPr>
+    </w:lvl>
+    <w:lvl xmlns:w="http://schemas.openxmlformats.org/wordprocessingml/2006/main" w:ilvl="1">
+      <w:start w:val="1"/>
+      <w:numFmt w:val="bullet"/>
+      <w:lvlText w:val="o"/>
+      <w:lvlJc w:val="left"/>
+      <w:pPr>
+        <w:ind w:left="1440" w:hanging="360"/>
+      </w:pPr>
+      <w:rPr>
+        <w:rFonts w:hint="default" w:ascii="Courier New" w:hAnsi="Courier New"/>
+      </w:rPr>
+    </w:lvl>
+    <w:lvl xmlns:w="http://schemas.openxmlformats.org/wordprocessingml/2006/main" w:ilvl="2">
+      <w:start w:val="1"/>
+      <w:numFmt w:val="bullet"/>
+      <w:lvlText w:val=""/>
+      <w:lvlJc w:val="left"/>
+      <w:pPr>
+        <w:ind w:left="2160" w:hanging="360"/>
+      </w:pPr>
+      <w:rPr>
+        <w:rFonts w:hint="default" w:ascii="Wingdings" w:hAnsi="Wingdings"/>
+      </w:rPr>
+    </w:lvl>
+    <w:lvl xmlns:w="http://schemas.openxmlformats.org/wordprocessingml/2006/main" w:ilvl="3">
+      <w:start w:val="1"/>
+      <w:numFmt w:val="bullet"/>
+      <w:lvlText w:val=""/>
+      <w:lvlJc w:val="left"/>
+      <w:pPr>
+        <w:ind w:left="2880" w:hanging="360"/>
+      </w:pPr>
+      <w:rPr>
+        <w:rFonts w:hint="default" w:ascii="Symbol" w:hAnsi="Symbol"/>
+      </w:rPr>
+    </w:lvl>
+    <w:lvl xmlns:w="http://schemas.openxmlformats.org/wordprocessingml/2006/main" w:ilvl="4">
+      <w:start w:val="1"/>
+      <w:numFmt w:val="bullet"/>
+      <w:lvlText w:val="o"/>
+      <w:lvlJc w:val="left"/>
+      <w:pPr>
+        <w:ind w:left="3600" w:hanging="360"/>
+      </w:pPr>
+      <w:rPr>
+        <w:rFonts w:hint="default" w:ascii="Courier New" w:hAnsi="Courier New"/>
+      </w:rPr>
+    </w:lvl>
+    <w:lvl xmlns:w="http://schemas.openxmlformats.org/wordprocessingml/2006/main" w:ilvl="5">
+      <w:start w:val="1"/>
+      <w:numFmt w:val="bullet"/>
+      <w:lvlText w:val=""/>
+      <w:lvlJc w:val="left"/>
+      <w:pPr>
+        <w:ind w:left="4320" w:hanging="360"/>
+      </w:pPr>
+      <w:rPr>
+        <w:rFonts w:hint="default" w:ascii="Wingdings" w:hAnsi="Wingdings"/>
+      </w:rPr>
+    </w:lvl>
+    <w:lvl xmlns:w="http://schemas.openxmlformats.org/wordprocessingml/2006/main" w:ilvl="6">
+      <w:start w:val="1"/>
+      <w:numFmt w:val="bullet"/>
+      <w:lvlText w:val=""/>
+      <w:lvlJc w:val="left"/>
+      <w:pPr>
+        <w:ind w:left="5040" w:hanging="360"/>
+      </w:pPr>
+      <w:rPr>
+        <w:rFonts w:hint="default" w:ascii="Symbol" w:hAnsi="Symbol"/>
+      </w:rPr>
+    </w:lvl>
+    <w:lvl xmlns:w="http://schemas.openxmlformats.org/wordprocessingml/2006/main" w:ilvl="7">
+      <w:start w:val="1"/>
+      <w:numFmt w:val="bullet"/>
+      <w:lvlText w:val="o"/>
+      <w:lvlJc w:val="left"/>
+      <w:pPr>
+        <w:ind w:left="5760" w:hanging="360"/>
+      </w:pPr>
+      <w:rPr>
+        <w:rFonts w:hint="default" w:ascii="Courier New" w:hAnsi="Courier New"/>
+      </w:rPr>
+    </w:lvl>
+    <w:lvl xmlns:w="http://schemas.openxmlformats.org/wordprocessingml/2006/main" w:ilvl="8">
+      <w:start w:val="1"/>
+      <w:numFmt w:val="bullet"/>
+      <w:lvlText w:val=""/>
+      <w:lvlJc w:val="left"/>
+      <w:pPr>
+        <w:ind w:left="6480" w:hanging="360"/>
+      </w:pPr>
+      <w:rPr>
+        <w:rFonts w:hint="default" w:ascii="Wingdings" w:hAnsi="Wingdings"/>
+      </w:rPr>
+    </w:lvl>
+  </w:abstractNum>
+  <w:abstractNum xmlns:w="http://schemas.openxmlformats.org/wordprocessingml/2006/main" w:abstractNumId="12">
+    <w:nsid w:val="3803a9ad"/>
+    <w:multiLevelType xmlns:w="http://schemas.openxmlformats.org/wordprocessingml/2006/main" w:val="hybridMultilevel"/>
+    <w:lvl xmlns:w="http://schemas.openxmlformats.org/wordprocessingml/2006/main" w:ilvl="0">
+      <w:start w:val="1"/>
+      <w:numFmt w:val="bullet"/>
+      <w:lvlText w:val=""/>
+      <w:lvlJc w:val="left"/>
+      <w:pPr>
+        <w:ind w:left="720" w:hanging="360"/>
+      </w:pPr>
+      <w:rPr>
+        <w:rFonts w:hint="default" w:ascii="Symbol" w:hAnsi="Symbol"/>
+      </w:rPr>
+    </w:lvl>
+    <w:lvl xmlns:w="http://schemas.openxmlformats.org/wordprocessingml/2006/main" w:ilvl="1">
+      <w:start w:val="1"/>
+      <w:numFmt w:val="bullet"/>
+      <w:lvlText w:val="o"/>
+      <w:lvlJc w:val="left"/>
+      <w:pPr>
+        <w:ind w:left="1440" w:hanging="360"/>
+      </w:pPr>
+      <w:rPr>
+        <w:rFonts w:hint="default" w:ascii="Courier New" w:hAnsi="Courier New"/>
+      </w:rPr>
+    </w:lvl>
+    <w:lvl xmlns:w="http://schemas.openxmlformats.org/wordprocessingml/2006/main" w:ilvl="2">
+      <w:start w:val="1"/>
+      <w:numFmt w:val="bullet"/>
+      <w:lvlText w:val=""/>
+      <w:lvlJc w:val="left"/>
+      <w:pPr>
+        <w:ind w:left="2160" w:hanging="360"/>
+      </w:pPr>
+      <w:rPr>
+        <w:rFonts w:hint="default" w:ascii="Wingdings" w:hAnsi="Wingdings"/>
+      </w:rPr>
+    </w:lvl>
+    <w:lvl xmlns:w="http://schemas.openxmlformats.org/wordprocessingml/2006/main" w:ilvl="3">
+      <w:start w:val="1"/>
+      <w:numFmt w:val="bullet"/>
+      <w:lvlText w:val=""/>
+      <w:lvlJc w:val="left"/>
+      <w:pPr>
+        <w:ind w:left="2880" w:hanging="360"/>
+      </w:pPr>
+      <w:rPr>
+        <w:rFonts w:hint="default" w:ascii="Symbol" w:hAnsi="Symbol"/>
+      </w:rPr>
+    </w:lvl>
+    <w:lvl xmlns:w="http://schemas.openxmlformats.org/wordprocessingml/2006/main" w:ilvl="4">
+      <w:start w:val="1"/>
+      <w:numFmt w:val="bullet"/>
+      <w:lvlText w:val="o"/>
+      <w:lvlJc w:val="left"/>
+      <w:pPr>
+        <w:ind w:left="3600" w:hanging="360"/>
+      </w:pPr>
+      <w:rPr>
+        <w:rFonts w:hint="default" w:ascii="Courier New" w:hAnsi="Courier New"/>
+      </w:rPr>
+    </w:lvl>
+    <w:lvl xmlns:w="http://schemas.openxmlformats.org/wordprocessingml/2006/main" w:ilvl="5">
+      <w:start w:val="1"/>
+      <w:numFmt w:val="bullet"/>
+      <w:lvlText w:val=""/>
+      <w:lvlJc w:val="left"/>
+      <w:pPr>
+        <w:ind w:left="4320" w:hanging="360"/>
+      </w:pPr>
+      <w:rPr>
+        <w:rFonts w:hint="default" w:ascii="Wingdings" w:hAnsi="Wingdings"/>
+      </w:rPr>
+    </w:lvl>
+    <w:lvl xmlns:w="http://schemas.openxmlformats.org/wordprocessingml/2006/main" w:ilvl="6">
+      <w:start w:val="1"/>
+      <w:numFmt w:val="bullet"/>
+      <w:lvlText w:val=""/>
+      <w:lvlJc w:val="left"/>
+      <w:pPr>
+        <w:ind w:left="5040" w:hanging="360"/>
+      </w:pPr>
+      <w:rPr>
+        <w:rFonts w:hint="default" w:ascii="Symbol" w:hAnsi="Symbol"/>
+      </w:rPr>
+    </w:lvl>
+    <w:lvl xmlns:w="http://schemas.openxmlformats.org/wordprocessingml/2006/main" w:ilvl="7">
+      <w:start w:val="1"/>
+      <w:numFmt w:val="bullet"/>
+      <w:lvlText w:val="o"/>
+      <w:lvlJc w:val="left"/>
+      <w:pPr>
+        <w:ind w:left="5760" w:hanging="360"/>
+      </w:pPr>
+      <w:rPr>
+        <w:rFonts w:hint="default" w:ascii="Courier New" w:hAnsi="Courier New"/>
+      </w:rPr>
+    </w:lvl>
+    <w:lvl xmlns:w="http://schemas.openxmlformats.org/wordprocessingml/2006/main" w:ilvl="8">
+      <w:start w:val="1"/>
+      <w:numFmt w:val="bullet"/>
+      <w:lvlText w:val=""/>
+      <w:lvlJc w:val="left"/>
+      <w:pPr>
+        <w:ind w:left="6480" w:hanging="360"/>
+      </w:pPr>
+      <w:rPr>
+        <w:rFonts w:hint="default" w:ascii="Wingdings" w:hAnsi="Wingdings"/>
+      </w:rPr>
+    </w:lvl>
+  </w:abstractNum>
   <w:abstractNum xmlns:w="http://schemas.openxmlformats.org/wordprocessingml/2006/main" w:abstractNumId="11">
     <w:nsid w:val="2cb4f45f"/>
     <w:multiLevelType xmlns:w="http://schemas.openxmlformats.org/wordprocessingml/2006/main" w:val="hybridMultilevel"/>
@@ -5583,6 +9348,33 @@
       </w:rPr>
     </w:lvl>
   </w:abstractNum>
+  <w:num w:numId="20">
+    <w:abstractNumId w:val="20"/>
+  </w:num>
+  <w:num w:numId="19">
+    <w:abstractNumId w:val="19"/>
+  </w:num>
+  <w:num w:numId="18">
+    <w:abstractNumId w:val="18"/>
+  </w:num>
+  <w:num w:numId="17">
+    <w:abstractNumId w:val="17"/>
+  </w:num>
+  <w:num w:numId="16">
+    <w:abstractNumId w:val="16"/>
+  </w:num>
+  <w:num w:numId="15">
+    <w:abstractNumId w:val="15"/>
+  </w:num>
+  <w:num w:numId="14">
+    <w:abstractNumId w:val="14"/>
+  </w:num>
+  <w:num w:numId="13">
+    <w:abstractNumId w:val="13"/>
+  </w:num>
+  <w:num w:numId="12">
+    <w:abstractNumId w:val="12"/>
+  </w:num>
   <w:num w:numId="11">
     <w:abstractNumId w:val="11"/>
   </w:num>
@@ -6132,9 +9924,51 @@
     <w:basedOn w:val="Normal"/>
     <w:next w:val="Normal"/>
     <w:unhideWhenUsed/>
-    <w:rsid w:val="12C0AD4E"/>
+    <w:rsid w:val="1B91FAF1"/>
     <w:pPr>
       <w:spacing w:after="100"/>
+    </w:pPr>
+  </w:style>
+  <w:style w:type="paragraph" w:styleId="Heading2">
+    <w:uiPriority w:val="9"/>
+    <w:name w:val="heading 2"/>
+    <w:basedOn w:val="Normal"/>
+    <w:next w:val="Normal"/>
+    <w:unhideWhenUsed/>
+    <w:qFormat/>
+    <w:rsid w:val="1B91FAF1"/>
+    <w:rPr>
+      <w:rFonts w:ascii="Aptos Display" w:hAnsi="Aptos Display" w:eastAsia="" w:cs="" w:asciiTheme="majorAscii" w:hAnsiTheme="majorAscii" w:eastAsiaTheme="majorEastAsia" w:cstheme="majorBidi"/>
+      <w:color w:val="0F4761" w:themeColor="accent1" w:themeTint="FF" w:themeShade="BF"/>
+      <w:sz w:val="32"/>
+      <w:szCs w:val="32"/>
+    </w:rPr>
+    <w:pPr>
+      <w:keepNext w:val="1"/>
+      <w:keepLines w:val="1"/>
+      <w:spacing w:before="160" w:after="80"/>
+      <w:outlineLvl w:val="1"/>
+    </w:pPr>
+  </w:style>
+  <w:style w:type="paragraph" w:styleId="Heading3">
+    <w:uiPriority w:val="9"/>
+    <w:name w:val="heading 3"/>
+    <w:basedOn w:val="Normal"/>
+    <w:next w:val="Normal"/>
+    <w:unhideWhenUsed/>
+    <w:qFormat/>
+    <w:rsid w:val="1B91FAF1"/>
+    <w:rPr>
+      <w:rFonts w:eastAsia="" w:cs="" w:eastAsiaTheme="majorEastAsia" w:cstheme="majorBidi"/>
+      <w:color w:val="0F4761" w:themeColor="accent1" w:themeTint="FF" w:themeShade="BF"/>
+      <w:sz w:val="28"/>
+      <w:szCs w:val="28"/>
+    </w:rPr>
+    <w:pPr>
+      <w:keepNext w:val="1"/>
+      <w:keepLines w:val="1"/>
+      <w:spacing w:before="160" w:after="80"/>
+      <w:outlineLvl w:val="2"/>
     </w:pPr>
   </w:style>
 </w:styles>
